--- a/airp/lab3/report/Отчет_ЛР3.docx
+++ b/airp/lab3/report/Отчет_ЛР3.docx
@@ -142,6 +142,15 @@
     <w:p>
       <w:pPr>
         <w:keepLines/>
+        <w:jc w:val="center"/>
+      </w:pPr>
+      <w:r>
+        <w:t>Вариант 2</w:t>
+      </w:r>
+    </w:p>
+    <w:p>
+      <w:pPr>
+        <w:keepLines/>
       </w:pPr>
     </w:p>
     <w:p>
@@ -188,7 +197,7 @@
       </w:pPr>
       <w:r>
         <w:tab/>
-        <w:t>К. А. Хаджинова</w:t>
+        <w:t>К.А. Хаджинова</w:t>
       </w:r>
     </w:p>
     <w:p>
@@ -213,7 +222,7 @@
       </w:r>
       <w:r>
         <w:tab/>
-        <w:t>Ю. О. Герман</w:t>
+        <w:t>Ю.О. Герман</w:t>
       </w:r>
     </w:p>
     <w:p>
@@ -297,13 +306,13 @@
       <w:r>
         <w:fldChar w:fldCharType="separate"/>
       </w:r>
-      <w:hyperlink w:anchor="_Toc242385931" w:history="1">
+      <w:hyperlink w:anchor="_Toc242612923" w:history="1">
         <w:r>
           <w:rPr>
             <w:rStyle w:val="aff8"/>
             <w:noProof/>
           </w:rPr>
-          <w:t>1 ЦЕЛЬ РАБОТЫ</w:t>
+          <w:t>1 Цель работы</w:t>
         </w:r>
         <w:r>
           <w:rPr>
@@ -324,7 +333,7 @@
             <w:noProof/>
             <w:webHidden/>
           </w:rPr>
-          <w:instrText xml:space="preserve"> PAGEREF _Toc242385931 \h </w:instrText>
+          <w:instrText xml:space="preserve"> PAGEREF _Toc242612923 \h </w:instrText>
         </w:r>
         <w:r>
           <w:rPr>
@@ -370,13 +379,13 @@
           <w14:ligatures w14:val="standardContextual"/>
         </w:rPr>
       </w:pPr>
-      <w:hyperlink w:anchor="_Toc242385932" w:history="1">
+      <w:hyperlink w:anchor="_Toc242612924" w:history="1">
         <w:r>
           <w:rPr>
             <w:rStyle w:val="aff8"/>
             <w:noProof/>
           </w:rPr>
-          <w:t>2 ТЕОРЕТИЧЕСКИЕ СВЕДЕНИЯ</w:t>
+          <w:t>2 Ход работы</w:t>
         </w:r>
         <w:r>
           <w:rPr>
@@ -397,7 +406,7 @@
             <w:noProof/>
             <w:webHidden/>
           </w:rPr>
-          <w:instrText xml:space="preserve"> PAGEREF _Toc242385932 \h </w:instrText>
+          <w:instrText xml:space="preserve"> PAGEREF _Toc242612924 \h </w:instrText>
         </w:r>
         <w:r>
           <w:rPr>
@@ -430,7 +439,7 @@
     </w:p>
     <w:p>
       <w:pPr>
-        <w:pStyle w:val="14"/>
+        <w:pStyle w:val="2c"/>
         <w:tabs>
           <w:tab w:val="right" w:leader="dot" w:pos="9345"/>
         </w:tabs>
@@ -443,13 +452,13 @@
           <w14:ligatures w14:val="standardContextual"/>
         </w:rPr>
       </w:pPr>
-      <w:hyperlink w:anchor="_Toc242385933" w:history="1">
+      <w:hyperlink w:anchor="_Toc242612925" w:history="1">
         <w:r>
           <w:rPr>
             <w:rStyle w:val="aff8"/>
             <w:noProof/>
           </w:rPr>
-          <w:t>3 ВЫПОЛНЕНИЕ РАБОТЫ</w:t>
+          <w:t>2.1 Постановка задачи</w:t>
         </w:r>
         <w:r>
           <w:rPr>
@@ -470,7 +479,153 @@
             <w:noProof/>
             <w:webHidden/>
           </w:rPr>
-          <w:instrText xml:space="preserve"> PAGEREF _Toc242385933 \h </w:instrText>
+          <w:instrText xml:space="preserve"> PAGEREF _Toc242612925 \h </w:instrText>
+        </w:r>
+        <w:r>
+          <w:rPr>
+            <w:noProof/>
+            <w:webHidden/>
+          </w:rPr>
+        </w:r>
+        <w:r>
+          <w:rPr>
+            <w:noProof/>
+            <w:webHidden/>
+          </w:rPr>
+          <w:fldChar w:fldCharType="separate"/>
+        </w:r>
+        <w:r>
+          <w:rPr>
+            <w:noProof/>
+            <w:webHidden/>
+          </w:rPr>
+          <w:t>4</w:t>
+        </w:r>
+        <w:r>
+          <w:rPr>
+            <w:noProof/>
+            <w:webHidden/>
+          </w:rPr>
+          <w:fldChar w:fldCharType="end"/>
+        </w:r>
+      </w:hyperlink>
+    </w:p>
+    <w:p>
+      <w:pPr>
+        <w:pStyle w:val="2c"/>
+        <w:tabs>
+          <w:tab w:val="right" w:leader="dot" w:pos="9345"/>
+        </w:tabs>
+        <w:rPr>
+          <w:rFonts w:asciiTheme="minorHAnsi" w:eastAsiaTheme="minorEastAsia" w:hAnsiTheme="minorHAnsi"/>
+          <w:noProof/>
+          <w:kern w:val="2"/>
+          <w:sz w:val="24"/>
+          <w:szCs w:val="24"/>
+          <w14:ligatures w14:val="standardContextual"/>
+        </w:rPr>
+      </w:pPr>
+      <w:hyperlink w:anchor="_Toc242612926" w:history="1">
+        <w:r>
+          <w:rPr>
+            <w:rStyle w:val="aff8"/>
+            <w:noProof/>
+          </w:rPr>
+          <w:t>2.2 Теоретические сведения</w:t>
+        </w:r>
+        <w:r>
+          <w:rPr>
+            <w:noProof/>
+            <w:webHidden/>
+          </w:rPr>
+          <w:tab/>
+        </w:r>
+        <w:r>
+          <w:rPr>
+            <w:noProof/>
+            <w:webHidden/>
+          </w:rPr>
+          <w:fldChar w:fldCharType="begin"/>
+        </w:r>
+        <w:r>
+          <w:rPr>
+            <w:noProof/>
+            <w:webHidden/>
+          </w:rPr>
+          <w:instrText xml:space="preserve"> PAGEREF _Toc242612926 \h </w:instrText>
+        </w:r>
+        <w:r>
+          <w:rPr>
+            <w:noProof/>
+            <w:webHidden/>
+          </w:rPr>
+        </w:r>
+        <w:r>
+          <w:rPr>
+            <w:noProof/>
+            <w:webHidden/>
+          </w:rPr>
+          <w:fldChar w:fldCharType="separate"/>
+        </w:r>
+        <w:r>
+          <w:rPr>
+            <w:noProof/>
+            <w:webHidden/>
+          </w:rPr>
+          <w:t>4</w:t>
+        </w:r>
+        <w:r>
+          <w:rPr>
+            <w:noProof/>
+            <w:webHidden/>
+          </w:rPr>
+          <w:fldChar w:fldCharType="end"/>
+        </w:r>
+      </w:hyperlink>
+    </w:p>
+    <w:p>
+      <w:pPr>
+        <w:pStyle w:val="2c"/>
+        <w:tabs>
+          <w:tab w:val="right" w:leader="dot" w:pos="9345"/>
+        </w:tabs>
+        <w:rPr>
+          <w:rFonts w:asciiTheme="minorHAnsi" w:eastAsiaTheme="minorEastAsia" w:hAnsiTheme="minorHAnsi"/>
+          <w:noProof/>
+          <w:kern w:val="2"/>
+          <w:sz w:val="24"/>
+          <w:szCs w:val="24"/>
+          <w14:ligatures w14:val="standardContextual"/>
+        </w:rPr>
+      </w:pPr>
+      <w:hyperlink w:anchor="_Toc242612927" w:history="1">
+        <w:r>
+          <w:rPr>
+            <w:rStyle w:val="aff8"/>
+            <w:noProof/>
+          </w:rPr>
+          <w:t>2.3 Подготовка среды и структура проекта</w:t>
+        </w:r>
+        <w:r>
+          <w:rPr>
+            <w:noProof/>
+            <w:webHidden/>
+          </w:rPr>
+          <w:tab/>
+        </w:r>
+        <w:r>
+          <w:rPr>
+            <w:noProof/>
+            <w:webHidden/>
+          </w:rPr>
+          <w:fldChar w:fldCharType="begin"/>
+        </w:r>
+        <w:r>
+          <w:rPr>
+            <w:noProof/>
+            <w:webHidden/>
+          </w:rPr>
+          <w:instrText xml:space="preserve"> PAGEREF _Toc242612927 \h </w:instrText>
         </w:r>
         <w:r>
           <w:rPr>
@@ -516,13 +671,21 @@
           <w14:ligatures w14:val="standardContextual"/>
         </w:rPr>
       </w:pPr>
-      <w:hyperlink w:anchor="_Toc242385934" w:history="1">
+      <w:hyperlink w:anchor="_Toc242612928" w:history="1">
         <w:r>
           <w:rPr>
             <w:rStyle w:val="aff8"/>
             <w:noProof/>
           </w:rPr>
-          <w:t>3.1 Подготовка среды и структура проекта</w:t>
+          <w:t xml:space="preserve">2.4 Страница </w:t>
+        </w:r>
+        <w:r>
+          <w:rPr>
+            <w:rStyle w:val="aff8"/>
+            <w:i/>
+            <w:noProof/>
+          </w:rPr>
+          <w:t>dictionary.html</w:t>
         </w:r>
         <w:r>
           <w:rPr>
@@ -543,7 +706,7 @@
             <w:noProof/>
             <w:webHidden/>
           </w:rPr>
-          <w:instrText xml:space="preserve"> PAGEREF _Toc242385934 \h </w:instrText>
+          <w:instrText xml:space="preserve"> PAGEREF _Toc242612928 \h </w:instrText>
         </w:r>
         <w:r>
           <w:rPr>
@@ -589,94 +752,13 @@
           <w14:ligatures w14:val="standardContextual"/>
         </w:rPr>
       </w:pPr>
-      <w:hyperlink w:anchor="_Toc242385935" w:history="1">
+      <w:hyperlink w:anchor="_Toc242612929" w:history="1">
         <w:r>
           <w:rPr>
             <w:rStyle w:val="aff8"/>
             <w:noProof/>
           </w:rPr>
-          <w:t xml:space="preserve">3.2 Страница </w:t>
-        </w:r>
-        <w:r>
-          <w:rPr>
-            <w:rStyle w:val="aff8"/>
-            <w:i/>
-            <w:noProof/>
-          </w:rPr>
-          <w:t>dictionary.html</w:t>
-        </w:r>
-        <w:r>
-          <w:rPr>
-            <w:noProof/>
-            <w:webHidden/>
-          </w:rPr>
-          <w:tab/>
-        </w:r>
-        <w:r>
-          <w:rPr>
-            <w:noProof/>
-            <w:webHidden/>
-          </w:rPr>
-          <w:fldChar w:fldCharType="begin"/>
-        </w:r>
-        <w:r>
-          <w:rPr>
-            <w:noProof/>
-            <w:webHidden/>
-          </w:rPr>
-          <w:instrText xml:space="preserve"> PAGEREF _Toc242385935 \h </w:instrText>
-        </w:r>
-        <w:r>
-          <w:rPr>
-            <w:noProof/>
-            <w:webHidden/>
-          </w:rPr>
-        </w:r>
-        <w:r>
-          <w:rPr>
-            <w:noProof/>
-            <w:webHidden/>
-          </w:rPr>
-          <w:fldChar w:fldCharType="separate"/>
-        </w:r>
-        <w:r>
-          <w:rPr>
-            <w:noProof/>
-            <w:webHidden/>
-          </w:rPr>
-          <w:t>5</w:t>
-        </w:r>
-        <w:r>
-          <w:rPr>
-            <w:noProof/>
-            <w:webHidden/>
-          </w:rPr>
-          <w:fldChar w:fldCharType="end"/>
-        </w:r>
-      </w:hyperlink>
-    </w:p>
-    <w:p>
-      <w:pPr>
-        <w:pStyle w:val="2c"/>
-        <w:tabs>
-          <w:tab w:val="right" w:leader="dot" w:pos="9345"/>
-        </w:tabs>
-        <w:rPr>
-          <w:rFonts w:asciiTheme="minorHAnsi" w:eastAsiaTheme="minorEastAsia" w:hAnsiTheme="minorHAnsi"/>
-          <w:noProof/>
-          <w:kern w:val="2"/>
-          <w:sz w:val="24"/>
-          <w:szCs w:val="24"/>
-          <w14:ligatures w14:val="standardContextual"/>
-        </w:rPr>
-      </w:pPr>
-      <w:hyperlink w:anchor="_Toc242385936" w:history="1">
-        <w:r>
-          <w:rPr>
-            <w:rStyle w:val="aff8"/>
-            <w:noProof/>
-          </w:rPr>
-          <w:t xml:space="preserve">3.3 Сервлет </w:t>
+          <w:t xml:space="preserve">2.5 Сервлет </w:t>
         </w:r>
         <w:r>
           <w:rPr>
@@ -712,7 +794,153 @@
             <w:noProof/>
             <w:webHidden/>
           </w:rPr>
-          <w:instrText xml:space="preserve"> PAGEREF _Toc242385936 \h </w:instrText>
+          <w:instrText xml:space="preserve"> PAGEREF _Toc242612929 \h </w:instrText>
+        </w:r>
+        <w:r>
+          <w:rPr>
+            <w:noProof/>
+            <w:webHidden/>
+          </w:rPr>
+        </w:r>
+        <w:r>
+          <w:rPr>
+            <w:noProof/>
+            <w:webHidden/>
+          </w:rPr>
+          <w:fldChar w:fldCharType="separate"/>
+        </w:r>
+        <w:r>
+          <w:rPr>
+            <w:noProof/>
+            <w:webHidden/>
+          </w:rPr>
+          <w:t>6</w:t>
+        </w:r>
+        <w:r>
+          <w:rPr>
+            <w:noProof/>
+            <w:webHidden/>
+          </w:rPr>
+          <w:fldChar w:fldCharType="end"/>
+        </w:r>
+      </w:hyperlink>
+    </w:p>
+    <w:p>
+      <w:pPr>
+        <w:pStyle w:val="2c"/>
+        <w:tabs>
+          <w:tab w:val="right" w:leader="dot" w:pos="9345"/>
+        </w:tabs>
+        <w:rPr>
+          <w:rFonts w:asciiTheme="minorHAnsi" w:eastAsiaTheme="minorEastAsia" w:hAnsiTheme="minorHAnsi"/>
+          <w:noProof/>
+          <w:kern w:val="2"/>
+          <w:sz w:val="24"/>
+          <w:szCs w:val="24"/>
+          <w14:ligatures w14:val="standardContextual"/>
+        </w:rPr>
+      </w:pPr>
+      <w:hyperlink w:anchor="_Toc242612930" w:history="1">
+        <w:r>
+          <w:rPr>
+            <w:rStyle w:val="aff8"/>
+            <w:noProof/>
+          </w:rPr>
+          <w:t>2.6 Работа словаря</w:t>
+        </w:r>
+        <w:r>
+          <w:rPr>
+            <w:noProof/>
+            <w:webHidden/>
+          </w:rPr>
+          <w:tab/>
+        </w:r>
+        <w:r>
+          <w:rPr>
+            <w:noProof/>
+            <w:webHidden/>
+          </w:rPr>
+          <w:fldChar w:fldCharType="begin"/>
+        </w:r>
+        <w:r>
+          <w:rPr>
+            <w:noProof/>
+            <w:webHidden/>
+          </w:rPr>
+          <w:instrText xml:space="preserve"> PAGEREF _Toc242612930 \h </w:instrText>
+        </w:r>
+        <w:r>
+          <w:rPr>
+            <w:noProof/>
+            <w:webHidden/>
+          </w:rPr>
+        </w:r>
+        <w:r>
+          <w:rPr>
+            <w:noProof/>
+            <w:webHidden/>
+          </w:rPr>
+          <w:fldChar w:fldCharType="separate"/>
+        </w:r>
+        <w:r>
+          <w:rPr>
+            <w:noProof/>
+            <w:webHidden/>
+          </w:rPr>
+          <w:t>6</w:t>
+        </w:r>
+        <w:r>
+          <w:rPr>
+            <w:noProof/>
+            <w:webHidden/>
+          </w:rPr>
+          <w:fldChar w:fldCharType="end"/>
+        </w:r>
+      </w:hyperlink>
+    </w:p>
+    <w:p>
+      <w:pPr>
+        <w:pStyle w:val="2c"/>
+        <w:tabs>
+          <w:tab w:val="right" w:leader="dot" w:pos="9345"/>
+        </w:tabs>
+        <w:rPr>
+          <w:rFonts w:asciiTheme="minorHAnsi" w:eastAsiaTheme="minorEastAsia" w:hAnsiTheme="minorHAnsi"/>
+          <w:noProof/>
+          <w:kern w:val="2"/>
+          <w:sz w:val="24"/>
+          <w:szCs w:val="24"/>
+          <w14:ligatures w14:val="standardContextual"/>
+        </w:rPr>
+      </w:pPr>
+      <w:hyperlink w:anchor="_Toc242612931" w:history="1">
+        <w:r>
+          <w:rPr>
+            <w:rStyle w:val="aff8"/>
+            <w:noProof/>
+          </w:rPr>
+          <w:t>2.7 Клиент в отдельном проекте</w:t>
+        </w:r>
+        <w:r>
+          <w:rPr>
+            <w:noProof/>
+            <w:webHidden/>
+          </w:rPr>
+          <w:tab/>
+        </w:r>
+        <w:r>
+          <w:rPr>
+            <w:noProof/>
+            <w:webHidden/>
+          </w:rPr>
+          <w:fldChar w:fldCharType="begin"/>
+        </w:r>
+        <w:r>
+          <w:rPr>
+            <w:noProof/>
+            <w:webHidden/>
+          </w:rPr>
+          <w:instrText xml:space="preserve"> PAGEREF _Toc242612931 \h </w:instrText>
         </w:r>
         <w:r>
           <w:rPr>
@@ -758,13 +986,13 @@
           <w14:ligatures w14:val="standardContextual"/>
         </w:rPr>
       </w:pPr>
-      <w:hyperlink w:anchor="_Toc242385937" w:history="1">
+      <w:hyperlink w:anchor="_Toc242612932" w:history="1">
         <w:r>
           <w:rPr>
             <w:rStyle w:val="aff8"/>
             <w:noProof/>
           </w:rPr>
-          <w:t>3.4 Работа словаря</w:t>
+          <w:t>2.8 Индивидуальное задание, вариант 2</w:t>
         </w:r>
         <w:r>
           <w:rPr>
@@ -785,7 +1013,7 @@
             <w:noProof/>
             <w:webHidden/>
           </w:rPr>
-          <w:instrText xml:space="preserve"> PAGEREF _Toc242385937 \h </w:instrText>
+          <w:instrText xml:space="preserve"> PAGEREF _Toc242612932 \h </w:instrText>
         </w:r>
         <w:r>
           <w:rPr>
@@ -818,7 +1046,7 @@
     </w:p>
     <w:p>
       <w:pPr>
-        <w:pStyle w:val="2c"/>
+        <w:pStyle w:val="14"/>
         <w:tabs>
           <w:tab w:val="right" w:leader="dot" w:pos="9345"/>
         </w:tabs>
@@ -831,13 +1059,13 @@
           <w14:ligatures w14:val="standardContextual"/>
         </w:rPr>
       </w:pPr>
-      <w:hyperlink w:anchor="_Toc242385938" w:history="1">
+      <w:hyperlink w:anchor="_Toc242612933" w:history="1">
         <w:r>
           <w:rPr>
             <w:rStyle w:val="aff8"/>
             <w:noProof/>
           </w:rPr>
-          <w:t>3.5 Клиент в отдельном проекте</w:t>
+          <w:t>3 Ответы на контрольные вопросы</w:t>
         </w:r>
         <w:r>
           <w:rPr>
@@ -858,7 +1086,7 @@
             <w:noProof/>
             <w:webHidden/>
           </w:rPr>
-          <w:instrText xml:space="preserve"> PAGEREF _Toc242385938 \h </w:instrText>
+          <w:instrText xml:space="preserve"> PAGEREF _Toc242612933 \h </w:instrText>
         </w:r>
         <w:r>
           <w:rPr>
@@ -891,7 +1119,7 @@
     </w:p>
     <w:p>
       <w:pPr>
-        <w:pStyle w:val="2c"/>
+        <w:pStyle w:val="14"/>
         <w:tabs>
           <w:tab w:val="right" w:leader="dot" w:pos="9345"/>
         </w:tabs>
@@ -904,13 +1132,13 @@
           <w14:ligatures w14:val="standardContextual"/>
         </w:rPr>
       </w:pPr>
-      <w:hyperlink w:anchor="_Toc242385939" w:history="1">
+      <w:hyperlink w:anchor="_Toc242612934" w:history="1">
         <w:r>
           <w:rPr>
             <w:rStyle w:val="aff8"/>
             <w:noProof/>
           </w:rPr>
-          <w:t>3.6 Индивидуальное задание, вариант 2</w:t>
+          <w:t>Выводы</w:t>
         </w:r>
         <w:r>
           <w:rPr>
@@ -931,7 +1159,80 @@
             <w:noProof/>
             <w:webHidden/>
           </w:rPr>
-          <w:instrText xml:space="preserve"> PAGEREF _Toc242385939 \h </w:instrText>
+          <w:instrText xml:space="preserve"> PAGEREF _Toc242612934 \h </w:instrText>
+        </w:r>
+        <w:r>
+          <w:rPr>
+            <w:noProof/>
+            <w:webHidden/>
+          </w:rPr>
+        </w:r>
+        <w:r>
+          <w:rPr>
+            <w:noProof/>
+            <w:webHidden/>
+          </w:rPr>
+          <w:fldChar w:fldCharType="separate"/>
+        </w:r>
+        <w:r>
+          <w:rPr>
+            <w:noProof/>
+            <w:webHidden/>
+          </w:rPr>
+          <w:t>11</w:t>
+        </w:r>
+        <w:r>
+          <w:rPr>
+            <w:noProof/>
+            <w:webHidden/>
+          </w:rPr>
+          <w:fldChar w:fldCharType="end"/>
+        </w:r>
+      </w:hyperlink>
+    </w:p>
+    <w:p>
+      <w:pPr>
+        <w:pStyle w:val="14"/>
+        <w:tabs>
+          <w:tab w:val="right" w:leader="dot" w:pos="9345"/>
+        </w:tabs>
+        <w:rPr>
+          <w:rFonts w:asciiTheme="minorHAnsi" w:eastAsiaTheme="minorEastAsia" w:hAnsiTheme="minorHAnsi"/>
+          <w:noProof/>
+          <w:kern w:val="2"/>
+          <w:sz w:val="24"/>
+          <w:szCs w:val="24"/>
+          <w14:ligatures w14:val="standardContextual"/>
+        </w:rPr>
+      </w:pPr>
+      <w:hyperlink w:anchor="_Toc242612935" w:history="1">
+        <w:r>
+          <w:rPr>
+            <w:rStyle w:val="aff8"/>
+            <w:noProof/>
+          </w:rPr>
+          <w:t>Приложение А (обязательное) Листинги программного кода</w:t>
+        </w:r>
+        <w:r>
+          <w:rPr>
+            <w:noProof/>
+            <w:webHidden/>
+          </w:rPr>
+          <w:tab/>
+        </w:r>
+        <w:r>
+          <w:rPr>
+            <w:noProof/>
+            <w:webHidden/>
+          </w:rPr>
+          <w:fldChar w:fldCharType="begin"/>
+        </w:r>
+        <w:r>
+          <w:rPr>
+            <w:noProof/>
+            <w:webHidden/>
+          </w:rPr>
+          <w:instrText xml:space="preserve"> PAGEREF _Toc242612935 \h </w:instrText>
         </w:r>
         <w:r>
           <w:rPr>
@@ -963,452 +1264,6 @@
       </w:hyperlink>
     </w:p>
     <w:p>
-      <w:pPr>
-        <w:pStyle w:val="14"/>
-        <w:tabs>
-          <w:tab w:val="right" w:leader="dot" w:pos="9345"/>
-        </w:tabs>
-        <w:rPr>
-          <w:rFonts w:asciiTheme="minorHAnsi" w:eastAsiaTheme="minorEastAsia" w:hAnsiTheme="minorHAnsi"/>
-          <w:noProof/>
-          <w:kern w:val="2"/>
-          <w:sz w:val="24"/>
-          <w:szCs w:val="24"/>
-          <w14:ligatures w14:val="standardContextual"/>
-        </w:rPr>
-      </w:pPr>
-      <w:hyperlink w:anchor="_Toc242385940" w:history="1">
-        <w:r>
-          <w:rPr>
-            <w:rStyle w:val="aff8"/>
-            <w:noProof/>
-          </w:rPr>
-          <w:t>4 КОНТРОЛЬНЫЕ ВОПРОСЫ</w:t>
-        </w:r>
-        <w:r>
-          <w:rPr>
-            <w:noProof/>
-            <w:webHidden/>
-          </w:rPr>
-          <w:tab/>
-        </w:r>
-        <w:r>
-          <w:rPr>
-            <w:noProof/>
-            <w:webHidden/>
-          </w:rPr>
-          <w:fldChar w:fldCharType="begin"/>
-        </w:r>
-        <w:r>
-          <w:rPr>
-            <w:noProof/>
-            <w:webHidden/>
-          </w:rPr>
-          <w:instrText xml:space="preserve"> PAGEREF _Toc242385940 \h </w:instrText>
-        </w:r>
-        <w:r>
-          <w:rPr>
-            <w:noProof/>
-            <w:webHidden/>
-          </w:rPr>
-        </w:r>
-        <w:r>
-          <w:rPr>
-            <w:noProof/>
-            <w:webHidden/>
-          </w:rPr>
-          <w:fldChar w:fldCharType="separate"/>
-        </w:r>
-        <w:r>
-          <w:rPr>
-            <w:noProof/>
-            <w:webHidden/>
-          </w:rPr>
-          <w:t>14</w:t>
-        </w:r>
-        <w:r>
-          <w:rPr>
-            <w:noProof/>
-            <w:webHidden/>
-          </w:rPr>
-          <w:fldChar w:fldCharType="end"/>
-        </w:r>
-      </w:hyperlink>
-    </w:p>
-    <w:p>
-      <w:pPr>
-        <w:pStyle w:val="2c"/>
-        <w:tabs>
-          <w:tab w:val="right" w:leader="dot" w:pos="9345"/>
-        </w:tabs>
-        <w:rPr>
-          <w:rFonts w:asciiTheme="minorHAnsi" w:eastAsiaTheme="minorEastAsia" w:hAnsiTheme="minorHAnsi"/>
-          <w:noProof/>
-          <w:kern w:val="2"/>
-          <w:sz w:val="24"/>
-          <w:szCs w:val="24"/>
-          <w14:ligatures w14:val="standardContextual"/>
-        </w:rPr>
-      </w:pPr>
-      <w:hyperlink w:anchor="_Toc242385941" w:history="1">
-        <w:r>
-          <w:rPr>
-            <w:rStyle w:val="aff8"/>
-            <w:noProof/>
-          </w:rPr>
-          <w:t>4.1 Что такое сервлет, какие основные объекты и методы он предоставляет</w:t>
-        </w:r>
-        <w:r>
-          <w:rPr>
-            <w:noProof/>
-            <w:webHidden/>
-          </w:rPr>
-          <w:tab/>
-        </w:r>
-        <w:r>
-          <w:rPr>
-            <w:noProof/>
-            <w:webHidden/>
-          </w:rPr>
-          <w:fldChar w:fldCharType="begin"/>
-        </w:r>
-        <w:r>
-          <w:rPr>
-            <w:noProof/>
-            <w:webHidden/>
-          </w:rPr>
-          <w:instrText xml:space="preserve"> PAGEREF _Toc242385941 \h </w:instrText>
-        </w:r>
-        <w:r>
-          <w:rPr>
-            <w:noProof/>
-            <w:webHidden/>
-          </w:rPr>
-        </w:r>
-        <w:r>
-          <w:rPr>
-            <w:noProof/>
-            <w:webHidden/>
-          </w:rPr>
-          <w:fldChar w:fldCharType="separate"/>
-        </w:r>
-        <w:r>
-          <w:rPr>
-            <w:noProof/>
-            <w:webHidden/>
-          </w:rPr>
-          <w:t>14</w:t>
-        </w:r>
-        <w:r>
-          <w:rPr>
-            <w:noProof/>
-            <w:webHidden/>
-          </w:rPr>
-          <w:fldChar w:fldCharType="end"/>
-        </w:r>
-      </w:hyperlink>
-    </w:p>
-    <w:p>
-      <w:pPr>
-        <w:pStyle w:val="2c"/>
-        <w:tabs>
-          <w:tab w:val="right" w:leader="dot" w:pos="9345"/>
-        </w:tabs>
-        <w:rPr>
-          <w:rFonts w:asciiTheme="minorHAnsi" w:eastAsiaTheme="minorEastAsia" w:hAnsiTheme="minorHAnsi"/>
-          <w:noProof/>
-          <w:kern w:val="2"/>
-          <w:sz w:val="24"/>
-          <w:szCs w:val="24"/>
-          <w14:ligatures w14:val="standardContextual"/>
-        </w:rPr>
-      </w:pPr>
-      <w:hyperlink w:anchor="_Toc242385942" w:history="1">
-        <w:r>
-          <w:rPr>
-            <w:rStyle w:val="aff8"/>
-            <w:noProof/>
-          </w:rPr>
-          <w:t>4.2 Как сервлет определяется в клиентском сайте</w:t>
-        </w:r>
-        <w:r>
-          <w:rPr>
-            <w:noProof/>
-            <w:webHidden/>
-          </w:rPr>
-          <w:tab/>
-        </w:r>
-        <w:r>
-          <w:rPr>
-            <w:noProof/>
-            <w:webHidden/>
-          </w:rPr>
-          <w:fldChar w:fldCharType="begin"/>
-        </w:r>
-        <w:r>
-          <w:rPr>
-            <w:noProof/>
-            <w:webHidden/>
-          </w:rPr>
-          <w:instrText xml:space="preserve"> PAGEREF _Toc242385942 \h </w:instrText>
-        </w:r>
-        <w:r>
-          <w:rPr>
-            <w:noProof/>
-            <w:webHidden/>
-          </w:rPr>
-        </w:r>
-        <w:r>
-          <w:rPr>
-            <w:noProof/>
-            <w:webHidden/>
-          </w:rPr>
-          <w:fldChar w:fldCharType="separate"/>
-        </w:r>
-        <w:r>
-          <w:rPr>
-            <w:noProof/>
-            <w:webHidden/>
-          </w:rPr>
-          <w:t>14</w:t>
-        </w:r>
-        <w:r>
-          <w:rPr>
-            <w:noProof/>
-            <w:webHidden/>
-          </w:rPr>
-          <w:fldChar w:fldCharType="end"/>
-        </w:r>
-      </w:hyperlink>
-    </w:p>
-    <w:p>
-      <w:pPr>
-        <w:pStyle w:val="2c"/>
-        <w:tabs>
-          <w:tab w:val="right" w:leader="dot" w:pos="9345"/>
-        </w:tabs>
-        <w:rPr>
-          <w:rFonts w:asciiTheme="minorHAnsi" w:eastAsiaTheme="minorEastAsia" w:hAnsiTheme="minorHAnsi"/>
-          <w:noProof/>
-          <w:kern w:val="2"/>
-          <w:sz w:val="24"/>
-          <w:szCs w:val="24"/>
-          <w14:ligatures w14:val="standardContextual"/>
-        </w:rPr>
-      </w:pPr>
-      <w:hyperlink w:anchor="_Toc242385943" w:history="1">
-        <w:r>
-          <w:rPr>
-            <w:rStyle w:val="aff8"/>
-            <w:noProof/>
-          </w:rPr>
-          <w:t xml:space="preserve">4.3 Для чего служит конфигурационный файл </w:t>
-        </w:r>
-        <w:r>
-          <w:rPr>
-            <w:rStyle w:val="aff8"/>
-            <w:i/>
-            <w:noProof/>
-          </w:rPr>
-          <w:t>web.xml</w:t>
-        </w:r>
-        <w:r>
-          <w:rPr>
-            <w:noProof/>
-            <w:webHidden/>
-          </w:rPr>
-          <w:tab/>
-        </w:r>
-        <w:r>
-          <w:rPr>
-            <w:noProof/>
-            <w:webHidden/>
-          </w:rPr>
-          <w:fldChar w:fldCharType="begin"/>
-        </w:r>
-        <w:r>
-          <w:rPr>
-            <w:noProof/>
-            <w:webHidden/>
-          </w:rPr>
-          <w:instrText xml:space="preserve"> PAGEREF _Toc242385943 \h </w:instrText>
-        </w:r>
-        <w:r>
-          <w:rPr>
-            <w:noProof/>
-            <w:webHidden/>
-          </w:rPr>
-        </w:r>
-        <w:r>
-          <w:rPr>
-            <w:noProof/>
-            <w:webHidden/>
-          </w:rPr>
-          <w:fldChar w:fldCharType="separate"/>
-        </w:r>
-        <w:r>
-          <w:rPr>
-            <w:noProof/>
-            <w:webHidden/>
-          </w:rPr>
-          <w:t>14</w:t>
-        </w:r>
-        <w:r>
-          <w:rPr>
-            <w:noProof/>
-            <w:webHidden/>
-          </w:rPr>
-          <w:fldChar w:fldCharType="end"/>
-        </w:r>
-      </w:hyperlink>
-    </w:p>
-    <w:p>
-      <w:pPr>
-        <w:pStyle w:val="2c"/>
-        <w:tabs>
-          <w:tab w:val="right" w:leader="dot" w:pos="9345"/>
-        </w:tabs>
-        <w:rPr>
-          <w:rFonts w:asciiTheme="minorHAnsi" w:eastAsiaTheme="minorEastAsia" w:hAnsiTheme="minorHAnsi"/>
-          <w:noProof/>
-          <w:kern w:val="2"/>
-          <w:sz w:val="24"/>
-          <w:szCs w:val="24"/>
-          <w14:ligatures w14:val="standardContextual"/>
-        </w:rPr>
-      </w:pPr>
-      <w:hyperlink w:anchor="_Toc242385944" w:history="1">
-        <w:r>
-          <w:rPr>
-            <w:rStyle w:val="aff8"/>
-            <w:noProof/>
-          </w:rPr>
-          <w:t>4.4 Как вернуть результаты из сервлета на сторону клиента</w:t>
-        </w:r>
-        <w:r>
-          <w:rPr>
-            <w:noProof/>
-            <w:webHidden/>
-          </w:rPr>
-          <w:tab/>
-        </w:r>
-        <w:r>
-          <w:rPr>
-            <w:noProof/>
-            <w:webHidden/>
-          </w:rPr>
-          <w:fldChar w:fldCharType="begin"/>
-        </w:r>
-        <w:r>
-          <w:rPr>
-            <w:noProof/>
-            <w:webHidden/>
-          </w:rPr>
-          <w:instrText xml:space="preserve"> PAGEREF _Toc242385944 \h </w:instrText>
-        </w:r>
-        <w:r>
-          <w:rPr>
-            <w:noProof/>
-            <w:webHidden/>
-          </w:rPr>
-        </w:r>
-        <w:r>
-          <w:rPr>
-            <w:noProof/>
-            <w:webHidden/>
-          </w:rPr>
-          <w:fldChar w:fldCharType="separate"/>
-        </w:r>
-        <w:r>
-          <w:rPr>
-            <w:noProof/>
-            <w:webHidden/>
-          </w:rPr>
-          <w:t>14</w:t>
-        </w:r>
-        <w:r>
-          <w:rPr>
-            <w:noProof/>
-            <w:webHidden/>
-          </w:rPr>
-          <w:fldChar w:fldCharType="end"/>
-        </w:r>
-      </w:hyperlink>
-    </w:p>
-    <w:p>
-      <w:pPr>
-        <w:pStyle w:val="14"/>
-        <w:tabs>
-          <w:tab w:val="right" w:leader="dot" w:pos="9345"/>
-        </w:tabs>
-        <w:rPr>
-          <w:rFonts w:asciiTheme="minorHAnsi" w:eastAsiaTheme="minorEastAsia" w:hAnsiTheme="minorHAnsi"/>
-          <w:noProof/>
-          <w:kern w:val="2"/>
-          <w:sz w:val="24"/>
-          <w:szCs w:val="24"/>
-          <w14:ligatures w14:val="standardContextual"/>
-        </w:rPr>
-      </w:pPr>
-      <w:hyperlink w:anchor="_Toc242385945" w:history="1">
-        <w:r>
-          <w:rPr>
-            <w:rStyle w:val="aff8"/>
-            <w:noProof/>
-          </w:rPr>
-          <w:t>ЗАКЛЮЧЕНИЕ</w:t>
-        </w:r>
-        <w:r>
-          <w:rPr>
-            <w:noProof/>
-            <w:webHidden/>
-          </w:rPr>
-          <w:tab/>
-        </w:r>
-        <w:r>
-          <w:rPr>
-            <w:noProof/>
-            <w:webHidden/>
-          </w:rPr>
-          <w:fldChar w:fldCharType="begin"/>
-        </w:r>
-        <w:r>
-          <w:rPr>
-            <w:noProof/>
-            <w:webHidden/>
-          </w:rPr>
-          <w:instrText xml:space="preserve"> PAGEREF _Toc242385945 \h </w:instrText>
-        </w:r>
-        <w:r>
-          <w:rPr>
-            <w:noProof/>
-            <w:webHidden/>
-          </w:rPr>
-        </w:r>
-        <w:r>
-          <w:rPr>
-            <w:noProof/>
-            <w:webHidden/>
-          </w:rPr>
-          <w:fldChar w:fldCharType="separate"/>
-        </w:r>
-        <w:r>
-          <w:rPr>
-            <w:noProof/>
-            <w:webHidden/>
-          </w:rPr>
-          <w:t>15</w:t>
-        </w:r>
-        <w:r>
-          <w:rPr>
-            <w:noProof/>
-            <w:webHidden/>
-          </w:rPr>
-          <w:fldChar w:fldCharType="end"/>
-        </w:r>
-      </w:hyperlink>
-    </w:p>
-    <w:p>
       <w:r>
         <w:fldChar w:fldCharType="end"/>
       </w:r>
@@ -1423,13 +1278,13 @@
         <w:pStyle w:val="1"/>
         <w:ind w:firstLine="709"/>
       </w:pPr>
-      <w:bookmarkStart w:id="0" w:name="_Toc242385931"/>
+      <w:bookmarkStart w:id="0" w:name="_Toc242612923"/>
       <w:r>
         <w:rPr>
           <w:rFonts w:ascii="Times New Roman" w:hAnsi="Times New Roman"/>
         </w:rPr>
         <w:lastRenderedPageBreak/>
-        <w:t>1 ЦЕЛЬ РАБОТЫ</w:t>
+        <w:t>1 Цель работы</w:t>
       </w:r>
       <w:bookmarkEnd w:id="0"/>
     </w:p>
@@ -1439,7 +1294,7 @@
         <w:jc w:val="both"/>
       </w:pPr>
       <w:r>
-        <w:t xml:space="preserve">Познакомиться с техникой использования сервлетов – классов </w:t>
+        <w:t xml:space="preserve">Изучить серверные классы </w:t>
       </w:r>
       <w:r>
         <w:rPr>
@@ -1448,7 +1303,43 @@
         <w:t>Java</w:t>
       </w:r>
       <w:r>
-        <w:t xml:space="preserve"> на стороне сервера.</w:t>
+        <w:t xml:space="preserve"> (сервлеты): структуру веб-приложения, обработку запросов методами </w:t>
+      </w:r>
+      <w:r>
+        <w:rPr>
+          <w:i/>
+        </w:rPr>
+        <w:t>doGet</w:t>
+      </w:r>
+      <w:r>
+        <w:t xml:space="preserve"> и </w:t>
+      </w:r>
+      <w:r>
+        <w:rPr>
+          <w:i/>
+        </w:rPr>
+        <w:t>doPost</w:t>
+      </w:r>
+      <w:r>
+        <w:t xml:space="preserve">, регистрацию сервлетов в файле </w:t>
+      </w:r>
+      <w:r>
+        <w:rPr>
+          <w:i/>
+        </w:rPr>
+        <w:t>web.xml</w:t>
+      </w:r>
+      <w:r>
+        <w:t xml:space="preserve">, развертывание приложения на сервере </w:t>
+      </w:r>
+      <w:r>
+        <w:rPr>
+          <w:i/>
+        </w:rPr>
+        <w:t>Apache Tomcat</w:t>
+      </w:r>
+      <w:r>
+        <w:t>. Научиться обращаться к сервлету из клиентской страницы и из отдельного клиентского приложения и выполнять индивидуальное задание варианта 2 – сервлет, возвращающий клиенту рисунок.</w:t>
       </w:r>
     </w:p>
     <w:p>
@@ -1461,13 +1352,13 @@
         <w:pStyle w:val="1"/>
         <w:ind w:firstLine="709"/>
       </w:pPr>
-      <w:bookmarkStart w:id="1" w:name="_Toc242385932"/>
+      <w:bookmarkStart w:id="1" w:name="_Toc242612924"/>
       <w:r>
         <w:rPr>
           <w:rFonts w:ascii="Times New Roman" w:hAnsi="Times New Roman"/>
         </w:rPr>
         <w:lastRenderedPageBreak/>
-        <w:t>2 ТЕОРЕТИЧЕСКИЕ СВЕДЕНИЯ</w:t>
+        <w:t>2 Ход работы</w:t>
       </w:r>
       <w:bookmarkEnd w:id="1"/>
     </w:p>
@@ -1477,7 +1368,7 @@
         <w:jc w:val="both"/>
       </w:pPr>
       <w:r>
-        <w:t xml:space="preserve">Сервлет – класс </w:t>
+        <w:t xml:space="preserve">Работа выполнена на языке </w:t>
       </w:r>
       <w:r>
         <w:rPr>
@@ -1486,301 +1377,35 @@
         <w:t>Java</w:t>
       </w:r>
       <w:r>
-        <w:t>, который выполняется на стороне сервера и обрабатывает запросы клиентов. Клиентская часть обычно представляется сайтом (</w:t>
+        <w:t xml:space="preserve"> 17 с использованием сервлетов (</w:t>
       </w:r>
       <w:r>
         <w:rPr>
           <w:i/>
         </w:rPr>
-        <w:t>html</w:t>
-      </w:r>
-      <w:r>
-        <w:t xml:space="preserve">-документом). Форма сайта вызывает сервлет по имени, указанному в атрибуте </w:t>
+        <w:t>Servlet API</w:t>
+      </w:r>
+      <w:r>
+        <w:t xml:space="preserve"> 4.0), сборки </w:t>
       </w:r>
       <w:r>
         <w:rPr>
           <w:i/>
         </w:rPr>
-        <w:t>action</w:t>
-      </w:r>
-      <w:r>
-        <w:t xml:space="preserve"> тега </w:t>
+        <w:t>Maven</w:t>
+      </w:r>
+      <w:r>
+        <w:t xml:space="preserve"> и сервера </w:t>
       </w:r>
       <w:r>
         <w:rPr>
           <w:i/>
         </w:rPr>
-        <w:t>form</w:t>
-      </w:r>
-      <w:r>
-        <w:t xml:space="preserve">, а метод передачи данных задается атрибутом </w:t>
-      </w:r>
-      <w:r>
-        <w:rPr>
-          <w:i/>
-        </w:rPr>
-        <w:t>method</w:t>
-      </w:r>
-      <w:r>
-        <w:t xml:space="preserve">: </w:t>
-      </w:r>
-      <w:r>
-        <w:rPr>
-          <w:i/>
-        </w:rPr>
-        <w:t>Get</w:t>
-      </w:r>
-      <w:r>
-        <w:t xml:space="preserve"> или </w:t>
-      </w:r>
-      <w:r>
-        <w:rPr>
-          <w:i/>
-        </w:rPr>
-        <w:t>Post</w:t>
-      </w:r>
-      <w:r>
-        <w:t xml:space="preserve">. Класс сервлета наследуется от </w:t>
-      </w:r>
-      <w:r>
-        <w:rPr>
-          <w:i/>
-        </w:rPr>
-        <w:t>HttpServlet</w:t>
-      </w:r>
-      <w:r>
-        <w:t xml:space="preserve"> и содержит методы </w:t>
-      </w:r>
-      <w:r>
-        <w:rPr>
-          <w:i/>
-        </w:rPr>
-        <w:t>doGet</w:t>
-      </w:r>
-      <w:r>
-        <w:t xml:space="preserve"> и </w:t>
-      </w:r>
-      <w:r>
-        <w:rPr>
-          <w:i/>
-        </w:rPr>
-        <w:t>doPost</w:t>
-      </w:r>
-      <w:r>
-        <w:t xml:space="preserve">; в работе оба перенаправлены на один метод </w:t>
-      </w:r>
-      <w:r>
-        <w:rPr>
-          <w:i/>
-        </w:rPr>
-        <w:t>processRequest</w:t>
-      </w:r>
-      <w:r>
-        <w:t>(</w:t>
-      </w:r>
-      <w:r>
-        <w:rPr>
-          <w:i/>
-        </w:rPr>
-        <w:t>HttpServletRequest request</w:t>
-      </w:r>
-      <w:r>
-        <w:t xml:space="preserve">, </w:t>
-      </w:r>
-      <w:r>
-        <w:rPr>
-          <w:i/>
-        </w:rPr>
-        <w:t>HttpServletResponse response</w:t>
-      </w:r>
-      <w:r>
-        <w:t>)</w:t>
-      </w:r>
-      <w:r>
-        <w:t xml:space="preserve">. Значение элемента формы читает метод </w:t>
-      </w:r>
-      <w:r>
-        <w:rPr>
-          <w:i/>
-        </w:rPr>
-        <w:t>request.getParameter</w:t>
-      </w:r>
-      <w:r>
-        <w:t>("имя")</w:t>
-      </w:r>
-      <w:r>
-        <w:t xml:space="preserve">, ответ клиенту записывается в поток </w:t>
-      </w:r>
-      <w:r>
-        <w:rPr>
-          <w:i/>
-        </w:rPr>
-        <w:t>response.getWriter</w:t>
-      </w:r>
-      <w:r>
-        <w:t>()</w:t>
-      </w:r>
-      <w:r>
-        <w:t xml:space="preserve"> методом </w:t>
-      </w:r>
-      <w:r>
-        <w:rPr>
-          <w:i/>
-        </w:rPr>
-        <w:t>println</w:t>
-      </w:r>
-      <w:r>
-        <w:t xml:space="preserve">, тип содержимого задает </w:t>
-      </w:r>
-      <w:r>
-        <w:rPr>
-          <w:i/>
-        </w:rPr>
-        <w:t>response.setContentType</w:t>
-      </w:r>
-      <w:r>
-        <w:t>(...)</w:t>
-      </w:r>
-      <w:r>
-        <w:t>.</w:t>
-      </w:r>
-    </w:p>
-    <w:p>
-      <w:pPr>
-        <w:ind w:firstLine="709"/>
-        <w:jc w:val="both"/>
-      </w:pPr>
-      <w:r>
-        <w:t xml:space="preserve">Конфигурационный файл </w:t>
-      </w:r>
-      <w:r>
-        <w:rPr>
-          <w:i/>
-        </w:rPr>
-        <w:t>web.xml</w:t>
-      </w:r>
-      <w:r>
-        <w:t xml:space="preserve"> регистрирует сервлеты (</w:t>
-      </w:r>
-      <w:r>
-        <w:rPr>
-          <w:i/>
-        </w:rPr>
-        <w:t>servlet</w:t>
-      </w:r>
-      <w:r>
-        <w:t xml:space="preserve">, </w:t>
-      </w:r>
-      <w:r>
-        <w:rPr>
-          <w:i/>
-        </w:rPr>
-        <w:t>servlet-name</w:t>
-      </w:r>
-      <w:r>
-        <w:t xml:space="preserve">, </w:t>
-      </w:r>
-      <w:r>
-        <w:rPr>
-          <w:i/>
-        </w:rPr>
-        <w:t>servlet-class</w:t>
-      </w:r>
-      <w:r>
-        <w:t>), связывает их с адресами (</w:t>
-      </w:r>
-      <w:r>
-        <w:rPr>
-          <w:i/>
-        </w:rPr>
-        <w:t>servlet-mapping</w:t>
-      </w:r>
-      <w:r>
-        <w:t xml:space="preserve">, </w:t>
-      </w:r>
-      <w:r>
-        <w:rPr>
-          <w:i/>
-        </w:rPr>
-        <w:t>url-pattern</w:t>
-      </w:r>
-      <w:r>
-        <w:t>) и задает стартовую страницу приложения (</w:t>
-      </w:r>
-      <w:r>
-        <w:rPr>
-          <w:i/>
-        </w:rPr>
-        <w:t>welcome-file</w:t>
-      </w:r>
-      <w:r>
-        <w:t xml:space="preserve">). Приложение упаковывается в архив </w:t>
-      </w:r>
-      <w:r>
-        <w:rPr>
-          <w:i/>
-        </w:rPr>
-        <w:t>WAR</w:t>
-      </w:r>
-      <w:r>
-        <w:t xml:space="preserve"> и размещается на сервере приложений (в работе – </w:t>
-      </w:r>
-      <w:r>
-        <w:rPr>
-          <w:i/>
-        </w:rPr>
         <w:t>Apache Tomcat</w:t>
       </w:r>
       <w:r>
-        <w:t xml:space="preserve"> 9). Клиентом может быть и обычное </w:t>
-      </w:r>
-      <w:r>
-        <w:rPr>
-          <w:i/>
-        </w:rPr>
-        <w:t>Java</w:t>
-      </w:r>
-      <w:r>
-        <w:t xml:space="preserve">-приложение, которое обращается к сервлету по </w:t>
-      </w:r>
-      <w:r>
-        <w:rPr>
-          <w:i/>
-        </w:rPr>
-        <w:t>URL</w:t>
-      </w:r>
-      <w:r>
-        <w:t xml:space="preserve">, например с помощью библиотеки </w:t>
-      </w:r>
-      <w:r>
-        <w:rPr>
-          <w:i/>
-        </w:rPr>
-        <w:t>Apache HttpClient</w:t>
-      </w:r>
-      <w:r>
-        <w:t>.</w:t>
-      </w:r>
-    </w:p>
-    <w:p>
-      <w:r>
-        <w:br w:type="page"/>
-      </w:r>
-    </w:p>
-    <w:p>
-      <w:pPr>
-        <w:pStyle w:val="1"/>
-        <w:ind w:firstLine="709"/>
-      </w:pPr>
-      <w:bookmarkStart w:id="2" w:name="_Toc242385933"/>
-      <w:r>
-        <w:rPr>
-          <w:rFonts w:ascii="Times New Roman" w:hAnsi="Times New Roman"/>
-        </w:rPr>
-        <w:lastRenderedPageBreak/>
-        <w:t>3 ВЫПОЛНЕНИЕ РАБОТЫ</w:t>
-      </w:r>
-      <w:bookmarkEnd w:id="2"/>
+        <w:t xml:space="preserve"> 9. Полный текст программы приведен в приложении А. Ниже последовательно описаны постановка задачи, теоретическая основа, реализация заданий и результаты проверки.</w:t>
+      </w:r>
     </w:p>
     <w:p>
       <w:pPr>
@@ -1788,14 +1413,14 @@
         <w:spacing w:before="360"/>
         <w:ind w:firstLine="709"/>
       </w:pPr>
-      <w:bookmarkStart w:id="3" w:name="_Toc242385934"/>
+      <w:bookmarkStart w:id="2" w:name="_Toc242612925"/>
       <w:r>
         <w:rPr>
           <w:rFonts w:ascii="Times New Roman" w:hAnsi="Times New Roman"/>
         </w:rPr>
-        <w:t>3.1 Подготовка среды и структура проекта</w:t>
-      </w:r>
-      <w:bookmarkEnd w:id="3"/>
+        <w:t>2.1 Постановка задачи</w:t>
+      </w:r>
+      <w:bookmarkEnd w:id="2"/>
     </w:p>
     <w:p>
       <w:pPr>
@@ -1803,6 +1428,409 @@
         <w:jc w:val="both"/>
       </w:pPr>
       <w:r>
+        <w:t>Для изучения серверных классов в рамках работы требуется выполнить следующие задачи:</w:t>
+      </w:r>
+    </w:p>
+    <w:p>
+      <w:pPr>
+        <w:ind w:firstLine="709"/>
+        <w:jc w:val="both"/>
+      </w:pPr>
+      <w:r>
+        <w:t xml:space="preserve">1 создать веб-приложение со страницей </w:t>
+      </w:r>
+      <w:r>
+        <w:rPr>
+          <w:i/>
+        </w:rPr>
+        <w:t>dictionary.html</w:t>
+      </w:r>
+      <w:r>
+        <w:t xml:space="preserve"> и сервлетом перевода слов;</w:t>
+      </w:r>
+    </w:p>
+    <w:p>
+      <w:pPr>
+        <w:ind w:firstLine="709"/>
+        <w:jc w:val="both"/>
+      </w:pPr>
+      <w:r>
+        <w:t>2 хранить переводы в базе данных и возвращать результат клиенту;</w:t>
+      </w:r>
+    </w:p>
+    <w:p>
+      <w:pPr>
+        <w:ind w:firstLine="709"/>
+        <w:jc w:val="both"/>
+      </w:pPr>
+      <w:r>
+        <w:t xml:space="preserve">3 зарегистрировать сервлеты в </w:t>
+      </w:r>
+      <w:r>
+        <w:rPr>
+          <w:i/>
+        </w:rPr>
+        <w:t>web.xml</w:t>
+      </w:r>
+      <w:r>
+        <w:t xml:space="preserve"> и развернуть приложение на </w:t>
+      </w:r>
+      <w:r>
+        <w:rPr>
+          <w:i/>
+        </w:rPr>
+        <w:t>Tomcat</w:t>
+      </w:r>
+      <w:r>
+        <w:t>;</w:t>
+      </w:r>
+    </w:p>
+    <w:p>
+      <w:pPr>
+        <w:ind w:firstLine="709"/>
+        <w:jc w:val="both"/>
+      </w:pPr>
+      <w:r>
+        <w:t>4 создать клиента в отдельном проекте, обращающегося к сервлету;</w:t>
+      </w:r>
+    </w:p>
+    <w:p>
+      <w:pPr>
+        <w:ind w:firstLine="709"/>
+        <w:jc w:val="both"/>
+      </w:pPr>
+      <w:r>
+        <w:t>5 выполнить индивидуальное задание варианта 2: сервлет, возвращающий клиенту рисунок.</w:t>
+      </w:r>
+    </w:p>
+    <w:p>
+      <w:pPr>
+        <w:pStyle w:val="21"/>
+        <w:spacing w:before="360"/>
+        <w:ind w:firstLine="709"/>
+      </w:pPr>
+      <w:bookmarkStart w:id="3" w:name="_Toc242612926"/>
+      <w:r>
+        <w:rPr>
+          <w:rFonts w:ascii="Times New Roman" w:hAnsi="Times New Roman"/>
+        </w:rPr>
+        <w:t>2.2 Теоретические сведения</w:t>
+      </w:r>
+      <w:bookmarkEnd w:id="3"/>
+    </w:p>
+    <w:p>
+      <w:pPr>
+        <w:ind w:firstLine="709"/>
+        <w:jc w:val="both"/>
+      </w:pPr>
+      <w:r>
+        <w:t xml:space="preserve">Сервлет – класс </w:t>
+      </w:r>
+      <w:r>
+        <w:rPr>
+          <w:i/>
+        </w:rPr>
+        <w:t>Java</w:t>
+      </w:r>
+      <w:r>
+        <w:t>, который выполняется на стороне сервера и обрабатывает запросы клиентов. Клиентская часть обычно представляется сайтом (</w:t>
+      </w:r>
+      <w:r>
+        <w:rPr>
+          <w:i/>
+        </w:rPr>
+        <w:t>html</w:t>
+      </w:r>
+      <w:r>
+        <w:t xml:space="preserve">-документом). Форма сайта вызывает сервлет по имени, указанному в атрибуте </w:t>
+      </w:r>
+      <w:r>
+        <w:rPr>
+          <w:i/>
+        </w:rPr>
+        <w:t>action</w:t>
+      </w:r>
+      <w:r>
+        <w:t xml:space="preserve"> тега </w:t>
+      </w:r>
+      <w:r>
+        <w:rPr>
+          <w:i/>
+        </w:rPr>
+        <w:t>form</w:t>
+      </w:r>
+      <w:r>
+        <w:t xml:space="preserve">, а метод передачи данных задается атрибутом </w:t>
+      </w:r>
+      <w:r>
+        <w:rPr>
+          <w:i/>
+        </w:rPr>
+        <w:t>method</w:t>
+      </w:r>
+      <w:r>
+        <w:t xml:space="preserve">: </w:t>
+      </w:r>
+      <w:r>
+        <w:rPr>
+          <w:i/>
+        </w:rPr>
+        <w:t>Get</w:t>
+      </w:r>
+      <w:r>
+        <w:t xml:space="preserve"> или </w:t>
+      </w:r>
+      <w:r>
+        <w:rPr>
+          <w:i/>
+        </w:rPr>
+        <w:t>Post</w:t>
+      </w:r>
+      <w:r>
+        <w:t xml:space="preserve">. Класс сервлета наследуется от </w:t>
+      </w:r>
+      <w:r>
+        <w:rPr>
+          <w:i/>
+        </w:rPr>
+        <w:t>HttpServlet</w:t>
+      </w:r>
+      <w:r>
+        <w:t xml:space="preserve"> и содержит методы </w:t>
+      </w:r>
+      <w:r>
+        <w:rPr>
+          <w:i/>
+        </w:rPr>
+        <w:t>doGet</w:t>
+      </w:r>
+      <w:r>
+        <w:t xml:space="preserve"> и </w:t>
+      </w:r>
+      <w:r>
+        <w:rPr>
+          <w:i/>
+        </w:rPr>
+        <w:t>doPost</w:t>
+      </w:r>
+      <w:r>
+        <w:t xml:space="preserve">; в работе оба перенаправлены на один метод </w:t>
+      </w:r>
+      <w:r>
+        <w:rPr>
+          <w:i/>
+        </w:rPr>
+        <w:t>processRequest</w:t>
+      </w:r>
+      <w:r>
+        <w:t>(</w:t>
+      </w:r>
+      <w:r>
+        <w:rPr>
+          <w:i/>
+        </w:rPr>
+        <w:t>HttpServletRequest request</w:t>
+      </w:r>
+      <w:r>
+        <w:t xml:space="preserve">, </w:t>
+      </w:r>
+      <w:r>
+        <w:rPr>
+          <w:i/>
+        </w:rPr>
+        <w:t>HttpServletResponse response</w:t>
+      </w:r>
+      <w:r>
+        <w:t>)</w:t>
+      </w:r>
+      <w:r>
+        <w:t xml:space="preserve">. Значение элемента формы читает метод </w:t>
+      </w:r>
+      <w:r>
+        <w:rPr>
+          <w:i/>
+        </w:rPr>
+        <w:t>request.getParameter</w:t>
+      </w:r>
+      <w:r>
+        <w:t>("имя")</w:t>
+      </w:r>
+      <w:r>
+        <w:t xml:space="preserve">, ответ клиенту записывается в поток </w:t>
+      </w:r>
+      <w:r>
+        <w:rPr>
+          <w:i/>
+        </w:rPr>
+        <w:t>response.getWriter</w:t>
+      </w:r>
+      <w:r>
+        <w:t>()</w:t>
+      </w:r>
+      <w:r>
+        <w:t xml:space="preserve"> методом </w:t>
+      </w:r>
+      <w:r>
+        <w:rPr>
+          <w:i/>
+        </w:rPr>
+        <w:t>println</w:t>
+      </w:r>
+      <w:r>
+        <w:t xml:space="preserve">, тип содержимого задает </w:t>
+      </w:r>
+      <w:r>
+        <w:rPr>
+          <w:i/>
+        </w:rPr>
+        <w:t>response.setContentType</w:t>
+      </w:r>
+      <w:r>
+        <w:t>(...)</w:t>
+      </w:r>
+      <w:r>
+        <w:t>.</w:t>
+      </w:r>
+    </w:p>
+    <w:p>
+      <w:pPr>
+        <w:ind w:firstLine="709"/>
+        <w:jc w:val="both"/>
+      </w:pPr>
+      <w:r>
+        <w:t xml:space="preserve">Конфигурационный файл </w:t>
+      </w:r>
+      <w:r>
+        <w:rPr>
+          <w:i/>
+        </w:rPr>
+        <w:t>web.xml</w:t>
+      </w:r>
+      <w:r>
+        <w:t xml:space="preserve"> регистрирует сервлеты (</w:t>
+      </w:r>
+      <w:r>
+        <w:rPr>
+          <w:i/>
+        </w:rPr>
+        <w:t>servlet</w:t>
+      </w:r>
+      <w:r>
+        <w:t xml:space="preserve">, </w:t>
+      </w:r>
+      <w:r>
+        <w:rPr>
+          <w:i/>
+        </w:rPr>
+        <w:t>servlet-name</w:t>
+      </w:r>
+      <w:r>
+        <w:t xml:space="preserve">, </w:t>
+      </w:r>
+      <w:r>
+        <w:rPr>
+          <w:i/>
+        </w:rPr>
+        <w:t>servlet-class</w:t>
+      </w:r>
+      <w:r>
+        <w:t>), связывает их с адресами (</w:t>
+      </w:r>
+      <w:r>
+        <w:rPr>
+          <w:i/>
+        </w:rPr>
+        <w:t>servlet-mapping</w:t>
+      </w:r>
+      <w:r>
+        <w:t xml:space="preserve">, </w:t>
+      </w:r>
+      <w:r>
+        <w:rPr>
+          <w:i/>
+        </w:rPr>
+        <w:t>url-pattern</w:t>
+      </w:r>
+      <w:r>
+        <w:t>) и задает стартовую страницу приложения (</w:t>
+      </w:r>
+      <w:r>
+        <w:rPr>
+          <w:i/>
+        </w:rPr>
+        <w:t>welcome-file</w:t>
+      </w:r>
+      <w:r>
+        <w:t xml:space="preserve">). Приложение упаковывается в архив </w:t>
+      </w:r>
+      <w:r>
+        <w:rPr>
+          <w:i/>
+        </w:rPr>
+        <w:t>WAR</w:t>
+      </w:r>
+      <w:r>
+        <w:t xml:space="preserve"> и размещается на сервере приложений (в работе – </w:t>
+      </w:r>
+      <w:r>
+        <w:rPr>
+          <w:i/>
+        </w:rPr>
+        <w:t>Apache Tomcat</w:t>
+      </w:r>
+      <w:r>
+        <w:t xml:space="preserve"> 9). Клиентом может быть и обычное </w:t>
+      </w:r>
+      <w:r>
+        <w:rPr>
+          <w:i/>
+        </w:rPr>
+        <w:t>Java</w:t>
+      </w:r>
+      <w:r>
+        <w:t xml:space="preserve">-приложение, которое обращается к сервлету по </w:t>
+      </w:r>
+      <w:r>
+        <w:rPr>
+          <w:i/>
+        </w:rPr>
+        <w:t>URL</w:t>
+      </w:r>
+      <w:r>
+        <w:t xml:space="preserve">, например с помощью библиотеки </w:t>
+      </w:r>
+      <w:r>
+        <w:rPr>
+          <w:i/>
+        </w:rPr>
+        <w:t>Apache HttpClient</w:t>
+      </w:r>
+      <w:r>
+        <w:t>.</w:t>
+      </w:r>
+    </w:p>
+    <w:p>
+      <w:pPr>
+        <w:pStyle w:val="21"/>
+        <w:spacing w:before="360"/>
+        <w:ind w:firstLine="709"/>
+      </w:pPr>
+      <w:bookmarkStart w:id="4" w:name="_Toc242612927"/>
+      <w:r>
+        <w:rPr>
+          <w:rFonts w:ascii="Times New Roman" w:hAnsi="Times New Roman"/>
+        </w:rPr>
+        <w:lastRenderedPageBreak/>
+        <w:t>2.3 Подготовка среды и структура проекта</w:t>
+      </w:r>
+      <w:bookmarkEnd w:id="4"/>
+    </w:p>
+    <w:p>
+      <w:pPr>
+        <w:ind w:firstLine="709"/>
+        <w:jc w:val="both"/>
+      </w:pPr>
+      <w:r>
         <w:t xml:space="preserve">Серверный проект </w:t>
       </w:r>
       <w:r>
@@ -1906,6 +1934,16 @@
       </w:r>
       <w:r>
         <w:t>, как требует задание. Состав проектов приведен в таблице 3.1.</w:t>
+      </w:r>
+    </w:p>
+    <w:p>
+      <w:pPr>
+        <w:keepNext/>
+        <w:ind w:firstLine="709"/>
+        <w:jc w:val="both"/>
+      </w:pPr>
+      <w:r>
+        <w:t>Данные по теме «состав проектов» приведены в таблице 2.1.</w:t>
       </w:r>
     </w:p>
     <w:p>
@@ -1914,7 +1952,7 @@
         <w:spacing w:before="360"/>
       </w:pPr>
       <w:r>
-        <w:t>Таблица 3.1 – Состав проектов</w:t>
+        <w:t>Таблица 2.1 – Состав проектов</w:t>
       </w:r>
     </w:p>
     <w:tbl>
@@ -2395,12 +2433,12 @@
         <w:spacing w:before="360"/>
         <w:ind w:firstLine="709"/>
       </w:pPr>
-      <w:bookmarkStart w:id="4" w:name="_Toc242385935"/>
+      <w:bookmarkStart w:id="5" w:name="_Toc242612928"/>
       <w:r>
         <w:rPr>
           <w:rFonts w:ascii="Times New Roman" w:hAnsi="Times New Roman"/>
         </w:rPr>
-        <w:t xml:space="preserve">3.2 Страница </w:t>
+        <w:t xml:space="preserve">2.4 Страница </w:t>
       </w:r>
       <w:r>
         <w:rPr>
@@ -2409,7 +2447,7 @@
         </w:rPr>
         <w:t>dictionary.html</w:t>
       </w:r>
-      <w:bookmarkEnd w:id="4"/>
+      <w:bookmarkEnd w:id="5"/>
     </w:p>
     <w:p>
       <w:pPr>
@@ -2462,305 +2500,16 @@
         <w:t>ImageServlet</w:t>
       </w:r>
       <w:r>
-        <w:t>. Код страницы приведен в листинге.</w:t>
-      </w:r>
-    </w:p>
-    <w:p>
-      <w:pPr>
-        <w:keepNext/>
+        <w:t>. Код страницы приведен в приложении А.</w:t>
+      </w:r>
+    </w:p>
+    <w:p>
+      <w:pPr>
         <w:ind w:firstLine="709"/>
         <w:jc w:val="both"/>
       </w:pPr>
       <w:r>
-        <w:t xml:space="preserve">Листинг 3.1 – Файл </w:t>
-      </w:r>
-      <w:r>
-        <w:rPr>
-          <w:i/>
-        </w:rPr>
-        <w:t>dictionary.html</w:t>
-      </w:r>
-    </w:p>
-    <w:p>
-      <w:pPr>
-        <w:pStyle w:val="Listing"/>
-      </w:pPr>
-      <w:r>
-        <w:t>&lt;!DOCTYPE html&gt;</w:t>
-      </w:r>
-    </w:p>
-    <w:p>
-      <w:pPr>
-        <w:pStyle w:val="Listing"/>
-      </w:pPr>
-      <w:r>
-        <w:t>&lt;html&gt;</w:t>
-      </w:r>
-    </w:p>
-    <w:p>
-      <w:pPr>
-        <w:pStyle w:val="Listing"/>
-      </w:pPr>
-      <w:r>
-        <w:t xml:space="preserve">      &lt;head&gt;</w:t>
-      </w:r>
-    </w:p>
-    <w:p>
-      <w:pPr>
-        <w:pStyle w:val="Listing"/>
-      </w:pPr>
-      <w:r>
-        <w:t xml:space="preserve">        &lt;title&gt;&lt;/title&gt;</w:t>
-      </w:r>
-    </w:p>
-    <w:p>
-      <w:pPr>
-        <w:pStyle w:val="Listing"/>
-      </w:pPr>
-      <w:r>
-        <w:t xml:space="preserve">        &lt;meta http-equiv="Content-Type" content="text/html; charset=UTF-8"&gt;</w:t>
-      </w:r>
-    </w:p>
-    <w:p>
-      <w:pPr>
-        <w:pStyle w:val="Listing"/>
-      </w:pPr>
-      <w:r>
-        <w:t xml:space="preserve">    &lt;/head&gt;</w:t>
-      </w:r>
-    </w:p>
-    <w:p>
-      <w:pPr>
-        <w:pStyle w:val="Listing"/>
-      </w:pPr>
-      <w:r>
-        <w:t xml:space="preserve">    &lt;body bgcolor="#aaccff"&gt;</w:t>
-      </w:r>
-    </w:p>
-    <w:p>
-      <w:pPr>
-        <w:pStyle w:val="Listing"/>
-      </w:pPr>
-      <w:r>
-        <w:t xml:space="preserve">        &lt;Font color="green" size="10"&gt;</w:t>
-      </w:r>
-    </w:p>
-    <w:p>
-      <w:pPr>
-        <w:pStyle w:val="Listing"/>
-      </w:pPr>
-      <w:r>
-        <w:t xml:space="preserve">         Форма для работы со словарем</w:t>
-      </w:r>
-    </w:p>
-    <w:p>
-      <w:pPr>
-        <w:pStyle w:val="Listing"/>
-      </w:pPr>
-      <w:r>
-        <w:t xml:space="preserve">        &lt;/Font&gt;</w:t>
-      </w:r>
-    </w:p>
-    <w:p>
-      <w:pPr>
-        <w:pStyle w:val="Listing"/>
-      </w:pPr>
-      <w:r>
-        <w:lastRenderedPageBreak/>
-        <w:t xml:space="preserve">        &lt;br&gt;</w:t>
-      </w:r>
-    </w:p>
-    <w:p>
-      <w:pPr>
-        <w:pStyle w:val="Listing"/>
-      </w:pPr>
-      <w:r>
-        <w:t xml:space="preserve">        &lt;br&gt;</w:t>
-      </w:r>
-    </w:p>
-    <w:p>
-      <w:pPr>
-        <w:pStyle w:val="Listing"/>
-      </w:pPr>
-      <w:r>
-        <w:t xml:space="preserve">        &lt;form name="frm" method="Get" action="MyServlet"&gt;</w:t>
-      </w:r>
-    </w:p>
-    <w:p>
-      <w:pPr>
-        <w:pStyle w:val="Listing"/>
-      </w:pPr>
-    </w:p>
-    <w:p>
-      <w:pPr>
-        <w:pStyle w:val="Listing"/>
-      </w:pPr>
-      <w:r>
-        <w:t xml:space="preserve">            &lt;Font color="blue" size="6"&gt; Введите русское слово:&lt;/Font&gt;&lt;Input type="Text" name="txt" value=""/&gt;</w:t>
-      </w:r>
-    </w:p>
-    <w:p>
-      <w:pPr>
-        <w:pStyle w:val="Listing"/>
-      </w:pPr>
-      <w:r>
-        <w:t xml:space="preserve">            &lt;br&gt;</w:t>
-      </w:r>
-    </w:p>
-    <w:p>
-      <w:pPr>
-        <w:pStyle w:val="Listing"/>
-      </w:pPr>
-      <w:r>
-        <w:t xml:space="preserve">            &lt;br&gt;</w:t>
-      </w:r>
-    </w:p>
-    <w:p>
-      <w:pPr>
-        <w:pStyle w:val="Listing"/>
-      </w:pPr>
-      <w:r>
-        <w:t xml:space="preserve">        &lt;h4&gt;Кликни здесь для получения перевода :&lt;Input type="submit" value="Перевести"/&gt;</w:t>
-      </w:r>
-    </w:p>
-    <w:p>
-      <w:pPr>
-        <w:pStyle w:val="Listing"/>
-      </w:pPr>
-      <w:r>
-        <w:t xml:space="preserve">        &lt;/h4&gt;</w:t>
-      </w:r>
-    </w:p>
-    <w:p>
-      <w:pPr>
-        <w:pStyle w:val="Listing"/>
-      </w:pPr>
-      <w:r>
-        <w:t xml:space="preserve">        &lt;/form&gt;</w:t>
-      </w:r>
-    </w:p>
-    <w:p>
-      <w:pPr>
-        <w:pStyle w:val="Listing"/>
-      </w:pPr>
-    </w:p>
-    <w:p>
-      <w:pPr>
-        <w:pStyle w:val="Listing"/>
-      </w:pPr>
-      <w:r>
-        <w:t xml:space="preserve">        &lt;form name="frm2" method="Get" action="MyServlet"&gt;</w:t>
-      </w:r>
-    </w:p>
-    <w:p>
-      <w:pPr>
-        <w:pStyle w:val="Listing"/>
-      </w:pPr>
-      <w:r>
-        <w:t xml:space="preserve">            &lt;Font color="blue" size="6"&gt; Введите английское слово:&lt;/Font&gt;&lt;Input type="Text" name="eng" value=""/&gt;</w:t>
-      </w:r>
-    </w:p>
-    <w:p>
-      <w:pPr>
-        <w:pStyle w:val="Listing"/>
-      </w:pPr>
-      <w:r>
-        <w:t xml:space="preserve">            &lt;br&gt;</w:t>
-      </w:r>
-    </w:p>
-    <w:p>
-      <w:pPr>
-        <w:pStyle w:val="Listing"/>
-      </w:pPr>
-      <w:r>
-        <w:t xml:space="preserve">            &lt;br&gt;</w:t>
-      </w:r>
-    </w:p>
-    <w:p>
-      <w:pPr>
-        <w:pStyle w:val="Listing"/>
-      </w:pPr>
-      <w:r>
-        <w:t xml:space="preserve">        &lt;h4&gt;Кликни здесь для обратного перевода :&lt;Input type="submit" value="Перевести обратно"/&gt;</w:t>
-      </w:r>
-    </w:p>
-    <w:p>
-      <w:pPr>
-        <w:pStyle w:val="Listing"/>
-      </w:pPr>
-      <w:r>
-        <w:t xml:space="preserve">        &lt;/h4&gt;</w:t>
-      </w:r>
-    </w:p>
-    <w:p>
-      <w:pPr>
-        <w:pStyle w:val="Listing"/>
-      </w:pPr>
-      <w:r>
-        <w:t xml:space="preserve">        &lt;/form&gt;</w:t>
-      </w:r>
-    </w:p>
-    <w:p>
-      <w:pPr>
-        <w:pStyle w:val="Listing"/>
-      </w:pPr>
-    </w:p>
-    <w:p>
-      <w:pPr>
-        <w:pStyle w:val="Listing"/>
-      </w:pPr>
-      <w:r>
-        <w:t xml:space="preserve">        &lt;form name="frm3" method="Get" action="ImageServlet"&gt;</w:t>
-      </w:r>
-    </w:p>
-    <w:p>
-      <w:pPr>
-        <w:pStyle w:val="Listing"/>
-      </w:pPr>
-      <w:r>
-        <w:t xml:space="preserve">        &lt;h4&gt;Кликни здесь для получения рисунка :&lt;Input type="submit" value="Показать рисунок"/&gt;</w:t>
-      </w:r>
-    </w:p>
-    <w:p>
-      <w:pPr>
-        <w:pStyle w:val="Listing"/>
-      </w:pPr>
-      <w:r>
-        <w:t xml:space="preserve">        &lt;/h4&gt;</w:t>
-      </w:r>
-    </w:p>
-    <w:p>
-      <w:pPr>
-        <w:pStyle w:val="Listing"/>
-      </w:pPr>
-      <w:r>
-        <w:t xml:space="preserve">        &lt;/form&gt;</w:t>
-      </w:r>
-    </w:p>
-    <w:p>
-      <w:pPr>
-        <w:pStyle w:val="Listing"/>
-      </w:pPr>
-      <w:r>
-        <w:t xml:space="preserve">    &lt;/body&gt;</w:t>
-      </w:r>
-    </w:p>
-    <w:p>
-      <w:pPr>
-        <w:pStyle w:val="Listing"/>
-      </w:pPr>
-      <w:r>
-        <w:t>&lt;/html&gt;</w:t>
-      </w:r>
-    </w:p>
-    <w:p/>
-    <w:p>
-      <w:pPr>
-        <w:ind w:firstLine="709"/>
-        <w:jc w:val="both"/>
-      </w:pPr>
-      <w:r>
-        <w:t>Страница в браузере показана на рисунке 3.1.</w:t>
+        <w:t>Страница в браузере показана на рисунке 2.1.</w:t>
       </w:r>
     </w:p>
     <w:p>
@@ -2773,8 +2522,9 @@
         <w:rPr>
           <w:noProof/>
         </w:rPr>
+        <w:lastRenderedPageBreak/>
         <w:drawing>
-          <wp:inline distT="0" distB="0" distL="0" distR="0" wp14:anchorId="078AB5DE" wp14:editId="6F6FB4B3">
+          <wp:inline distT="0" distB="0" distL="0" distR="0" wp14:anchorId="56C8AC40" wp14:editId="6B84F986">
             <wp:extent cx="5580000" cy="2901600"/>
             <wp:effectExtent l="0" t="0" r="0" b="0"/>
             <wp:docPr id="1" name="Picture 1"/>
@@ -2816,7 +2566,7 @@
         <w:jc w:val="center"/>
       </w:pPr>
       <w:r>
-        <w:t xml:space="preserve">Рисунок 3.1 – Страница </w:t>
+        <w:t xml:space="preserve">Рисунок 2.1 – Страница </w:t>
       </w:r>
       <w:r>
         <w:rPr>
@@ -2841,12 +2591,12 @@
         <w:spacing w:before="360"/>
         <w:ind w:firstLine="709"/>
       </w:pPr>
-      <w:bookmarkStart w:id="5" w:name="_Toc242385936"/>
+      <w:bookmarkStart w:id="6" w:name="_Toc242612929"/>
       <w:r>
         <w:rPr>
           <w:rFonts w:ascii="Times New Roman" w:hAnsi="Times New Roman"/>
         </w:rPr>
-        <w:t xml:space="preserve">3.3 Сервлет </w:t>
+        <w:t xml:space="preserve">2.5 Сервлет </w:t>
       </w:r>
       <w:r>
         <w:rPr>
@@ -2861,7 +2611,7 @@
         </w:rPr>
         <w:t xml:space="preserve"> и база данных переводов</w:t>
       </w:r>
-      <w:bookmarkEnd w:id="5"/>
+      <w:bookmarkEnd w:id="6"/>
     </w:p>
     <w:p>
       <w:pPr>
@@ -2962,523 +2712,46 @@
         <w:t>html</w:t>
       </w:r>
       <w:r>
-        <w:t>-страницу. Для обратного перевода используется тот же запрос с обратным порядком столбцов. Код приведен в листингах.</w:t>
-      </w:r>
-    </w:p>
-    <w:p>
-      <w:pPr>
-        <w:keepNext/>
+        <w:t>-страницу. Для обратного перевода используется тот же запрос с обратным порядком столбцов. Код приведен в приложении А.</w:t>
+      </w:r>
+    </w:p>
+    <w:p>
+      <w:pPr>
         <w:ind w:firstLine="709"/>
         <w:jc w:val="both"/>
       </w:pPr>
       <w:r>
-        <w:t>Листинг 3.2 – Инициализация базы данных и поиск перевода</w:t>
-      </w:r>
-    </w:p>
-    <w:p>
-      <w:pPr>
-        <w:pStyle w:val="Listing"/>
-      </w:pPr>
-      <w:r>
-        <w:t>// Создание базы данных с переводами слов</w:t>
-      </w:r>
-    </w:p>
-    <w:p>
-      <w:pPr>
-        <w:pStyle w:val="Listing"/>
-      </w:pPr>
-      <w:r>
-        <w:t>@Override</w:t>
-      </w:r>
-    </w:p>
-    <w:p>
-      <w:pPr>
-        <w:pStyle w:val="Listing"/>
-      </w:pPr>
-      <w:r>
-        <w:t>public void init() throws ServletException {</w:t>
-      </w:r>
-    </w:p>
-    <w:p>
-      <w:pPr>
-        <w:pStyle w:val="Listing"/>
-      </w:pPr>
-      <w:r>
-        <w:t xml:space="preserve">    try {</w:t>
-      </w:r>
-    </w:p>
-    <w:p>
-      <w:pPr>
-        <w:pStyle w:val="Listing"/>
-      </w:pPr>
-      <w:r>
-        <w:t xml:space="preserve">        Class.forName("org.h2.Driver");</w:t>
-      </w:r>
-    </w:p>
-    <w:p>
-      <w:pPr>
-        <w:pStyle w:val="Listing"/>
-      </w:pPr>
-      <w:r>
-        <w:t xml:space="preserve">        connection = DriverManager.getConnection("jdbc:h2:mem:dictionary;DB_CLOSE_DELAY=-1");</w:t>
-      </w:r>
-    </w:p>
-    <w:p>
-      <w:pPr>
-        <w:pStyle w:val="Listing"/>
-      </w:pPr>
-      <w:r>
-        <w:t xml:space="preserve">        Statement st = connection.createStatement();</w:t>
-      </w:r>
-    </w:p>
-    <w:p>
-      <w:pPr>
-        <w:pStyle w:val="Listing"/>
-      </w:pPr>
-      <w:r>
-        <w:t xml:space="preserve">        st.execute("CREATE TABLE words (rus VARCHAR(50), eng VARCHAR(50))");</w:t>
-      </w:r>
-    </w:p>
-    <w:p>
-      <w:pPr>
-        <w:pStyle w:val="Listing"/>
-      </w:pPr>
-      <w:r>
-        <w:t xml:space="preserve">        st.execute("INSERT INTO words VALUES ('привет', 'hello'), ('дом', 'house'), "</w:t>
-      </w:r>
-    </w:p>
-    <w:p>
-      <w:pPr>
-        <w:pStyle w:val="Listing"/>
-      </w:pPr>
-      <w:r>
-        <w:t xml:space="preserve">                + "('книга', 'book'), ('студент', 'student'), ('компьютер', 'computer'), "</w:t>
-      </w:r>
-    </w:p>
-    <w:p>
-      <w:pPr>
-        <w:pStyle w:val="Listing"/>
-      </w:pPr>
-      <w:r>
-        <w:t xml:space="preserve">                + "('вода', 'water'), ('солнце', 'sun'), ('друг', 'friend'), "</w:t>
-      </w:r>
-    </w:p>
-    <w:p>
-      <w:pPr>
-        <w:pStyle w:val="Listing"/>
-      </w:pPr>
-      <w:r>
-        <w:t xml:space="preserve">                + "('школа', 'school'), ('город', 'city')");</w:t>
-      </w:r>
-    </w:p>
-    <w:p>
-      <w:pPr>
-        <w:pStyle w:val="Listing"/>
-      </w:pPr>
-      <w:r>
-        <w:t xml:space="preserve">    } catch (Exception e) {</w:t>
-      </w:r>
-    </w:p>
-    <w:p>
-      <w:pPr>
-        <w:pStyle w:val="Listing"/>
-      </w:pPr>
-      <w:r>
-        <w:t xml:space="preserve">        throw new ServletException(e);</w:t>
-      </w:r>
-    </w:p>
-    <w:p>
-      <w:pPr>
-        <w:pStyle w:val="Listing"/>
-      </w:pPr>
-      <w:r>
-        <w:t xml:space="preserve">    }</w:t>
-      </w:r>
-    </w:p>
-    <w:p>
-      <w:pPr>
-        <w:pStyle w:val="Listing"/>
-      </w:pPr>
-      <w:r>
-        <w:t>}</w:t>
-      </w:r>
-    </w:p>
-    <w:p>
-      <w:pPr>
-        <w:pStyle w:val="Listing"/>
-      </w:pPr>
-    </w:p>
-    <w:p>
-      <w:pPr>
-        <w:pStyle w:val="Listing"/>
-      </w:pPr>
-      <w:r>
-        <w:t>// Поиск перевода в базе данных: from - столбец с исходным словом, to - столбец с переводом</w:t>
-      </w:r>
-    </w:p>
-    <w:p>
-      <w:pPr>
-        <w:pStyle w:val="Listing"/>
-      </w:pPr>
-      <w:r>
-        <w:t>private String translate(String from, String to, String word) throws Exception {</w:t>
-      </w:r>
-    </w:p>
-    <w:p>
-      <w:pPr>
-        <w:pStyle w:val="Listing"/>
-      </w:pPr>
-      <w:r>
-        <w:t xml:space="preserve">    PreparedStatement ps = connection.prepareStatement(</w:t>
-      </w:r>
-    </w:p>
-    <w:p>
-      <w:pPr>
-        <w:pStyle w:val="Listing"/>
-      </w:pPr>
-      <w:r>
-        <w:t xml:space="preserve">            "SELECT " + to + " FROM words WHERE " + from + " = ?");</w:t>
-      </w:r>
-    </w:p>
-    <w:p>
-      <w:pPr>
-        <w:pStyle w:val="Listing"/>
-      </w:pPr>
-      <w:r>
-        <w:t xml:space="preserve">    ps.setString(1, word.trim().toLowerCase());</w:t>
-      </w:r>
-    </w:p>
-    <w:p>
-      <w:pPr>
-        <w:pStyle w:val="Listing"/>
-      </w:pPr>
-      <w:r>
-        <w:t xml:space="preserve">    ResultSet rs = ps.executeQuery();</w:t>
-      </w:r>
-    </w:p>
-    <w:p>
-      <w:pPr>
-        <w:pStyle w:val="Listing"/>
-      </w:pPr>
-      <w:r>
-        <w:t xml:space="preserve">    return rs.next() ? rs.getString(1) : null;</w:t>
-      </w:r>
-    </w:p>
-    <w:p>
-      <w:pPr>
-        <w:pStyle w:val="Listing"/>
-      </w:pPr>
-      <w:r>
-        <w:t>}</w:t>
-      </w:r>
-    </w:p>
-    <w:p/>
+        <w:t>Обработка запроса и формирование ответа приведены в следующем листинге.</w:t>
+      </w:r>
+    </w:p>
     <w:p>
       <w:pPr>
         <w:ind w:firstLine="709"/>
         <w:jc w:val="both"/>
       </w:pPr>
       <w:r>
-        <w:t>Обработка запроса и формирование ответа приведены в следующем листинге.</w:t>
-      </w:r>
-    </w:p>
-    <w:p>
-      <w:pPr>
-        <w:keepNext/>
-        <w:ind w:firstLine="709"/>
-        <w:jc w:val="both"/>
-      </w:pPr>
-      <w:r>
-        <w:t xml:space="preserve">Листинг 3.3 – Метод </w:t>
+        <w:t xml:space="preserve">Сервлеты регистрируются в файле </w:t>
       </w:r>
       <w:r>
         <w:rPr>
           <w:i/>
         </w:rPr>
-        <w:t>processRequest</w:t>
-      </w:r>
-    </w:p>
-    <w:p>
-      <w:pPr>
-        <w:pStyle w:val="Listing"/>
-      </w:pPr>
-      <w:r>
-        <w:t>protected void processRequest(HttpServletRequest request, HttpServletResponse response)</w:t>
-      </w:r>
-    </w:p>
-    <w:p>
-      <w:pPr>
-        <w:pStyle w:val="Listing"/>
-      </w:pPr>
-      <w:r>
-        <w:t xml:space="preserve">        throws ServletException, IOException {</w:t>
-      </w:r>
-    </w:p>
-    <w:p>
-      <w:pPr>
-        <w:pStyle w:val="Listing"/>
-      </w:pPr>
-      <w:r>
-        <w:lastRenderedPageBreak/>
-        <w:t xml:space="preserve">    response.setContentType("text/html;charset=UTF-8");</w:t>
-      </w:r>
-    </w:p>
-    <w:p>
-      <w:pPr>
-        <w:pStyle w:val="Listing"/>
-      </w:pPr>
-      <w:r>
-        <w:t xml:space="preserve">    PrintWriter out = response.getWriter();</w:t>
-      </w:r>
-    </w:p>
-    <w:p>
-      <w:pPr>
-        <w:pStyle w:val="Listing"/>
-      </w:pPr>
-    </w:p>
-    <w:p>
-      <w:pPr>
-        <w:pStyle w:val="Listing"/>
-      </w:pPr>
-      <w:r>
-        <w:t xml:space="preserve">    String rus_word = request.getParameter("txt"); // русское слово</w:t>
-      </w:r>
-    </w:p>
-    <w:p>
-      <w:pPr>
-        <w:pStyle w:val="Listing"/>
-      </w:pPr>
-      <w:r>
-        <w:t xml:space="preserve">    String eng_word = request.getParameter("eng"); // английское слово (обратный перевод)</w:t>
-      </w:r>
-    </w:p>
-    <w:p>
-      <w:pPr>
-        <w:pStyle w:val="Listing"/>
-      </w:pPr>
-    </w:p>
-    <w:p>
-      <w:pPr>
-        <w:pStyle w:val="Listing"/>
-      </w:pPr>
-      <w:r>
-        <w:t xml:space="preserve">    String result;</w:t>
-      </w:r>
-    </w:p>
-    <w:p>
-      <w:pPr>
-        <w:pStyle w:val="Listing"/>
-      </w:pPr>
-      <w:r>
-        <w:t xml:space="preserve">    try {</w:t>
-      </w:r>
-    </w:p>
-    <w:p>
-      <w:pPr>
-        <w:pStyle w:val="Listing"/>
-      </w:pPr>
-      <w:r>
-        <w:t xml:space="preserve">        if (rus_word != null &amp;&amp; !rus_word.trim().isEmpty()) {</w:t>
-      </w:r>
-    </w:p>
-    <w:p>
-      <w:pPr>
-        <w:pStyle w:val="Listing"/>
-      </w:pPr>
-      <w:r>
-        <w:t xml:space="preserve">            String found = translate("rus", "eng", rus_word);</w:t>
-      </w:r>
-    </w:p>
-    <w:p>
-      <w:pPr>
-        <w:pStyle w:val="Listing"/>
-      </w:pPr>
-      <w:r>
-        <w:t xml:space="preserve">            result = found == null ? "Слово «" + rus_word + "» не найдено" : rus_word + " - " + found;</w:t>
-      </w:r>
-    </w:p>
-    <w:p>
-      <w:pPr>
-        <w:pStyle w:val="Listing"/>
-      </w:pPr>
-      <w:r>
-        <w:t xml:space="preserve">        } else if (eng_word != null &amp;&amp; !eng_word.trim().isEmpty()) {</w:t>
-      </w:r>
-    </w:p>
-    <w:p>
-      <w:pPr>
-        <w:pStyle w:val="Listing"/>
-      </w:pPr>
-      <w:r>
-        <w:t xml:space="preserve">            String found = translate("eng", "rus", eng_word);</w:t>
-      </w:r>
-    </w:p>
-    <w:p>
-      <w:pPr>
-        <w:pStyle w:val="Listing"/>
-      </w:pPr>
-      <w:r>
-        <w:t xml:space="preserve">            result = found == null ? "Слово «" + eng_word + "» не найдено" : eng_word + " - " + found;</w:t>
-      </w:r>
-    </w:p>
-    <w:p>
-      <w:pPr>
-        <w:pStyle w:val="Listing"/>
-      </w:pPr>
-      <w:r>
-        <w:t xml:space="preserve">        } else {</w:t>
-      </w:r>
-    </w:p>
-    <w:p>
-      <w:pPr>
-        <w:pStyle w:val="Listing"/>
-      </w:pPr>
-      <w:r>
-        <w:t xml:space="preserve">            result = "Слово не введено";</w:t>
-      </w:r>
-    </w:p>
-    <w:p>
-      <w:pPr>
-        <w:pStyle w:val="Listing"/>
-      </w:pPr>
-      <w:r>
-        <w:t xml:space="preserve">        }</w:t>
-      </w:r>
-    </w:p>
-    <w:p>
-      <w:pPr>
-        <w:pStyle w:val="Listing"/>
-      </w:pPr>
-      <w:r>
-        <w:t xml:space="preserve">    } catch (Exception e) {</w:t>
-      </w:r>
-    </w:p>
-    <w:p>
-      <w:pPr>
-        <w:pStyle w:val="Listing"/>
-      </w:pPr>
-      <w:r>
-        <w:t xml:space="preserve">        throw new ServletException(e);</w:t>
-      </w:r>
-    </w:p>
-    <w:p>
-      <w:pPr>
-        <w:pStyle w:val="Listing"/>
-      </w:pPr>
-      <w:r>
-        <w:t xml:space="preserve">    }</w:t>
-      </w:r>
-    </w:p>
-    <w:p>
-      <w:pPr>
-        <w:pStyle w:val="Listing"/>
-      </w:pPr>
-    </w:p>
-    <w:p>
-      <w:pPr>
-        <w:pStyle w:val="Listing"/>
-      </w:pPr>
-      <w:r>
-        <w:t xml:space="preserve">    out.println("&lt;html&gt;");</w:t>
-      </w:r>
-    </w:p>
-    <w:p>
-      <w:pPr>
-        <w:pStyle w:val="Listing"/>
-      </w:pPr>
-      <w:r>
-        <w:t xml:space="preserve">    out.println("&lt;head&gt;");</w:t>
-      </w:r>
-    </w:p>
-    <w:p>
-      <w:pPr>
-        <w:pStyle w:val="Listing"/>
-      </w:pPr>
-      <w:r>
-        <w:t xml:space="preserve">    out.println("&lt;title&gt;Servlet MyServlet&lt;/title&gt;");</w:t>
-      </w:r>
-    </w:p>
-    <w:p>
-      <w:pPr>
-        <w:pStyle w:val="Listing"/>
-      </w:pPr>
-      <w:r>
-        <w:t xml:space="preserve">    out.println("&lt;meta http-equiv=\"Content-Type\" content=\"text/html; charset=UTF-8\"&gt;");</w:t>
-      </w:r>
-    </w:p>
-    <w:p>
-      <w:pPr>
-        <w:pStyle w:val="Listing"/>
-      </w:pPr>
-      <w:r>
-        <w:t xml:space="preserve">    out.println("&lt;/head&gt;");</w:t>
-      </w:r>
-    </w:p>
-    <w:p>
-      <w:pPr>
-        <w:pStyle w:val="Listing"/>
-      </w:pPr>
-      <w:r>
-        <w:t xml:space="preserve">    out.println("&lt;body bgcolor='#aaccff'&gt;");</w:t>
-      </w:r>
-    </w:p>
-    <w:p>
-      <w:pPr>
-        <w:pStyle w:val="Listing"/>
-      </w:pPr>
-      <w:r>
-        <w:t xml:space="preserve">    out.println("&lt;h2&gt;" + result + "&lt;/h2&gt;&lt;br&gt;&lt;br&gt;");</w:t>
-      </w:r>
-    </w:p>
-    <w:p>
-      <w:pPr>
-        <w:pStyle w:val="Listing"/>
-      </w:pPr>
-      <w:r>
-        <w:t xml:space="preserve">    out.println("&lt;a href=\"dictionary.html\"&gt;Назад&lt;/a&gt;");</w:t>
-      </w:r>
-    </w:p>
-    <w:p>
-      <w:pPr>
-        <w:pStyle w:val="Listing"/>
-      </w:pPr>
-      <w:r>
-        <w:t xml:space="preserve">    out.println("&lt;/body&gt;");</w:t>
-      </w:r>
-    </w:p>
-    <w:p>
-      <w:pPr>
-        <w:pStyle w:val="Listing"/>
-      </w:pPr>
-      <w:r>
-        <w:t xml:space="preserve">    out.println("&lt;/html&gt;");</w:t>
-      </w:r>
-    </w:p>
-    <w:p>
-      <w:pPr>
-        <w:pStyle w:val="Listing"/>
-      </w:pPr>
-      <w:r>
-        <w:t>}</w:t>
-      </w:r>
-    </w:p>
-    <w:p/>
-    <w:p>
-      <w:pPr>
-        <w:ind w:firstLine="709"/>
-        <w:jc w:val="both"/>
-      </w:pPr>
-      <w:r>
-        <w:t xml:space="preserve">Сервлеты регистрируются в файле </w:t>
+        <w:t>web.xml</w:t>
+      </w:r>
+      <w:r>
+        <w:t xml:space="preserve">, структура которого приведена в приложении А. В нем заданы имена и классы сервлетов, их адреса </w:t>
+      </w:r>
+      <w:r>
+        <w:t>/</w:t>
       </w:r>
       <w:r>
         <w:rPr>
           <w:i/>
         </w:rPr>
-        <w:t>web.xml</w:t>
-      </w:r>
-      <w:r>
-        <w:t xml:space="preserve">, структура которого приведена в листинге. В нем заданы имена и классы сервлетов, их адреса </w:t>
+        <w:t>MyServlet</w:t>
+      </w:r>
+      <w:r>
+        <w:t xml:space="preserve"> и </w:t>
       </w:r>
       <w:r>
         <w:t>/</w:t>
@@ -3487,313 +2760,35 @@
         <w:rPr>
           <w:i/>
         </w:rPr>
-        <w:t>MyServlet</w:t>
-      </w:r>
-      <w:r>
-        <w:t xml:space="preserve"> и </w:t>
-      </w:r>
-      <w:r>
-        <w:t>/</w:t>
+        <w:t>ImageServlet</w:t>
+      </w:r>
+      <w:r>
+        <w:t xml:space="preserve"> и стартовая страница </w:t>
       </w:r>
       <w:r>
         <w:rPr>
           <w:i/>
         </w:rPr>
-        <w:t>ImageServlet</w:t>
-      </w:r>
-      <w:r>
-        <w:t xml:space="preserve"> и стартовая страница </w:t>
-      </w:r>
-      <w:r>
-        <w:rPr>
-          <w:i/>
-        </w:rPr>
         <w:t>dictionary.html</w:t>
       </w:r>
       <w:r>
         <w:t>.</w:t>
       </w:r>
     </w:p>
-    <w:p>
-      <w:pPr>
-        <w:keepNext/>
-        <w:ind w:firstLine="709"/>
-        <w:jc w:val="both"/>
-      </w:pPr>
-      <w:r>
-        <w:t xml:space="preserve">Листинг 3.4 – Файл </w:t>
-      </w:r>
-      <w:r>
-        <w:rPr>
-          <w:i/>
-        </w:rPr>
-        <w:t>web.xml</w:t>
-      </w:r>
-    </w:p>
-    <w:p>
-      <w:pPr>
-        <w:pStyle w:val="Listing"/>
-      </w:pPr>
-      <w:r>
-        <w:t>&lt;?xml version="1.0" encoding="UTF-8"?&gt;</w:t>
-      </w:r>
-    </w:p>
-    <w:p>
-      <w:pPr>
-        <w:pStyle w:val="Listing"/>
-      </w:pPr>
-      <w:r>
-        <w:t>&lt;web-app version="3.0" xmlns="http://java.sun.com/xml/ns/javaee"</w:t>
-      </w:r>
-    </w:p>
-    <w:p>
-      <w:pPr>
-        <w:pStyle w:val="Listing"/>
-      </w:pPr>
-      <w:r>
-        <w:t>xmlns:xsi="http://www.w3.org/2001/XMLSchema-instance"</w:t>
-      </w:r>
-    </w:p>
-    <w:p>
-      <w:pPr>
-        <w:pStyle w:val="Listing"/>
-      </w:pPr>
-      <w:r>
-        <w:t>xsi:schemaLocation="http://java.sun.com/xml/ns/javaee http://java.sun.com/xml/ns/javaee/web-app_3_0.xsd"&gt;</w:t>
-      </w:r>
-    </w:p>
-    <w:p>
-      <w:pPr>
-        <w:pStyle w:val="Listing"/>
-      </w:pPr>
-      <w:r>
-        <w:t xml:space="preserve">    &lt;servlet&gt;</w:t>
-      </w:r>
-    </w:p>
-    <w:p>
-      <w:pPr>
-        <w:pStyle w:val="Listing"/>
-      </w:pPr>
-      <w:r>
-        <w:t xml:space="preserve">        &lt;servlet-name&gt;MyServlet&lt;/servlet-name&gt;</w:t>
-      </w:r>
-    </w:p>
-    <w:p>
-      <w:pPr>
-        <w:pStyle w:val="Listing"/>
-      </w:pPr>
-      <w:r>
-        <w:t xml:space="preserve">        &lt;servlet-class&gt;MyServlet&lt;/servlet-class&gt;</w:t>
-      </w:r>
-    </w:p>
-    <w:p>
-      <w:pPr>
-        <w:pStyle w:val="Listing"/>
-      </w:pPr>
-      <w:r>
-        <w:t xml:space="preserve">    &lt;/servlet&gt;</w:t>
-      </w:r>
-    </w:p>
-    <w:p>
-      <w:pPr>
-        <w:pStyle w:val="Listing"/>
-      </w:pPr>
-      <w:r>
-        <w:t xml:space="preserve">    &lt;servlet-mapping&gt;</w:t>
-      </w:r>
-    </w:p>
-    <w:p>
-      <w:pPr>
-        <w:pStyle w:val="Listing"/>
-      </w:pPr>
-      <w:r>
-        <w:t xml:space="preserve">        &lt;servlet-name&gt;MyServlet&lt;/servlet-name&gt;</w:t>
-      </w:r>
-    </w:p>
-    <w:p>
-      <w:pPr>
-        <w:pStyle w:val="Listing"/>
-      </w:pPr>
-      <w:r>
-        <w:t xml:space="preserve">        &lt;url-pattern&gt;/MyServlet&lt;/url-pattern&gt;</w:t>
-      </w:r>
-    </w:p>
-    <w:p>
-      <w:pPr>
-        <w:pStyle w:val="Listing"/>
-      </w:pPr>
-      <w:r>
-        <w:lastRenderedPageBreak/>
-        <w:t xml:space="preserve">    &lt;/servlet-mapping&gt;</w:t>
-      </w:r>
-    </w:p>
-    <w:p>
-      <w:pPr>
-        <w:pStyle w:val="Listing"/>
-      </w:pPr>
-      <w:r>
-        <w:t xml:space="preserve">    &lt;servlet&gt;</w:t>
-      </w:r>
-    </w:p>
-    <w:p>
-      <w:pPr>
-        <w:pStyle w:val="Listing"/>
-      </w:pPr>
-      <w:r>
-        <w:t xml:space="preserve">        &lt;servlet-name&gt;ImageServlet&lt;/servlet-name&gt;</w:t>
-      </w:r>
-    </w:p>
-    <w:p>
-      <w:pPr>
-        <w:pStyle w:val="Listing"/>
-      </w:pPr>
-      <w:r>
-        <w:t xml:space="preserve">        &lt;servlet-class&gt;ImageServlet&lt;/servlet-class&gt;</w:t>
-      </w:r>
-    </w:p>
-    <w:p>
-      <w:pPr>
-        <w:pStyle w:val="Listing"/>
-      </w:pPr>
-      <w:r>
-        <w:t xml:space="preserve">    &lt;/servlet&gt;</w:t>
-      </w:r>
-    </w:p>
-    <w:p>
-      <w:pPr>
-        <w:pStyle w:val="Listing"/>
-      </w:pPr>
-      <w:r>
-        <w:t xml:space="preserve">    &lt;servlet-mapping&gt;</w:t>
-      </w:r>
-    </w:p>
-    <w:p>
-      <w:pPr>
-        <w:pStyle w:val="Listing"/>
-      </w:pPr>
-      <w:r>
-        <w:t xml:space="preserve">        &lt;servlet-name&gt;ImageServlet&lt;/servlet-name&gt;</w:t>
-      </w:r>
-    </w:p>
-    <w:p>
-      <w:pPr>
-        <w:pStyle w:val="Listing"/>
-      </w:pPr>
-      <w:r>
-        <w:t xml:space="preserve">        &lt;url-pattern&gt;/ImageServlet&lt;/url-pattern&gt;</w:t>
-      </w:r>
-    </w:p>
-    <w:p>
-      <w:pPr>
-        <w:pStyle w:val="Listing"/>
-      </w:pPr>
-      <w:r>
-        <w:t xml:space="preserve">    &lt;/servlet-mapping&gt;</w:t>
-      </w:r>
-    </w:p>
-    <w:p>
-      <w:pPr>
-        <w:pStyle w:val="Listing"/>
-      </w:pPr>
-      <w:r>
-        <w:t xml:space="preserve">    &lt;welcome-file-list&gt;</w:t>
-      </w:r>
-    </w:p>
-    <w:p>
-      <w:pPr>
-        <w:pStyle w:val="Listing"/>
-      </w:pPr>
-      <w:r>
-        <w:t xml:space="preserve">        &lt;welcome-file&gt;</w:t>
-      </w:r>
-    </w:p>
-    <w:p>
-      <w:pPr>
-        <w:pStyle w:val="Listing"/>
-      </w:pPr>
-      <w:r>
-        <w:t xml:space="preserve">            dictionary.html</w:t>
-      </w:r>
-    </w:p>
-    <w:p>
-      <w:pPr>
-        <w:pStyle w:val="Listing"/>
-      </w:pPr>
-      <w:r>
-        <w:t xml:space="preserve">         &lt;/welcome-file&gt;</w:t>
-      </w:r>
-    </w:p>
-    <w:p>
-      <w:pPr>
-        <w:pStyle w:val="Listing"/>
-      </w:pPr>
-      <w:r>
-        <w:t xml:space="preserve">     &lt;/welcome-file-list&gt;</w:t>
-      </w:r>
-    </w:p>
-    <w:p>
-      <w:pPr>
-        <w:pStyle w:val="Listing"/>
-      </w:pPr>
-      <w:r>
-        <w:t xml:space="preserve">     &lt;session-config&gt;</w:t>
-      </w:r>
-    </w:p>
-    <w:p>
-      <w:pPr>
-        <w:pStyle w:val="Listing"/>
-      </w:pPr>
-      <w:r>
-        <w:t xml:space="preserve">        &lt;session-timeout&gt;</w:t>
-      </w:r>
-    </w:p>
-    <w:p>
-      <w:pPr>
-        <w:pStyle w:val="Listing"/>
-      </w:pPr>
-      <w:r>
-        <w:t xml:space="preserve">            30</w:t>
-      </w:r>
-    </w:p>
-    <w:p>
-      <w:pPr>
-        <w:pStyle w:val="Listing"/>
-      </w:pPr>
-      <w:r>
-        <w:t xml:space="preserve">        &lt;/session-timeout&gt;</w:t>
-      </w:r>
-    </w:p>
-    <w:p>
-      <w:pPr>
-        <w:pStyle w:val="Listing"/>
-      </w:pPr>
-      <w:r>
-        <w:t xml:space="preserve">    &lt;/session-config&gt;</w:t>
-      </w:r>
-    </w:p>
-    <w:p>
-      <w:pPr>
-        <w:pStyle w:val="Listing"/>
-      </w:pPr>
-      <w:r>
-        <w:t>&lt;/web-app&gt;</w:t>
-      </w:r>
-    </w:p>
-    <w:p/>
     <w:p>
       <w:pPr>
         <w:pStyle w:val="21"/>
         <w:spacing w:before="360"/>
         <w:ind w:firstLine="709"/>
       </w:pPr>
-      <w:bookmarkStart w:id="6" w:name="_Toc242385937"/>
+      <w:bookmarkStart w:id="7" w:name="_Toc242612930"/>
       <w:r>
         <w:rPr>
           <w:rFonts w:ascii="Times New Roman" w:hAnsi="Times New Roman"/>
         </w:rPr>
-        <w:t>3.4 Работа словаря</w:t>
-      </w:r>
-      <w:bookmarkEnd w:id="6"/>
+        <w:t>2.6 Работа словаря</w:t>
+      </w:r>
+      <w:bookmarkEnd w:id="7"/>
     </w:p>
     <w:p>
       <w:pPr>
@@ -3801,7 +2796,7 @@
         <w:jc w:val="both"/>
       </w:pPr>
       <w:r>
-        <w:t>Перевод слова «привет» показан на рисунке 3.2.</w:t>
+        <w:t>Перевод слова «привет» показан на рисунке 2.2.</w:t>
       </w:r>
     </w:p>
     <w:p>
@@ -3814,8 +2809,9 @@
         <w:rPr>
           <w:noProof/>
         </w:rPr>
+        <w:lastRenderedPageBreak/>
         <w:drawing>
-          <wp:inline distT="0" distB="0" distL="0" distR="0" wp14:anchorId="2B7439EE" wp14:editId="24DF1F87">
+          <wp:inline distT="0" distB="0" distL="0" distR="0" wp14:anchorId="6765878F" wp14:editId="3D0E58C8">
             <wp:extent cx="5580000" cy="1227600"/>
             <wp:effectExtent l="0" t="0" r="0" b="0"/>
             <wp:docPr id="2" name="Picture 2"/>
@@ -3857,7 +2853,7 @@
         <w:jc w:val="center"/>
       </w:pPr>
       <w:r>
-        <w:t>Рисунок 3.2 – Перевод с русского языка на английский</w:t>
+        <w:t>Рисунок 2.2 – Перевод с русского языка на английский</w:t>
       </w:r>
     </w:p>
     <w:p/>
@@ -3924,7 +2920,7 @@
         <w:t>book</w:t>
       </w:r>
       <w:r>
-        <w:t xml:space="preserve"> показан на рисунке 3.3.</w:t>
+        <w:t xml:space="preserve"> показан на рисунке 2.3.</w:t>
       </w:r>
     </w:p>
     <w:p>
@@ -3937,9 +2933,8 @@
         <w:rPr>
           <w:noProof/>
         </w:rPr>
-        <w:lastRenderedPageBreak/>
         <w:drawing>
-          <wp:inline distT="0" distB="0" distL="0" distR="0" wp14:anchorId="1EC93D23" wp14:editId="293B18F2">
+          <wp:inline distT="0" distB="0" distL="0" distR="0" wp14:anchorId="6A70D6B5" wp14:editId="05E9C6BB">
             <wp:extent cx="5580000" cy="1227600"/>
             <wp:effectExtent l="0" t="0" r="0" b="0"/>
             <wp:docPr id="3" name="Picture 3"/>
@@ -3981,7 +2976,7 @@
         <w:jc w:val="center"/>
       </w:pPr>
       <w:r>
-        <w:t>Рисунок 3.3 – Обратный перевод с английского языка на русский</w:t>
+        <w:t>Рисунок 2.3 – Обратный перевод с английского языка на русский</w:t>
       </w:r>
     </w:p>
     <w:p/>
@@ -4018,7 +3013,7 @@
         <w:jc w:val="both"/>
       </w:pPr>
       <w:r>
-        <w:t>Если слова нет в базе данных, сервлет сообщает об этом, как показано на рисунке 3.4.</w:t>
+        <w:t>Если слова нет в базе данных, сервлет сообщает об этом, как показано на рисунке 2.4.</w:t>
       </w:r>
     </w:p>
     <w:p>
@@ -4032,7 +3027,7 @@
           <w:noProof/>
         </w:rPr>
         <w:drawing>
-          <wp:inline distT="0" distB="0" distL="0" distR="0" wp14:anchorId="5B38BC5A" wp14:editId="2A9EAAA1">
+          <wp:inline distT="0" distB="0" distL="0" distR="0" wp14:anchorId="7479B9C4" wp14:editId="7CD87921">
             <wp:extent cx="5580000" cy="1227600"/>
             <wp:effectExtent l="0" t="0" r="0" b="0"/>
             <wp:docPr id="4" name="Picture 4"/>
@@ -4074,7 +3069,7 @@
         <w:jc w:val="center"/>
       </w:pPr>
       <w:r>
-        <w:t>Рисунок 3.4 – Слово отсутствует в словаре</w:t>
+        <w:t>Рисунок 2.4 – Слово отсутствует в словаре</w:t>
       </w:r>
     </w:p>
     <w:p/>
@@ -4093,14 +3088,14 @@
         <w:spacing w:before="360"/>
         <w:ind w:firstLine="709"/>
       </w:pPr>
-      <w:bookmarkStart w:id="7" w:name="_Toc242385938"/>
+      <w:bookmarkStart w:id="8" w:name="_Toc242612931"/>
       <w:r>
         <w:rPr>
           <w:rFonts w:ascii="Times New Roman" w:hAnsi="Times New Roman"/>
         </w:rPr>
-        <w:t>3.5 Клиент в отдельном проекте</w:t>
-      </w:r>
-      <w:bookmarkEnd w:id="7"/>
+        <w:t>2.7 Клиент в отдельном проекте</w:t>
+      </w:r>
+      <w:bookmarkEnd w:id="8"/>
     </w:p>
     <w:p>
       <w:pPr>
@@ -4144,7 +3139,11 @@
         <w:t>lab_servlet/MyServlet</w:t>
       </w:r>
       <w:r>
-        <w:t xml:space="preserve"> методом </w:t>
+        <w:t xml:space="preserve"> </w:t>
+      </w:r>
+      <w:r>
+        <w:lastRenderedPageBreak/>
+        <w:t xml:space="preserve">методом </w:t>
       </w:r>
       <w:r>
         <w:rPr>
@@ -4216,161 +3215,16 @@
         <w:t>Swing</w:t>
       </w:r>
       <w:r>
-        <w:t>. Код приведен в листинге.</w:t>
-      </w:r>
-    </w:p>
-    <w:p>
-      <w:pPr>
-        <w:keepNext/>
+        <w:t>. Код приведен в приложении А.</w:t>
+      </w:r>
+    </w:p>
+    <w:p>
+      <w:pPr>
         <w:ind w:firstLine="709"/>
         <w:jc w:val="both"/>
       </w:pPr>
       <w:r>
-        <w:t xml:space="preserve">Листинг 3.5 – Клиент </w:t>
-      </w:r>
-      <w:r>
-        <w:rPr>
-          <w:i/>
-        </w:rPr>
-        <w:t>ApacheClient</w:t>
-      </w:r>
-    </w:p>
-    <w:p>
-      <w:pPr>
-        <w:pStyle w:val="Listing"/>
-      </w:pPr>
-      <w:r>
-        <w:t>public class ApacheClient {</w:t>
-      </w:r>
-    </w:p>
-    <w:p>
-      <w:pPr>
-        <w:pStyle w:val="Listing"/>
-      </w:pPr>
-    </w:p>
-    <w:p>
-      <w:pPr>
-        <w:pStyle w:val="Listing"/>
-      </w:pPr>
-      <w:r>
-        <w:t xml:space="preserve">    static String url = "http://localhost:8080/lab_servlet/MyServlet";</w:t>
-      </w:r>
-    </w:p>
-    <w:p>
-      <w:pPr>
-        <w:pStyle w:val="Listing"/>
-      </w:pPr>
-    </w:p>
-    <w:p>
-      <w:pPr>
-        <w:pStyle w:val="Listing"/>
-      </w:pPr>
-      <w:r>
-        <w:t xml:space="preserve">    // Отправка GET-запроса сервлету и выделение результата из html-ответа</w:t>
-      </w:r>
-    </w:p>
-    <w:p>
-      <w:pPr>
-        <w:pStyle w:val="Listing"/>
-      </w:pPr>
-      <w:r>
-        <w:t xml:space="preserve">    static String ask(String parameter, String word) throws Exception {</w:t>
-      </w:r>
-    </w:p>
-    <w:p>
-      <w:pPr>
-        <w:pStyle w:val="Listing"/>
-      </w:pPr>
-      <w:r>
-        <w:t xml:space="preserve">        try (CloseableHttpClient client = HttpClients.createDefault()) {</w:t>
-      </w:r>
-    </w:p>
-    <w:p>
-      <w:pPr>
-        <w:pStyle w:val="Listing"/>
-      </w:pPr>
-      <w:r>
-        <w:t xml:space="preserve">            HttpGet request = new HttpGet(url + "?" + parameter + "=" + URLEncoder.encode(word, "UTF-8"));</w:t>
-      </w:r>
-    </w:p>
-    <w:p>
-      <w:pPr>
-        <w:pStyle w:val="Listing"/>
-      </w:pPr>
-      <w:r>
-        <w:t xml:space="preserve">            HttpResponse response = client.execute(request);</w:t>
-      </w:r>
-    </w:p>
-    <w:p>
-      <w:pPr>
-        <w:pStyle w:val="Listing"/>
-      </w:pPr>
-      <w:r>
-        <w:t xml:space="preserve">            String html = EntityUtils.toString(response.getEntity(), "UTF-8");</w:t>
-      </w:r>
-    </w:p>
-    <w:p>
-      <w:pPr>
-        <w:pStyle w:val="Listing"/>
-      </w:pPr>
-      <w:r>
-        <w:lastRenderedPageBreak/>
-        <w:t xml:space="preserve">            int start = html.indexOf("&lt;h2&gt;") + 4;</w:t>
-      </w:r>
-    </w:p>
-    <w:p>
-      <w:pPr>
-        <w:pStyle w:val="Listing"/>
-      </w:pPr>
-      <w:r>
-        <w:t xml:space="preserve">            int end = html.indexOf("&lt;/h2&gt;");</w:t>
-      </w:r>
-    </w:p>
-    <w:p>
-      <w:pPr>
-        <w:pStyle w:val="Listing"/>
-      </w:pPr>
-      <w:r>
-        <w:t xml:space="preserve">            return html.substring(start, end);</w:t>
-      </w:r>
-    </w:p>
-    <w:p>
-      <w:pPr>
-        <w:pStyle w:val="Listing"/>
-      </w:pPr>
-      <w:r>
-        <w:t xml:space="preserve">        }</w:t>
-      </w:r>
-    </w:p>
-    <w:p>
-      <w:pPr>
-        <w:pStyle w:val="Listing"/>
-      </w:pPr>
-      <w:r>
-        <w:t xml:space="preserve">    }</w:t>
-      </w:r>
-    </w:p>
-    <w:p>
-      <w:pPr>
-        <w:pStyle w:val="Listing"/>
-      </w:pPr>
-    </w:p>
-    <w:p>
-      <w:pPr>
-        <w:pStyle w:val="Listing"/>
-      </w:pPr>
-      <w:r>
-        <w:t>}</w:t>
-      </w:r>
-    </w:p>
-    <w:p/>
-    <w:p>
-      <w:pPr>
-        <w:ind w:firstLine="709"/>
-        <w:jc w:val="both"/>
-      </w:pPr>
-      <w:r>
-        <w:t>Окно клиента показано на рисунке 3.5.</w:t>
+        <w:t>Окно клиента показано на рисунке 2.5.</w:t>
       </w:r>
     </w:p>
     <w:p>
@@ -4384,7 +3238,7 @@
           <w:noProof/>
         </w:rPr>
         <w:drawing>
-          <wp:inline distT="0" distB="0" distL="0" distR="0" wp14:anchorId="2404A57A" wp14:editId="614CFBA1">
+          <wp:inline distT="0" distB="0" distL="0" distR="0" wp14:anchorId="17ABDA9B" wp14:editId="36EE2A46">
             <wp:extent cx="5580000" cy="1201846"/>
             <wp:effectExtent l="0" t="0" r="0" b="0"/>
             <wp:docPr id="5" name="Picture 5"/>
@@ -4426,7 +3280,7 @@
         <w:jc w:val="center"/>
       </w:pPr>
       <w:r>
-        <w:t>Рисунок 3.5 – Окно клиента после запуска</w:t>
+        <w:t>Рисунок 2.5 – Окно клиента после запуска</w:t>
       </w:r>
     </w:p>
     <w:p/>
@@ -4445,7 +3299,7 @@
         <w:jc w:val="both"/>
       </w:pPr>
       <w:r>
-        <w:t>Перевод слова «дом» через клиент показан на рисунке 3.6.</w:t>
+        <w:t>Перевод слова «дом» через клиент показан на рисунке 2.6.</w:t>
       </w:r>
     </w:p>
     <w:p>
@@ -4459,7 +3313,7 @@
           <w:noProof/>
         </w:rPr>
         <w:drawing>
-          <wp:inline distT="0" distB="0" distL="0" distR="0" wp14:anchorId="615E462C" wp14:editId="78B6FB65">
+          <wp:inline distT="0" distB="0" distL="0" distR="0" wp14:anchorId="69D8A195" wp14:editId="36BBCF62">
             <wp:extent cx="5580000" cy="1201846"/>
             <wp:effectExtent l="0" t="0" r="0" b="0"/>
             <wp:docPr id="6" name="Picture 6"/>
@@ -4501,7 +3355,7 @@
         <w:jc w:val="center"/>
       </w:pPr>
       <w:r>
-        <w:t>Рисунок 3.6 – Перевод слова через клиент</w:t>
+        <w:t>Рисунок 2.6 – Перевод слова через клиент</w:t>
       </w:r>
     </w:p>
     <w:p/>
@@ -4538,7 +3392,7 @@
         <w:t>student</w:t>
       </w:r>
       <w:r>
-        <w:t xml:space="preserve"> показан на рисунке 3.7.</w:t>
+        <w:t xml:space="preserve"> показан на рисунке 2.7.</w:t>
       </w:r>
     </w:p>
     <w:p>
@@ -4552,7 +3406,7 @@
           <w:noProof/>
         </w:rPr>
         <w:drawing>
-          <wp:inline distT="0" distB="0" distL="0" distR="0" wp14:anchorId="1ED743BC" wp14:editId="434E4875">
+          <wp:inline distT="0" distB="0" distL="0" distR="0" wp14:anchorId="5E0FBEE9" wp14:editId="1D1BE875">
             <wp:extent cx="5580000" cy="1201846"/>
             <wp:effectExtent l="0" t="0" r="0" b="0"/>
             <wp:docPr id="7" name="Picture 7"/>
@@ -4594,7 +3448,7 @@
         <w:jc w:val="center"/>
       </w:pPr>
       <w:r>
-        <w:t>Рисунок 3.7 – Обратный перевод через клиент</w:t>
+        <w:t>Рисунок 2.7 – Обратный перевод через клиент</w:t>
       </w:r>
     </w:p>
     <w:p/>
@@ -4622,14 +3476,15 @@
         <w:spacing w:before="360"/>
         <w:ind w:firstLine="709"/>
       </w:pPr>
-      <w:bookmarkStart w:id="8" w:name="_Toc242385939"/>
+      <w:bookmarkStart w:id="9" w:name="_Toc242612932"/>
       <w:r>
         <w:rPr>
           <w:rFonts w:ascii="Times New Roman" w:hAnsi="Times New Roman"/>
         </w:rPr>
-        <w:t>3.6 Индивидуальное задание, вариант 2</w:t>
-      </w:r>
-      <w:bookmarkEnd w:id="8"/>
+        <w:lastRenderedPageBreak/>
+        <w:t>2.8 Индивидуальное задание, вариант 2</w:t>
+      </w:r>
+      <w:bookmarkEnd w:id="9"/>
     </w:p>
     <w:p>
       <w:pPr>
@@ -4676,203 +3531,16 @@
         <w:t>image/png</w:t>
       </w:r>
       <w:r>
-        <w:t xml:space="preserve"> и записывает байты файла в выходной поток ответа, а браузер отображает рисунок. Код приведен в листинге.</w:t>
-      </w:r>
-    </w:p>
-    <w:p>
-      <w:pPr>
-        <w:keepNext/>
+        <w:t xml:space="preserve"> и записывает байты файла в выходной поток ответа, а браузер отображает рисунок. Код приведен в приложении А.</w:t>
+      </w:r>
+    </w:p>
+    <w:p>
+      <w:pPr>
         <w:ind w:firstLine="709"/>
         <w:jc w:val="both"/>
       </w:pPr>
       <w:r>
-        <w:t xml:space="preserve">Листинг 3.6 – Сервлет </w:t>
-      </w:r>
-      <w:r>
-        <w:rPr>
-          <w:i/>
-        </w:rPr>
-        <w:t>ImageServlet</w:t>
-      </w:r>
-    </w:p>
-    <w:p>
-      <w:pPr>
-        <w:pStyle w:val="Listing"/>
-      </w:pPr>
-      <w:r>
-        <w:t>public class ImageServlet extends HttpServlet {</w:t>
-      </w:r>
-    </w:p>
-    <w:p>
-      <w:pPr>
-        <w:pStyle w:val="Listing"/>
-      </w:pPr>
-    </w:p>
-    <w:p>
-      <w:pPr>
-        <w:pStyle w:val="Listing"/>
-      </w:pPr>
-      <w:r>
-        <w:t xml:space="preserve">    protected void processRequest(HttpServletRequest request, HttpServletResponse response)</w:t>
-      </w:r>
-    </w:p>
-    <w:p>
-      <w:pPr>
-        <w:pStyle w:val="Listing"/>
-      </w:pPr>
-      <w:r>
-        <w:t xml:space="preserve">            throws ServletException, IOException {</w:t>
-      </w:r>
-    </w:p>
-    <w:p>
-      <w:pPr>
-        <w:pStyle w:val="Listing"/>
-      </w:pPr>
-      <w:r>
-        <w:t xml:space="preserve">        // Файл с рисунком находится в каталоге приложения</w:t>
-      </w:r>
-    </w:p>
-    <w:p>
-      <w:pPr>
-        <w:pStyle w:val="Listing"/>
-      </w:pPr>
-      <w:r>
-        <w:t xml:space="preserve">        InputStream in = getServletContext().getResourceAsStream("/images/picture.png");</w:t>
-      </w:r>
-    </w:p>
-    <w:p>
-      <w:pPr>
-        <w:pStyle w:val="Listing"/>
-      </w:pPr>
-      <w:r>
-        <w:t xml:space="preserve">        if (in == null) {</w:t>
-      </w:r>
-    </w:p>
-    <w:p>
-      <w:pPr>
-        <w:pStyle w:val="Listing"/>
-      </w:pPr>
-      <w:r>
-        <w:t xml:space="preserve">            response.sendError(HttpServletResponse.SC_NOT_FOUND, "Файл рисунка не найден");</w:t>
-      </w:r>
-    </w:p>
-    <w:p>
-      <w:pPr>
-        <w:pStyle w:val="Listing"/>
-      </w:pPr>
-      <w:r>
-        <w:t xml:space="preserve">            return;</w:t>
-      </w:r>
-    </w:p>
-    <w:p>
-      <w:pPr>
-        <w:pStyle w:val="Listing"/>
-      </w:pPr>
-      <w:r>
-        <w:t xml:space="preserve">        }</w:t>
-      </w:r>
-    </w:p>
-    <w:p>
-      <w:pPr>
-        <w:pStyle w:val="Listing"/>
-      </w:pPr>
-    </w:p>
-    <w:p>
-      <w:pPr>
-        <w:pStyle w:val="Listing"/>
-      </w:pPr>
-      <w:r>
-        <w:t xml:space="preserve">        // Тип содержимого: браузер сам отображает рисунок</w:t>
-      </w:r>
-    </w:p>
-    <w:p>
-      <w:pPr>
-        <w:pStyle w:val="Listing"/>
-      </w:pPr>
-      <w:r>
-        <w:t xml:space="preserve">        response.setContentType("image/png");</w:t>
-      </w:r>
-    </w:p>
-    <w:p>
-      <w:pPr>
-        <w:pStyle w:val="Listing"/>
-      </w:pPr>
-      <w:r>
-        <w:t xml:space="preserve">        OutputStream out = response.getOutputStream();</w:t>
-      </w:r>
-    </w:p>
-    <w:p>
-      <w:pPr>
-        <w:pStyle w:val="Listing"/>
-      </w:pPr>
-      <w:r>
-        <w:t xml:space="preserve">        byte[] buffer = new byte[4096];</w:t>
-      </w:r>
-    </w:p>
-    <w:p>
-      <w:pPr>
-        <w:pStyle w:val="Listing"/>
-      </w:pPr>
-      <w:r>
-        <w:t xml:space="preserve">        int length;</w:t>
-      </w:r>
-    </w:p>
-    <w:p>
-      <w:pPr>
-        <w:pStyle w:val="Listing"/>
-      </w:pPr>
-      <w:r>
-        <w:t xml:space="preserve">        while ((length = in.read(buffer)) != -1) {</w:t>
-      </w:r>
-    </w:p>
-    <w:p>
-      <w:pPr>
-        <w:pStyle w:val="Listing"/>
-      </w:pPr>
-      <w:r>
-        <w:t xml:space="preserve">            out.write(buffer, 0, length);</w:t>
-      </w:r>
-    </w:p>
-    <w:p>
-      <w:pPr>
-        <w:pStyle w:val="Listing"/>
-      </w:pPr>
-      <w:r>
-        <w:t xml:space="preserve">        }</w:t>
-      </w:r>
-    </w:p>
-    <w:p>
-      <w:pPr>
-        <w:pStyle w:val="Listing"/>
-      </w:pPr>
-      <w:r>
-        <w:t xml:space="preserve">        in.close();</w:t>
-      </w:r>
-    </w:p>
-    <w:p>
-      <w:pPr>
-        <w:pStyle w:val="Listing"/>
-      </w:pPr>
-      <w:r>
-        <w:t xml:space="preserve">        out.close();</w:t>
-      </w:r>
-    </w:p>
-    <w:p>
-      <w:pPr>
-        <w:pStyle w:val="Listing"/>
-      </w:pPr>
-      <w:r>
-        <w:t xml:space="preserve">    }</w:t>
-      </w:r>
-    </w:p>
-    <w:p/>
-    <w:p>
-      <w:pPr>
-        <w:ind w:firstLine="709"/>
-        <w:jc w:val="both"/>
-      </w:pPr>
-      <w:r>
-        <w:t>Результат вызова сервлета кнопкой «Показать рисунок» показан на рисунке 3.8.</w:t>
+        <w:t>Результат вызова сервлета кнопкой «Показать рисунок» показан на рисунке 2.8.</w:t>
       </w:r>
     </w:p>
     <w:p>
@@ -4885,9 +3553,8 @@
         <w:rPr>
           <w:noProof/>
         </w:rPr>
-        <w:lastRenderedPageBreak/>
         <w:drawing>
-          <wp:inline distT="0" distB="0" distL="0" distR="0" wp14:anchorId="2D3E7D15" wp14:editId="51515A88">
+          <wp:inline distT="0" distB="0" distL="0" distR="0" wp14:anchorId="52B194FD" wp14:editId="01AD8881">
             <wp:extent cx="5580000" cy="2901600"/>
             <wp:effectExtent l="0" t="0" r="0" b="0"/>
             <wp:docPr id="8" name="Picture 8"/>
@@ -4929,7 +3596,7 @@
         <w:jc w:val="center"/>
       </w:pPr>
       <w:r>
-        <w:t xml:space="preserve">Рисунок 3.8 – Рисунок, возвращенный сервлетом </w:t>
+        <w:t xml:space="preserve">Рисунок 2.8 – Рисунок, возвращенный сервлетом </w:t>
       </w:r>
       <w:r>
         <w:rPr>
@@ -4979,28 +3646,13 @@
         <w:pStyle w:val="1"/>
         <w:ind w:firstLine="709"/>
       </w:pPr>
-      <w:bookmarkStart w:id="9" w:name="_Toc242385940"/>
+      <w:bookmarkStart w:id="10" w:name="_Toc242612933"/>
       <w:r>
         <w:rPr>
           <w:rFonts w:ascii="Times New Roman" w:hAnsi="Times New Roman"/>
         </w:rPr>
         <w:lastRenderedPageBreak/>
-        <w:t>4 КОНТРОЛЬНЫЕ ВОПРОСЫ</w:t>
-      </w:r>
-      <w:bookmarkEnd w:id="9"/>
-    </w:p>
-    <w:p>
-      <w:pPr>
-        <w:pStyle w:val="21"/>
-        <w:spacing w:before="360"/>
-        <w:ind w:firstLine="709"/>
-      </w:pPr>
-      <w:bookmarkStart w:id="10" w:name="_Toc242385941"/>
-      <w:r>
-        <w:rPr>
-          <w:rFonts w:ascii="Times New Roman" w:hAnsi="Times New Roman"/>
-        </w:rPr>
-        <w:t>4.1 Что такое сервлет, какие основные объекты и методы он предоставляет</w:t>
+        <w:t>3 Ответы на контрольные вопросы</w:t>
       </w:r>
       <w:bookmarkEnd w:id="10"/>
     </w:p>
@@ -5010,113 +3662,8 @@
         <w:jc w:val="both"/>
       </w:pPr>
       <w:r>
-        <w:t xml:space="preserve">Сервлет – класс </w:t>
-      </w:r>
-      <w:r>
-        <w:rPr>
-          <w:i/>
-        </w:rPr>
-        <w:t>Java</w:t>
-      </w:r>
-      <w:r>
-        <w:t xml:space="preserve"> на стороне сервера, обрабатывающий запросы клиентов. Основные методы – </w:t>
-      </w:r>
-      <w:r>
-        <w:rPr>
-          <w:i/>
-        </w:rPr>
-        <w:t>doGet</w:t>
-      </w:r>
-      <w:r>
-        <w:t xml:space="preserve"> и </w:t>
-      </w:r>
-      <w:r>
-        <w:rPr>
-          <w:i/>
-        </w:rPr>
-        <w:t>doPost</w:t>
-      </w:r>
-      <w:r>
-        <w:t xml:space="preserve">, выбираемые по атрибуту </w:t>
-      </w:r>
-      <w:r>
-        <w:rPr>
-          <w:i/>
-        </w:rPr>
-        <w:t>method</w:t>
-      </w:r>
-      <w:r>
-        <w:t xml:space="preserve"> формы. Основные объекты: </w:t>
-      </w:r>
-      <w:r>
-        <w:rPr>
-          <w:i/>
-        </w:rPr>
-        <w:t>HttpServletRequest</w:t>
-      </w:r>
-      <w:r>
-        <w:t xml:space="preserve"> (параметры запроса, метод </w:t>
-      </w:r>
-      <w:r>
-        <w:rPr>
-          <w:i/>
-        </w:rPr>
-        <w:t>getParameter</w:t>
-      </w:r>
-      <w:r>
-        <w:t xml:space="preserve">) и </w:t>
-      </w:r>
-      <w:r>
-        <w:rPr>
-          <w:i/>
-        </w:rPr>
-        <w:t>HttpServletResponse</w:t>
-      </w:r>
-      <w:r>
-        <w:t xml:space="preserve"> (ответ клиенту, методы </w:t>
-      </w:r>
-      <w:r>
-        <w:rPr>
-          <w:i/>
-        </w:rPr>
-        <w:t>setContentType</w:t>
-      </w:r>
-      <w:r>
-        <w:t xml:space="preserve">, </w:t>
-      </w:r>
-      <w:r>
-        <w:rPr>
-          <w:i/>
-        </w:rPr>
-        <w:t>getWriter</w:t>
-      </w:r>
-      <w:r>
-        <w:t xml:space="preserve">, </w:t>
-      </w:r>
-      <w:r>
-        <w:rPr>
-          <w:i/>
-        </w:rPr>
-        <w:t>getOutputStream</w:t>
-      </w:r>
-      <w:r>
-        <w:t>).</w:t>
-      </w:r>
-    </w:p>
-    <w:p>
-      <w:pPr>
-        <w:pStyle w:val="21"/>
-        <w:spacing w:before="360"/>
-        <w:ind w:firstLine="709"/>
-      </w:pPr>
-      <w:bookmarkStart w:id="11" w:name="_Toc242385942"/>
-      <w:r>
-        <w:rPr>
-          <w:rFonts w:ascii="Times New Roman" w:hAnsi="Times New Roman"/>
-        </w:rPr>
-        <w:t>4.2 Как сервлет определяется в клиентском сайте</w:t>
-      </w:r>
-      <w:bookmarkEnd w:id="11"/>
+        <w:t>1. Что такое сервлет, какие основные объекты и методы он предоставляет?</w:t>
+      </w:r>
     </w:p>
     <w:p>
       <w:pPr>
@@ -5124,87 +3671,98 @@
         <w:jc w:val="both"/>
       </w:pPr>
       <w:r>
-        <w:t xml:space="preserve">Сервлет вызывается формой </w:t>
+        <w:t xml:space="preserve">Сервлет – класс </w:t>
       </w:r>
       <w:r>
         <w:rPr>
           <w:i/>
         </w:rPr>
-        <w:t>html</w:t>
-      </w:r>
-      <w:r>
-        <w:t xml:space="preserve">-документа: в теге </w:t>
+        <w:t>Java</w:t>
+      </w:r>
+      <w:r>
+        <w:t xml:space="preserve"> на стороне сервера, обрабатывающий запросы клиентов. Основные методы – </w:t>
       </w:r>
       <w:r>
         <w:rPr>
           <w:i/>
         </w:rPr>
-        <w:t>form</w:t>
-      </w:r>
-      <w:r>
-        <w:t xml:space="preserve"> атрибут </w:t>
+        <w:t>doGet</w:t>
+      </w:r>
+      <w:r>
+        <w:t xml:space="preserve"> и </w:t>
       </w:r>
       <w:r>
         <w:rPr>
           <w:i/>
         </w:rPr>
-        <w:t>action</w:t>
-      </w:r>
-      <w:r>
-        <w:t xml:space="preserve"> содержит имя сервлета (в работе </w:t>
+        <w:t>doPost</w:t>
+      </w:r>
+      <w:r>
+        <w:t xml:space="preserve">, выбираемые по атрибуту </w:t>
       </w:r>
       <w:r>
         <w:rPr>
           <w:i/>
         </w:rPr>
-        <w:t>action</w:t>
-      </w:r>
-      <w:r>
-        <w:t>="</w:t>
+        <w:t>method</w:t>
+      </w:r>
+      <w:r>
+        <w:t xml:space="preserve"> формы. Основные объекты: </w:t>
       </w:r>
       <w:r>
         <w:rPr>
           <w:i/>
         </w:rPr>
-        <w:t>MyServlet</w:t>
-      </w:r>
-      <w:r>
-        <w:t>"</w:t>
-      </w:r>
-      <w:r>
-        <w:t xml:space="preserve">), а кнопка с типом </w:t>
+        <w:t>HttpServletRequest</w:t>
+      </w:r>
+      <w:r>
+        <w:t xml:space="preserve"> (параметры запроса, метод </w:t>
       </w:r>
       <w:r>
         <w:rPr>
           <w:i/>
         </w:rPr>
-        <w:t>submit</w:t>
-      </w:r>
-      <w:r>
-        <w:t xml:space="preserve"> отправляет данные формы.</w:t>
-      </w:r>
-    </w:p>
-    <w:p>
-      <w:pPr>
-        <w:pStyle w:val="21"/>
-        <w:spacing w:before="360"/>
-        <w:ind w:firstLine="709"/>
-      </w:pPr>
-      <w:bookmarkStart w:id="12" w:name="_Toc242385943"/>
-      <w:r>
-        <w:rPr>
-          <w:rFonts w:ascii="Times New Roman" w:hAnsi="Times New Roman"/>
-        </w:rPr>
-        <w:t xml:space="preserve">4.3 Для чего служит конфигурационный файл </w:t>
-      </w:r>
-      <w:r>
-        <w:rPr>
-          <w:rFonts w:ascii="Times New Roman" w:hAnsi="Times New Roman"/>
+        <w:t>getParameter</w:t>
+      </w:r>
+      <w:r>
+        <w:t xml:space="preserve">) и </w:t>
+      </w:r>
+      <w:r>
+        <w:rPr>
           <w:i/>
         </w:rPr>
-        <w:t>web.xml</w:t>
-      </w:r>
-      <w:bookmarkEnd w:id="12"/>
+        <w:t>HttpServletResponse</w:t>
+      </w:r>
+      <w:r>
+        <w:t xml:space="preserve"> (ответ клиенту, методы </w:t>
+      </w:r>
+      <w:r>
+        <w:rPr>
+          <w:i/>
+        </w:rPr>
+        <w:t>setContentType</w:t>
+      </w:r>
+      <w:r>
+        <w:t xml:space="preserve">, </w:t>
+      </w:r>
+      <w:r>
+        <w:rPr>
+          <w:i/>
+        </w:rPr>
+        <w:t>getWriter</w:t>
+      </w:r>
+      <w:r>
+        <w:t xml:space="preserve">, </w:t>
+      </w:r>
+      <w:r>
+        <w:rPr>
+          <w:i/>
+        </w:rPr>
+        <w:t>getOutputStream</w:t>
+      </w:r>
+      <w:r>
+        <w:t>).</w:t>
+      </w:r>
     </w:p>
     <w:p>
       <w:pPr>
@@ -5212,77 +3770,8 @@
         <w:jc w:val="both"/>
       </w:pPr>
       <w:r>
-        <w:t xml:space="preserve">Файл </w:t>
-      </w:r>
-      <w:r>
-        <w:rPr>
-          <w:i/>
-        </w:rPr>
-        <w:t>web.xml</w:t>
-      </w:r>
-      <w:r>
-        <w:t xml:space="preserve"> – дескриптор развертывания приложения. В теге </w:t>
-      </w:r>
-      <w:r>
-        <w:rPr>
-          <w:i/>
-        </w:rPr>
-        <w:t>servlet</w:t>
-      </w:r>
-      <w:r>
-        <w:t xml:space="preserve"> указываются имя и класс сервлета, в теге </w:t>
-      </w:r>
-      <w:r>
-        <w:rPr>
-          <w:i/>
-        </w:rPr>
-        <w:t>servlet-mapping</w:t>
-      </w:r>
-      <w:r>
-        <w:t xml:space="preserve"> – адрес (</w:t>
-      </w:r>
-      <w:r>
-        <w:rPr>
-          <w:i/>
-        </w:rPr>
-        <w:t>url-pattern</w:t>
-      </w:r>
-      <w:r>
-        <w:t xml:space="preserve">), по которому он вызывается, в </w:t>
-      </w:r>
-      <w:r>
-        <w:rPr>
-          <w:i/>
-        </w:rPr>
-        <w:t>welcome-file-list</w:t>
-      </w:r>
-      <w:r>
-        <w:t xml:space="preserve"> – стартовая страница, в </w:t>
-      </w:r>
-      <w:r>
-        <w:rPr>
-          <w:i/>
-        </w:rPr>
-        <w:t>session-config</w:t>
-      </w:r>
-      <w:r>
-        <w:t xml:space="preserve"> – время жизни сессии.</w:t>
-      </w:r>
-    </w:p>
-    <w:p>
-      <w:pPr>
-        <w:pStyle w:val="21"/>
-        <w:spacing w:before="360"/>
-        <w:ind w:firstLine="709"/>
-      </w:pPr>
-      <w:bookmarkStart w:id="13" w:name="_Toc242385944"/>
-      <w:r>
-        <w:rPr>
-          <w:rFonts w:ascii="Times New Roman" w:hAnsi="Times New Roman"/>
-        </w:rPr>
-        <w:t>4.4 Как вернуть результаты из сервлета на сторону клиента</w:t>
-      </w:r>
-      <w:bookmarkEnd w:id="13"/>
+        <w:t>2. Как сервлет определяется в клиентском сайте?</w:t>
+      </w:r>
     </w:p>
     <w:p>
       <w:pPr>
@@ -5290,6 +3779,162 @@
         <w:jc w:val="both"/>
       </w:pPr>
       <w:r>
+        <w:t xml:space="preserve">Сервлет вызывается формой </w:t>
+      </w:r>
+      <w:r>
+        <w:rPr>
+          <w:i/>
+        </w:rPr>
+        <w:t>html</w:t>
+      </w:r>
+      <w:r>
+        <w:t xml:space="preserve">-документа: в теге </w:t>
+      </w:r>
+      <w:r>
+        <w:rPr>
+          <w:i/>
+        </w:rPr>
+        <w:t>form</w:t>
+      </w:r>
+      <w:r>
+        <w:t xml:space="preserve"> атрибут </w:t>
+      </w:r>
+      <w:r>
+        <w:rPr>
+          <w:i/>
+        </w:rPr>
+        <w:t>action</w:t>
+      </w:r>
+      <w:r>
+        <w:t xml:space="preserve"> содержит имя сервлета (в работе </w:t>
+      </w:r>
+      <w:r>
+        <w:rPr>
+          <w:i/>
+        </w:rPr>
+        <w:t>action</w:t>
+      </w:r>
+      <w:r>
+        <w:t>="</w:t>
+      </w:r>
+      <w:r>
+        <w:rPr>
+          <w:i/>
+        </w:rPr>
+        <w:t>MyServlet</w:t>
+      </w:r>
+      <w:r>
+        <w:t>"</w:t>
+      </w:r>
+      <w:r>
+        <w:t xml:space="preserve">), а кнопка с типом </w:t>
+      </w:r>
+      <w:r>
+        <w:rPr>
+          <w:i/>
+        </w:rPr>
+        <w:t>submit</w:t>
+      </w:r>
+      <w:r>
+        <w:t xml:space="preserve"> отправляет данные формы.</w:t>
+      </w:r>
+    </w:p>
+    <w:p>
+      <w:pPr>
+        <w:ind w:firstLine="709"/>
+        <w:jc w:val="both"/>
+      </w:pPr>
+      <w:r>
+        <w:t xml:space="preserve">3. Для чего служит конфигурационный файл </w:t>
+      </w:r>
+      <w:r>
+        <w:rPr>
+          <w:i/>
+        </w:rPr>
+        <w:t>web.xml</w:t>
+      </w:r>
+      <w:r>
+        <w:t>?</w:t>
+      </w:r>
+    </w:p>
+    <w:p>
+      <w:pPr>
+        <w:ind w:firstLine="709"/>
+        <w:jc w:val="both"/>
+      </w:pPr>
+      <w:r>
+        <w:t xml:space="preserve">Файл </w:t>
+      </w:r>
+      <w:r>
+        <w:rPr>
+          <w:i/>
+        </w:rPr>
+        <w:t>web.xml</w:t>
+      </w:r>
+      <w:r>
+        <w:t xml:space="preserve"> – дескриптор развертывания приложения. В теге </w:t>
+      </w:r>
+      <w:r>
+        <w:rPr>
+          <w:i/>
+        </w:rPr>
+        <w:t>servlet</w:t>
+      </w:r>
+      <w:r>
+        <w:t xml:space="preserve"> указываются имя и класс сервлета, в теге </w:t>
+      </w:r>
+      <w:r>
+        <w:rPr>
+          <w:i/>
+        </w:rPr>
+        <w:t>servlet-mapping</w:t>
+      </w:r>
+      <w:r>
+        <w:t xml:space="preserve"> – адрес (</w:t>
+      </w:r>
+      <w:r>
+        <w:rPr>
+          <w:i/>
+        </w:rPr>
+        <w:t>url-pattern</w:t>
+      </w:r>
+      <w:r>
+        <w:t xml:space="preserve">), по которому он вызывается, в </w:t>
+      </w:r>
+      <w:r>
+        <w:rPr>
+          <w:i/>
+        </w:rPr>
+        <w:t>welcome-file-list</w:t>
+      </w:r>
+      <w:r>
+        <w:t xml:space="preserve"> – стартовая страница, в </w:t>
+      </w:r>
+      <w:r>
+        <w:rPr>
+          <w:i/>
+        </w:rPr>
+        <w:t>session-config</w:t>
+      </w:r>
+      <w:r>
+        <w:t xml:space="preserve"> – время жизни сессии.</w:t>
+      </w:r>
+    </w:p>
+    <w:p>
+      <w:pPr>
+        <w:ind w:firstLine="709"/>
+        <w:jc w:val="both"/>
+      </w:pPr>
+      <w:r>
+        <w:t>4. Как вернуть результаты из сервлета на сторону клиента?</w:t>
+      </w:r>
+    </w:p>
+    <w:p>
+      <w:pPr>
+        <w:ind w:firstLine="709"/>
+        <w:jc w:val="both"/>
+      </w:pPr>
+      <w:r>
         <w:t xml:space="preserve">Результаты записываются в ответ: для текста и </w:t>
       </w:r>
       <w:r>
@@ -5372,15 +4017,15 @@
         <w:pStyle w:val="1"/>
         <w:jc w:val="center"/>
       </w:pPr>
-      <w:bookmarkStart w:id="14" w:name="_Toc242385945"/>
+      <w:bookmarkStart w:id="11" w:name="_Toc242612934"/>
       <w:r>
         <w:rPr>
           <w:rFonts w:ascii="Times New Roman" w:hAnsi="Times New Roman"/>
         </w:rPr>
         <w:lastRenderedPageBreak/>
-        <w:t>ЗАКЛЮЧЕНИЕ</w:t>
-      </w:r>
-      <w:bookmarkEnd w:id="14"/>
+        <w:t>Выводы</w:t>
+      </w:r>
+      <w:bookmarkEnd w:id="11"/>
     </w:p>
     <w:p>
       <w:pPr>
@@ -5451,9 +4096,1417 @@
         <w:t>Apache Tomcat</w:t>
       </w:r>
       <w:r>
-        <w:t>. Цель работы достигнута.</w:t>
-      </w:r>
-    </w:p>
+        <w:t>. Поставленная цель достигнута.</w:t>
+      </w:r>
+    </w:p>
+    <w:p>
+      <w:r>
+        <w:br w:type="page"/>
+      </w:r>
+    </w:p>
+    <w:p>
+      <w:pPr>
+        <w:pStyle w:val="1"/>
+        <w:jc w:val="center"/>
+      </w:pPr>
+      <w:bookmarkStart w:id="12" w:name="_Toc242612935"/>
+      <w:r>
+        <w:lastRenderedPageBreak/>
+        <w:t>Приложение А</w:t>
+      </w:r>
+      <w:r>
+        <w:br/>
+      </w:r>
+      <w:r>
+        <w:rPr>
+          <w:caps w:val="0"/>
+        </w:rPr>
+        <w:t>(обязательное)</w:t>
+      </w:r>
+      <w:r>
+        <w:rPr>
+          <w:caps w:val="0"/>
+        </w:rPr>
+        <w:br/>
+        <w:t>Листинги программного кода</w:t>
+      </w:r>
+      <w:bookmarkEnd w:id="12"/>
+    </w:p>
+    <w:p>
+      <w:pPr>
+        <w:keepNext/>
+        <w:ind w:firstLine="709"/>
+        <w:jc w:val="both"/>
+      </w:pPr>
+      <w:r>
+        <w:t xml:space="preserve">Листинг А.1 – Файл </w:t>
+      </w:r>
+      <w:r>
+        <w:rPr>
+          <w:i/>
+        </w:rPr>
+        <w:t>dictionary.html</w:t>
+      </w:r>
+    </w:p>
+    <w:p>
+      <w:pPr>
+        <w:pStyle w:val="Listing"/>
+      </w:pPr>
+      <w:r>
+        <w:t>&lt;!DOCTYPE html&gt;</w:t>
+      </w:r>
+    </w:p>
+    <w:p>
+      <w:pPr>
+        <w:pStyle w:val="Listing"/>
+      </w:pPr>
+      <w:r>
+        <w:t>&lt;html&gt;</w:t>
+      </w:r>
+    </w:p>
+    <w:p>
+      <w:pPr>
+        <w:pStyle w:val="Listing"/>
+      </w:pPr>
+      <w:r>
+        <w:t xml:space="preserve">      &lt;head&gt;</w:t>
+      </w:r>
+    </w:p>
+    <w:p>
+      <w:pPr>
+        <w:pStyle w:val="Listing"/>
+      </w:pPr>
+      <w:r>
+        <w:t xml:space="preserve">        &lt;title&gt;&lt;/title&gt;</w:t>
+      </w:r>
+    </w:p>
+    <w:p>
+      <w:pPr>
+        <w:pStyle w:val="Listing"/>
+      </w:pPr>
+      <w:r>
+        <w:t xml:space="preserve">        &lt;meta http-equiv="Content-Type" content="text/html; charset=UTF-8"&gt;</w:t>
+      </w:r>
+    </w:p>
+    <w:p>
+      <w:pPr>
+        <w:pStyle w:val="Listing"/>
+      </w:pPr>
+      <w:r>
+        <w:t xml:space="preserve">    &lt;/head&gt;</w:t>
+      </w:r>
+    </w:p>
+    <w:p>
+      <w:pPr>
+        <w:pStyle w:val="Listing"/>
+      </w:pPr>
+      <w:r>
+        <w:t xml:space="preserve">    &lt;body bgcolor="#aaccff"&gt;</w:t>
+      </w:r>
+    </w:p>
+    <w:p>
+      <w:pPr>
+        <w:pStyle w:val="Listing"/>
+      </w:pPr>
+      <w:r>
+        <w:t xml:space="preserve">        &lt;Font color="green" size="10"&gt;</w:t>
+      </w:r>
+    </w:p>
+    <w:p>
+      <w:pPr>
+        <w:pStyle w:val="Listing"/>
+      </w:pPr>
+      <w:r>
+        <w:t xml:space="preserve">         Форма для работы со словарем</w:t>
+      </w:r>
+    </w:p>
+    <w:p>
+      <w:pPr>
+        <w:pStyle w:val="Listing"/>
+      </w:pPr>
+      <w:r>
+        <w:t xml:space="preserve">        &lt;/Font&gt;</w:t>
+      </w:r>
+    </w:p>
+    <w:p>
+      <w:pPr>
+        <w:pStyle w:val="Listing"/>
+      </w:pPr>
+      <w:r>
+        <w:t xml:space="preserve">        &lt;br&gt;</w:t>
+      </w:r>
+    </w:p>
+    <w:p>
+      <w:pPr>
+        <w:pStyle w:val="Listing"/>
+      </w:pPr>
+      <w:r>
+        <w:t xml:space="preserve">        &lt;br&gt;</w:t>
+      </w:r>
+    </w:p>
+    <w:p>
+      <w:pPr>
+        <w:pStyle w:val="Listing"/>
+      </w:pPr>
+      <w:r>
+        <w:t xml:space="preserve">        &lt;form name="frm" method="Get" action="MyServlet"&gt;</w:t>
+      </w:r>
+    </w:p>
+    <w:p>
+      <w:pPr>
+        <w:pStyle w:val="Listing"/>
+      </w:pPr>
+    </w:p>
+    <w:p>
+      <w:pPr>
+        <w:pStyle w:val="Listing"/>
+      </w:pPr>
+      <w:r>
+        <w:t xml:space="preserve">            &lt;Font color="blue" size="6"&gt; Введите русское слово:&lt;/Font&gt;&lt;Input type="Text" name="txt" value=""/&gt;</w:t>
+      </w:r>
+    </w:p>
+    <w:p>
+      <w:pPr>
+        <w:pStyle w:val="Listing"/>
+      </w:pPr>
+      <w:r>
+        <w:t xml:space="preserve">            &lt;br&gt;</w:t>
+      </w:r>
+    </w:p>
+    <w:p>
+      <w:pPr>
+        <w:pStyle w:val="Listing"/>
+      </w:pPr>
+      <w:r>
+        <w:t xml:space="preserve">            &lt;br&gt;</w:t>
+      </w:r>
+    </w:p>
+    <w:p>
+      <w:pPr>
+        <w:pStyle w:val="Listing"/>
+      </w:pPr>
+      <w:r>
+        <w:t xml:space="preserve">        &lt;h4&gt;Кликни здесь для получения перевода :&lt;Input type="submit" value="Перевести"/&gt;</w:t>
+      </w:r>
+    </w:p>
+    <w:p>
+      <w:pPr>
+        <w:pStyle w:val="Listing"/>
+      </w:pPr>
+      <w:r>
+        <w:t xml:space="preserve">        &lt;/h4&gt;</w:t>
+      </w:r>
+    </w:p>
+    <w:p>
+      <w:pPr>
+        <w:pStyle w:val="Listing"/>
+      </w:pPr>
+      <w:r>
+        <w:t xml:space="preserve">        &lt;/form&gt;</w:t>
+      </w:r>
+    </w:p>
+    <w:p>
+      <w:pPr>
+        <w:pStyle w:val="Listing"/>
+      </w:pPr>
+    </w:p>
+    <w:p>
+      <w:pPr>
+        <w:pStyle w:val="Listing"/>
+      </w:pPr>
+      <w:r>
+        <w:t xml:space="preserve">        &lt;form name="frm2" method="Get" action="MyServlet"&gt;</w:t>
+      </w:r>
+    </w:p>
+    <w:p>
+      <w:pPr>
+        <w:pStyle w:val="Listing"/>
+      </w:pPr>
+      <w:r>
+        <w:t xml:space="preserve">            &lt;Font color="blue" size="6"&gt; Введите английское слово:&lt;/Font&gt;&lt;Input type="Text" name="eng" value=""/&gt;</w:t>
+      </w:r>
+    </w:p>
+    <w:p>
+      <w:pPr>
+        <w:pStyle w:val="Listing"/>
+      </w:pPr>
+      <w:r>
+        <w:t xml:space="preserve">            &lt;br&gt;</w:t>
+      </w:r>
+    </w:p>
+    <w:p>
+      <w:pPr>
+        <w:pStyle w:val="Listing"/>
+      </w:pPr>
+      <w:r>
+        <w:t xml:space="preserve">            &lt;br&gt;</w:t>
+      </w:r>
+    </w:p>
+    <w:p>
+      <w:pPr>
+        <w:pStyle w:val="Listing"/>
+      </w:pPr>
+      <w:r>
+        <w:t xml:space="preserve">        &lt;h4&gt;Кликни здесь для обратного перевода :&lt;Input type="submit" value="Перевести обратно"/&gt;</w:t>
+      </w:r>
+    </w:p>
+    <w:p>
+      <w:pPr>
+        <w:pStyle w:val="Listing"/>
+      </w:pPr>
+      <w:r>
+        <w:t xml:space="preserve">        &lt;/h4&gt;</w:t>
+      </w:r>
+    </w:p>
+    <w:p>
+      <w:pPr>
+        <w:pStyle w:val="Listing"/>
+      </w:pPr>
+      <w:r>
+        <w:t xml:space="preserve">        &lt;/form&gt;</w:t>
+      </w:r>
+    </w:p>
+    <w:p>
+      <w:pPr>
+        <w:pStyle w:val="Listing"/>
+      </w:pPr>
+    </w:p>
+    <w:p>
+      <w:pPr>
+        <w:pStyle w:val="Listing"/>
+      </w:pPr>
+      <w:r>
+        <w:t xml:space="preserve">        &lt;form name="frm3" method="Get" action="ImageServlet"&gt;</w:t>
+      </w:r>
+    </w:p>
+    <w:p>
+      <w:pPr>
+        <w:pStyle w:val="Listing"/>
+      </w:pPr>
+      <w:r>
+        <w:t xml:space="preserve">        &lt;h4&gt;Кликни здесь для получения рисунка :&lt;Input type="submit" value="Показать рисунок"/&gt;</w:t>
+      </w:r>
+    </w:p>
+    <w:p>
+      <w:pPr>
+        <w:pStyle w:val="Listing"/>
+      </w:pPr>
+      <w:r>
+        <w:t xml:space="preserve">        &lt;/h4&gt;</w:t>
+      </w:r>
+    </w:p>
+    <w:p>
+      <w:pPr>
+        <w:pStyle w:val="Listing"/>
+      </w:pPr>
+      <w:r>
+        <w:t xml:space="preserve">        &lt;/form&gt;</w:t>
+      </w:r>
+    </w:p>
+    <w:p>
+      <w:pPr>
+        <w:pStyle w:val="Listing"/>
+      </w:pPr>
+      <w:r>
+        <w:t xml:space="preserve">    &lt;/body&gt;</w:t>
+      </w:r>
+    </w:p>
+    <w:p>
+      <w:pPr>
+        <w:pStyle w:val="Listing"/>
+      </w:pPr>
+      <w:r>
+        <w:t>&lt;/html&gt;</w:t>
+      </w:r>
+    </w:p>
+    <w:p/>
+    <w:p>
+      <w:pPr>
+        <w:keepNext/>
+        <w:ind w:firstLine="709"/>
+        <w:jc w:val="both"/>
+      </w:pPr>
+      <w:r>
+        <w:t>Листинг А.2 – Инициализация базы данных и поиск перевода</w:t>
+      </w:r>
+    </w:p>
+    <w:p>
+      <w:pPr>
+        <w:pStyle w:val="Listing"/>
+      </w:pPr>
+      <w:r>
+        <w:t>// Создание базы данных с переводами слов</w:t>
+      </w:r>
+    </w:p>
+    <w:p>
+      <w:pPr>
+        <w:pStyle w:val="Listing"/>
+      </w:pPr>
+      <w:r>
+        <w:t>@Override</w:t>
+      </w:r>
+    </w:p>
+    <w:p>
+      <w:pPr>
+        <w:pStyle w:val="Listing"/>
+      </w:pPr>
+      <w:r>
+        <w:t>public void init() throws ServletException {</w:t>
+      </w:r>
+    </w:p>
+    <w:p>
+      <w:pPr>
+        <w:pStyle w:val="Listing"/>
+      </w:pPr>
+      <w:r>
+        <w:lastRenderedPageBreak/>
+        <w:t xml:space="preserve">    try {</w:t>
+      </w:r>
+    </w:p>
+    <w:p>
+      <w:pPr>
+        <w:pStyle w:val="Listing"/>
+      </w:pPr>
+      <w:r>
+        <w:t xml:space="preserve">        Class.forName("org.h2.Driver");</w:t>
+      </w:r>
+    </w:p>
+    <w:p>
+      <w:pPr>
+        <w:pStyle w:val="Listing"/>
+      </w:pPr>
+      <w:r>
+        <w:t xml:space="preserve">        connection = DriverManager.getConnection("jdbc:h2:mem:dictionary;DB_CLOSE_DELAY=-1");</w:t>
+      </w:r>
+    </w:p>
+    <w:p>
+      <w:pPr>
+        <w:pStyle w:val="Listing"/>
+      </w:pPr>
+      <w:r>
+        <w:t xml:space="preserve">        Statement st = connection.createStatement();</w:t>
+      </w:r>
+    </w:p>
+    <w:p>
+      <w:pPr>
+        <w:pStyle w:val="Listing"/>
+      </w:pPr>
+      <w:r>
+        <w:t xml:space="preserve">        st.execute("CREATE TABLE words (rus VARCHAR(50), eng VARCHAR(50))");</w:t>
+      </w:r>
+    </w:p>
+    <w:p>
+      <w:pPr>
+        <w:pStyle w:val="Listing"/>
+      </w:pPr>
+      <w:r>
+        <w:t xml:space="preserve">        st.execute("INSERT INTO words VALUES ('привет', 'hello'), ('дом', 'house'), "</w:t>
+      </w:r>
+    </w:p>
+    <w:p>
+      <w:pPr>
+        <w:pStyle w:val="Listing"/>
+      </w:pPr>
+      <w:r>
+        <w:t xml:space="preserve">                + "('книга', 'book'), ('студент', 'student'), ('компьютер', 'computer'), "</w:t>
+      </w:r>
+    </w:p>
+    <w:p>
+      <w:pPr>
+        <w:pStyle w:val="Listing"/>
+      </w:pPr>
+      <w:r>
+        <w:t xml:space="preserve">                + "('вода', 'water'), ('солнце', 'sun'), ('друг', 'friend'), "</w:t>
+      </w:r>
+    </w:p>
+    <w:p>
+      <w:pPr>
+        <w:pStyle w:val="Listing"/>
+      </w:pPr>
+      <w:r>
+        <w:t xml:space="preserve">                + "('школа', 'school'), ('город', 'city')");</w:t>
+      </w:r>
+    </w:p>
+    <w:p>
+      <w:pPr>
+        <w:pStyle w:val="Listing"/>
+      </w:pPr>
+      <w:r>
+        <w:t xml:space="preserve">    } catch (Exception e) {</w:t>
+      </w:r>
+    </w:p>
+    <w:p>
+      <w:pPr>
+        <w:pStyle w:val="Listing"/>
+      </w:pPr>
+      <w:r>
+        <w:t xml:space="preserve">        throw new ServletException(e);</w:t>
+      </w:r>
+    </w:p>
+    <w:p>
+      <w:pPr>
+        <w:pStyle w:val="Listing"/>
+      </w:pPr>
+      <w:r>
+        <w:t xml:space="preserve">    }</w:t>
+      </w:r>
+    </w:p>
+    <w:p>
+      <w:pPr>
+        <w:pStyle w:val="Listing"/>
+      </w:pPr>
+      <w:r>
+        <w:t>}</w:t>
+      </w:r>
+    </w:p>
+    <w:p>
+      <w:pPr>
+        <w:pStyle w:val="Listing"/>
+      </w:pPr>
+    </w:p>
+    <w:p>
+      <w:pPr>
+        <w:pStyle w:val="Listing"/>
+      </w:pPr>
+      <w:r>
+        <w:t>// Поиск перевода в базе данных: from - столбец с исходным словом, to - столбец с переводом</w:t>
+      </w:r>
+    </w:p>
+    <w:p>
+      <w:pPr>
+        <w:pStyle w:val="Listing"/>
+      </w:pPr>
+      <w:r>
+        <w:t>private String translate(String from, String to, String word) throws Exception {</w:t>
+      </w:r>
+    </w:p>
+    <w:p>
+      <w:pPr>
+        <w:pStyle w:val="Listing"/>
+      </w:pPr>
+      <w:r>
+        <w:t xml:space="preserve">    PreparedStatement ps = connection.prepareStatement(</w:t>
+      </w:r>
+    </w:p>
+    <w:p>
+      <w:pPr>
+        <w:pStyle w:val="Listing"/>
+      </w:pPr>
+      <w:r>
+        <w:t xml:space="preserve">            "SELECT " + to + " FROM words WHERE " + from + " = ?");</w:t>
+      </w:r>
+    </w:p>
+    <w:p>
+      <w:pPr>
+        <w:pStyle w:val="Listing"/>
+      </w:pPr>
+      <w:r>
+        <w:t xml:space="preserve">    ps.setString(1, word.trim().toLowerCase());</w:t>
+      </w:r>
+    </w:p>
+    <w:p>
+      <w:pPr>
+        <w:pStyle w:val="Listing"/>
+      </w:pPr>
+      <w:r>
+        <w:t xml:space="preserve">    ResultSet rs = ps.executeQuery();</w:t>
+      </w:r>
+    </w:p>
+    <w:p>
+      <w:pPr>
+        <w:pStyle w:val="Listing"/>
+      </w:pPr>
+      <w:r>
+        <w:t xml:space="preserve">    return rs.next() ? rs.getString(1) : null;</w:t>
+      </w:r>
+    </w:p>
+    <w:p>
+      <w:pPr>
+        <w:pStyle w:val="Listing"/>
+      </w:pPr>
+      <w:r>
+        <w:t>}</w:t>
+      </w:r>
+    </w:p>
+    <w:p/>
+    <w:p>
+      <w:pPr>
+        <w:keepNext/>
+        <w:ind w:firstLine="709"/>
+        <w:jc w:val="both"/>
+      </w:pPr>
+      <w:r>
+        <w:t xml:space="preserve">Листинг А.3 – Метод </w:t>
+      </w:r>
+      <w:r>
+        <w:rPr>
+          <w:i/>
+        </w:rPr>
+        <w:t>processRequest</w:t>
+      </w:r>
+    </w:p>
+    <w:p>
+      <w:pPr>
+        <w:pStyle w:val="Listing"/>
+      </w:pPr>
+      <w:r>
+        <w:t>protected void processRequest(HttpServletRequest request, HttpServletResponse response)</w:t>
+      </w:r>
+    </w:p>
+    <w:p>
+      <w:pPr>
+        <w:pStyle w:val="Listing"/>
+      </w:pPr>
+      <w:r>
+        <w:t xml:space="preserve">        throws ServletException, IOException {</w:t>
+      </w:r>
+    </w:p>
+    <w:p>
+      <w:pPr>
+        <w:pStyle w:val="Listing"/>
+      </w:pPr>
+      <w:r>
+        <w:t xml:space="preserve">    response.setContentType("text/html;charset=UTF-8");</w:t>
+      </w:r>
+    </w:p>
+    <w:p>
+      <w:pPr>
+        <w:pStyle w:val="Listing"/>
+      </w:pPr>
+      <w:r>
+        <w:t xml:space="preserve">    PrintWriter out = response.getWriter();</w:t>
+      </w:r>
+    </w:p>
+    <w:p>
+      <w:pPr>
+        <w:pStyle w:val="Listing"/>
+      </w:pPr>
+    </w:p>
+    <w:p>
+      <w:pPr>
+        <w:pStyle w:val="Listing"/>
+      </w:pPr>
+      <w:r>
+        <w:t xml:space="preserve">    String rus_word = request.getParameter("txt"); // русское слово</w:t>
+      </w:r>
+    </w:p>
+    <w:p>
+      <w:pPr>
+        <w:pStyle w:val="Listing"/>
+      </w:pPr>
+      <w:r>
+        <w:t xml:space="preserve">    String eng_word = request.getParameter("eng"); // английское слово (обратный перевод)</w:t>
+      </w:r>
+    </w:p>
+    <w:p>
+      <w:pPr>
+        <w:pStyle w:val="Listing"/>
+      </w:pPr>
+    </w:p>
+    <w:p>
+      <w:pPr>
+        <w:pStyle w:val="Listing"/>
+      </w:pPr>
+      <w:r>
+        <w:t xml:space="preserve">    String result;</w:t>
+      </w:r>
+    </w:p>
+    <w:p>
+      <w:pPr>
+        <w:pStyle w:val="Listing"/>
+      </w:pPr>
+      <w:r>
+        <w:t xml:space="preserve">    try {</w:t>
+      </w:r>
+    </w:p>
+    <w:p>
+      <w:pPr>
+        <w:pStyle w:val="Listing"/>
+      </w:pPr>
+      <w:r>
+        <w:t xml:space="preserve">        if (rus_word != null &amp;&amp; !rus_word.trim().isEmpty()) {</w:t>
+      </w:r>
+    </w:p>
+    <w:p>
+      <w:pPr>
+        <w:pStyle w:val="Listing"/>
+      </w:pPr>
+      <w:r>
+        <w:t xml:space="preserve">            String found = translate("rus", "eng", rus_word);</w:t>
+      </w:r>
+    </w:p>
+    <w:p>
+      <w:pPr>
+        <w:pStyle w:val="Listing"/>
+      </w:pPr>
+      <w:r>
+        <w:t xml:space="preserve">            result = found == null ? "Слово «" + rus_word + "» не найдено" : rus_word + " - " + found;</w:t>
+      </w:r>
+    </w:p>
+    <w:p>
+      <w:pPr>
+        <w:pStyle w:val="Listing"/>
+      </w:pPr>
+      <w:r>
+        <w:t xml:space="preserve">        } else if (eng_word != null &amp;&amp; !eng_word.trim().isEmpty()) {</w:t>
+      </w:r>
+    </w:p>
+    <w:p>
+      <w:pPr>
+        <w:pStyle w:val="Listing"/>
+      </w:pPr>
+      <w:r>
+        <w:t xml:space="preserve">            String found = translate("eng", "rus", eng_word);</w:t>
+      </w:r>
+    </w:p>
+    <w:p>
+      <w:pPr>
+        <w:pStyle w:val="Listing"/>
+      </w:pPr>
+      <w:r>
+        <w:t xml:space="preserve">            result = found == null ? "Слово «" + eng_word + "» не найдено" : eng_word + " - " + found;</w:t>
+      </w:r>
+    </w:p>
+    <w:p>
+      <w:pPr>
+        <w:pStyle w:val="Listing"/>
+      </w:pPr>
+      <w:r>
+        <w:t xml:space="preserve">        } else {</w:t>
+      </w:r>
+    </w:p>
+    <w:p>
+      <w:pPr>
+        <w:pStyle w:val="Listing"/>
+      </w:pPr>
+      <w:r>
+        <w:t xml:space="preserve">            result = "Слово не введено";</w:t>
+      </w:r>
+    </w:p>
+    <w:p>
+      <w:pPr>
+        <w:pStyle w:val="Listing"/>
+      </w:pPr>
+      <w:r>
+        <w:t xml:space="preserve">        }</w:t>
+      </w:r>
+    </w:p>
+    <w:p>
+      <w:pPr>
+        <w:pStyle w:val="Listing"/>
+      </w:pPr>
+      <w:r>
+        <w:t xml:space="preserve">    } catch (Exception e) {</w:t>
+      </w:r>
+    </w:p>
+    <w:p>
+      <w:pPr>
+        <w:pStyle w:val="Listing"/>
+      </w:pPr>
+      <w:r>
+        <w:t xml:space="preserve">        throw new ServletException(e);</w:t>
+      </w:r>
+    </w:p>
+    <w:p>
+      <w:pPr>
+        <w:pStyle w:val="Listing"/>
+      </w:pPr>
+      <w:r>
+        <w:t xml:space="preserve">    }</w:t>
+      </w:r>
+    </w:p>
+    <w:p>
+      <w:pPr>
+        <w:pStyle w:val="Listing"/>
+      </w:pPr>
+    </w:p>
+    <w:p>
+      <w:pPr>
+        <w:pStyle w:val="Listing"/>
+      </w:pPr>
+      <w:r>
+        <w:t xml:space="preserve">    out.println("&lt;html&gt;");</w:t>
+      </w:r>
+    </w:p>
+    <w:p>
+      <w:pPr>
+        <w:pStyle w:val="Listing"/>
+      </w:pPr>
+      <w:r>
+        <w:lastRenderedPageBreak/>
+        <w:t xml:space="preserve">    out.println("&lt;head&gt;");</w:t>
+      </w:r>
+    </w:p>
+    <w:p>
+      <w:pPr>
+        <w:pStyle w:val="Listing"/>
+      </w:pPr>
+      <w:r>
+        <w:t xml:space="preserve">    out.println("&lt;title&gt;Servlet MyServlet&lt;/title&gt;");</w:t>
+      </w:r>
+    </w:p>
+    <w:p>
+      <w:pPr>
+        <w:pStyle w:val="Listing"/>
+      </w:pPr>
+      <w:r>
+        <w:t xml:space="preserve">    out.println("&lt;meta http-equiv=\"Content-Type\" content=\"text/html; charset=UTF-8\"&gt;");</w:t>
+      </w:r>
+    </w:p>
+    <w:p>
+      <w:pPr>
+        <w:pStyle w:val="Listing"/>
+      </w:pPr>
+      <w:r>
+        <w:t xml:space="preserve">    out.println("&lt;/head&gt;");</w:t>
+      </w:r>
+    </w:p>
+    <w:p>
+      <w:pPr>
+        <w:pStyle w:val="Listing"/>
+      </w:pPr>
+      <w:r>
+        <w:t xml:space="preserve">    out.println("&lt;body bgcolor='#aaccff'&gt;");</w:t>
+      </w:r>
+    </w:p>
+    <w:p>
+      <w:pPr>
+        <w:pStyle w:val="Listing"/>
+      </w:pPr>
+      <w:r>
+        <w:t xml:space="preserve">    out.println("&lt;h2&gt;" + result + "&lt;/h2&gt;&lt;br&gt;&lt;br&gt;");</w:t>
+      </w:r>
+    </w:p>
+    <w:p>
+      <w:pPr>
+        <w:pStyle w:val="Listing"/>
+      </w:pPr>
+      <w:r>
+        <w:t xml:space="preserve">    out.println("&lt;a href=\"dictionary.html\"&gt;Назад&lt;/a&gt;");</w:t>
+      </w:r>
+    </w:p>
+    <w:p>
+      <w:pPr>
+        <w:pStyle w:val="Listing"/>
+      </w:pPr>
+      <w:r>
+        <w:t xml:space="preserve">    out.println("&lt;/body&gt;");</w:t>
+      </w:r>
+    </w:p>
+    <w:p>
+      <w:pPr>
+        <w:pStyle w:val="Listing"/>
+      </w:pPr>
+      <w:r>
+        <w:t xml:space="preserve">    out.println("&lt;/html&gt;");</w:t>
+      </w:r>
+    </w:p>
+    <w:p>
+      <w:pPr>
+        <w:pStyle w:val="Listing"/>
+      </w:pPr>
+      <w:r>
+        <w:t>}</w:t>
+      </w:r>
+    </w:p>
+    <w:p/>
+    <w:p>
+      <w:pPr>
+        <w:keepNext/>
+        <w:ind w:firstLine="709"/>
+        <w:jc w:val="both"/>
+      </w:pPr>
+      <w:r>
+        <w:t xml:space="preserve">Листинг А.4 – Файл </w:t>
+      </w:r>
+      <w:r>
+        <w:rPr>
+          <w:i/>
+        </w:rPr>
+        <w:t>web.xml</w:t>
+      </w:r>
+    </w:p>
+    <w:p>
+      <w:pPr>
+        <w:pStyle w:val="Listing"/>
+      </w:pPr>
+      <w:r>
+        <w:t>&lt;?xml version="1.0" encoding="UTF-8"?&gt;</w:t>
+      </w:r>
+    </w:p>
+    <w:p>
+      <w:pPr>
+        <w:pStyle w:val="Listing"/>
+      </w:pPr>
+      <w:r>
+        <w:t>&lt;web-app version="3.0" xmlns="http://java.sun.com/xml/ns/javaee"</w:t>
+      </w:r>
+    </w:p>
+    <w:p>
+      <w:pPr>
+        <w:pStyle w:val="Listing"/>
+      </w:pPr>
+      <w:r>
+        <w:t>xmlns:xsi="http://www.w3.org/2001/XMLSchema-instance"</w:t>
+      </w:r>
+    </w:p>
+    <w:p>
+      <w:pPr>
+        <w:pStyle w:val="Listing"/>
+      </w:pPr>
+      <w:r>
+        <w:t>xsi:schemaLocation="http://java.sun.com/xml/ns/javaee http://java.sun.com/xml/ns/javaee/web-app_3_0.xsd"&gt;</w:t>
+      </w:r>
+    </w:p>
+    <w:p>
+      <w:pPr>
+        <w:pStyle w:val="Listing"/>
+      </w:pPr>
+      <w:r>
+        <w:t xml:space="preserve">    &lt;servlet&gt;</w:t>
+      </w:r>
+    </w:p>
+    <w:p>
+      <w:pPr>
+        <w:pStyle w:val="Listing"/>
+      </w:pPr>
+      <w:r>
+        <w:t xml:space="preserve">        &lt;servlet-name&gt;MyServlet&lt;/servlet-name&gt;</w:t>
+      </w:r>
+    </w:p>
+    <w:p>
+      <w:pPr>
+        <w:pStyle w:val="Listing"/>
+      </w:pPr>
+      <w:r>
+        <w:t xml:space="preserve">        &lt;servlet-class&gt;MyServlet&lt;/servlet-class&gt;</w:t>
+      </w:r>
+    </w:p>
+    <w:p>
+      <w:pPr>
+        <w:pStyle w:val="Listing"/>
+      </w:pPr>
+      <w:r>
+        <w:t xml:space="preserve">    &lt;/servlet&gt;</w:t>
+      </w:r>
+    </w:p>
+    <w:p>
+      <w:pPr>
+        <w:pStyle w:val="Listing"/>
+      </w:pPr>
+      <w:r>
+        <w:t xml:space="preserve">    &lt;servlet-mapping&gt;</w:t>
+      </w:r>
+    </w:p>
+    <w:p>
+      <w:pPr>
+        <w:pStyle w:val="Listing"/>
+      </w:pPr>
+      <w:r>
+        <w:t xml:space="preserve">        &lt;servlet-name&gt;MyServlet&lt;/servlet-name&gt;</w:t>
+      </w:r>
+    </w:p>
+    <w:p>
+      <w:pPr>
+        <w:pStyle w:val="Listing"/>
+      </w:pPr>
+      <w:r>
+        <w:t xml:space="preserve">        &lt;url-pattern&gt;/MyServlet&lt;/url-pattern&gt;</w:t>
+      </w:r>
+    </w:p>
+    <w:p>
+      <w:pPr>
+        <w:pStyle w:val="Listing"/>
+      </w:pPr>
+      <w:r>
+        <w:t xml:space="preserve">    &lt;/servlet-mapping&gt;</w:t>
+      </w:r>
+    </w:p>
+    <w:p>
+      <w:pPr>
+        <w:pStyle w:val="Listing"/>
+      </w:pPr>
+      <w:r>
+        <w:t xml:space="preserve">    &lt;servlet&gt;</w:t>
+      </w:r>
+    </w:p>
+    <w:p>
+      <w:pPr>
+        <w:pStyle w:val="Listing"/>
+      </w:pPr>
+      <w:r>
+        <w:t xml:space="preserve">        &lt;servlet-name&gt;ImageServlet&lt;/servlet-name&gt;</w:t>
+      </w:r>
+    </w:p>
+    <w:p>
+      <w:pPr>
+        <w:pStyle w:val="Listing"/>
+      </w:pPr>
+      <w:r>
+        <w:t xml:space="preserve">        &lt;servlet-class&gt;ImageServlet&lt;/servlet-class&gt;</w:t>
+      </w:r>
+    </w:p>
+    <w:p>
+      <w:pPr>
+        <w:pStyle w:val="Listing"/>
+      </w:pPr>
+      <w:r>
+        <w:t xml:space="preserve">    &lt;/servlet&gt;</w:t>
+      </w:r>
+    </w:p>
+    <w:p>
+      <w:pPr>
+        <w:pStyle w:val="Listing"/>
+      </w:pPr>
+      <w:r>
+        <w:t xml:space="preserve">    &lt;servlet-mapping&gt;</w:t>
+      </w:r>
+    </w:p>
+    <w:p>
+      <w:pPr>
+        <w:pStyle w:val="Listing"/>
+      </w:pPr>
+      <w:r>
+        <w:t xml:space="preserve">        &lt;servlet-name&gt;ImageServlet&lt;/servlet-name&gt;</w:t>
+      </w:r>
+    </w:p>
+    <w:p>
+      <w:pPr>
+        <w:pStyle w:val="Listing"/>
+      </w:pPr>
+      <w:r>
+        <w:t xml:space="preserve">        &lt;url-pattern&gt;/ImageServlet&lt;/url-pattern&gt;</w:t>
+      </w:r>
+    </w:p>
+    <w:p>
+      <w:pPr>
+        <w:pStyle w:val="Listing"/>
+      </w:pPr>
+      <w:r>
+        <w:t xml:space="preserve">    &lt;/servlet-mapping&gt;</w:t>
+      </w:r>
+    </w:p>
+    <w:p>
+      <w:pPr>
+        <w:pStyle w:val="Listing"/>
+      </w:pPr>
+      <w:r>
+        <w:t xml:space="preserve">    &lt;welcome-file-list&gt;</w:t>
+      </w:r>
+    </w:p>
+    <w:p>
+      <w:pPr>
+        <w:pStyle w:val="Listing"/>
+      </w:pPr>
+      <w:r>
+        <w:t xml:space="preserve">        &lt;welcome-file&gt;</w:t>
+      </w:r>
+    </w:p>
+    <w:p>
+      <w:pPr>
+        <w:pStyle w:val="Listing"/>
+      </w:pPr>
+      <w:r>
+        <w:t xml:space="preserve">            dictionary.html</w:t>
+      </w:r>
+    </w:p>
+    <w:p>
+      <w:pPr>
+        <w:pStyle w:val="Listing"/>
+      </w:pPr>
+      <w:r>
+        <w:t xml:space="preserve">         &lt;/welcome-file&gt;</w:t>
+      </w:r>
+    </w:p>
+    <w:p>
+      <w:pPr>
+        <w:pStyle w:val="Listing"/>
+      </w:pPr>
+      <w:r>
+        <w:t xml:space="preserve">     &lt;/welcome-file-list&gt;</w:t>
+      </w:r>
+    </w:p>
+    <w:p>
+      <w:pPr>
+        <w:pStyle w:val="Listing"/>
+      </w:pPr>
+      <w:r>
+        <w:t xml:space="preserve">     &lt;session-config&gt;</w:t>
+      </w:r>
+    </w:p>
+    <w:p>
+      <w:pPr>
+        <w:pStyle w:val="Listing"/>
+      </w:pPr>
+      <w:r>
+        <w:t xml:space="preserve">        &lt;session-timeout&gt;</w:t>
+      </w:r>
+    </w:p>
+    <w:p>
+      <w:pPr>
+        <w:pStyle w:val="Listing"/>
+      </w:pPr>
+      <w:r>
+        <w:t xml:space="preserve">            30</w:t>
+      </w:r>
+    </w:p>
+    <w:p>
+      <w:pPr>
+        <w:pStyle w:val="Listing"/>
+      </w:pPr>
+      <w:r>
+        <w:t xml:space="preserve">        &lt;/session-timeout&gt;</w:t>
+      </w:r>
+    </w:p>
+    <w:p>
+      <w:pPr>
+        <w:pStyle w:val="Listing"/>
+      </w:pPr>
+      <w:r>
+        <w:t xml:space="preserve">    &lt;/session-config&gt;</w:t>
+      </w:r>
+    </w:p>
+    <w:p>
+      <w:pPr>
+        <w:pStyle w:val="Listing"/>
+      </w:pPr>
+      <w:r>
+        <w:t>&lt;/web-app&gt;</w:t>
+      </w:r>
+    </w:p>
+    <w:p/>
+    <w:p>
+      <w:pPr>
+        <w:keepNext/>
+        <w:ind w:firstLine="709"/>
+        <w:jc w:val="both"/>
+      </w:pPr>
+      <w:r>
+        <w:t xml:space="preserve">Листинг А.5 – Клиент </w:t>
+      </w:r>
+      <w:r>
+        <w:rPr>
+          <w:i/>
+        </w:rPr>
+        <w:t>ApacheClient</w:t>
+      </w:r>
+    </w:p>
+    <w:p>
+      <w:pPr>
+        <w:pStyle w:val="Listing"/>
+      </w:pPr>
+      <w:r>
+        <w:t>public class ApacheClient {</w:t>
+      </w:r>
+    </w:p>
+    <w:p>
+      <w:pPr>
+        <w:pStyle w:val="Listing"/>
+      </w:pPr>
+    </w:p>
+    <w:p>
+      <w:pPr>
+        <w:pStyle w:val="Listing"/>
+      </w:pPr>
+      <w:r>
+        <w:t xml:space="preserve">    static String url = "http://localhost:8080/lab_servlet/MyServlet";</w:t>
+      </w:r>
+    </w:p>
+    <w:p>
+      <w:pPr>
+        <w:pStyle w:val="Listing"/>
+      </w:pPr>
+    </w:p>
+    <w:p>
+      <w:pPr>
+        <w:pStyle w:val="Listing"/>
+      </w:pPr>
+      <w:r>
+        <w:t xml:space="preserve">    // Отправка GET-запроса сервлету и выделение результата из html-ответа</w:t>
+      </w:r>
+    </w:p>
+    <w:p>
+      <w:pPr>
+        <w:pStyle w:val="Listing"/>
+      </w:pPr>
+      <w:r>
+        <w:lastRenderedPageBreak/>
+        <w:t xml:space="preserve">    static String ask(String parameter, String word) throws Exception {</w:t>
+      </w:r>
+    </w:p>
+    <w:p>
+      <w:pPr>
+        <w:pStyle w:val="Listing"/>
+      </w:pPr>
+      <w:r>
+        <w:t xml:space="preserve">        try (CloseableHttpClient client = HttpClients.createDefault()) {</w:t>
+      </w:r>
+    </w:p>
+    <w:p>
+      <w:pPr>
+        <w:pStyle w:val="Listing"/>
+      </w:pPr>
+      <w:r>
+        <w:t xml:space="preserve">            HttpGet request = new HttpGet(url + "?" + parameter + "=" + URLEncoder.encode(word, "UTF-8"));</w:t>
+      </w:r>
+    </w:p>
+    <w:p>
+      <w:pPr>
+        <w:pStyle w:val="Listing"/>
+      </w:pPr>
+      <w:r>
+        <w:t xml:space="preserve">            HttpResponse response = client.execute(request);</w:t>
+      </w:r>
+    </w:p>
+    <w:p>
+      <w:pPr>
+        <w:pStyle w:val="Listing"/>
+      </w:pPr>
+      <w:r>
+        <w:t xml:space="preserve">            String html = EntityUtils.toString(response.getEntity(), "UTF-8");</w:t>
+      </w:r>
+    </w:p>
+    <w:p>
+      <w:pPr>
+        <w:pStyle w:val="Listing"/>
+      </w:pPr>
+      <w:r>
+        <w:t xml:space="preserve">            int start = html.indexOf("&lt;h2&gt;") + 4;</w:t>
+      </w:r>
+    </w:p>
+    <w:p>
+      <w:pPr>
+        <w:pStyle w:val="Listing"/>
+      </w:pPr>
+      <w:r>
+        <w:t xml:space="preserve">            int end = html.indexOf("&lt;/h2&gt;");</w:t>
+      </w:r>
+    </w:p>
+    <w:p>
+      <w:pPr>
+        <w:pStyle w:val="Listing"/>
+      </w:pPr>
+      <w:r>
+        <w:t xml:space="preserve">            return html.substring(start, end);</w:t>
+      </w:r>
+    </w:p>
+    <w:p>
+      <w:pPr>
+        <w:pStyle w:val="Listing"/>
+      </w:pPr>
+      <w:r>
+        <w:t xml:space="preserve">        }</w:t>
+      </w:r>
+    </w:p>
+    <w:p>
+      <w:pPr>
+        <w:pStyle w:val="Listing"/>
+      </w:pPr>
+      <w:r>
+        <w:t xml:space="preserve">    }</w:t>
+      </w:r>
+    </w:p>
+    <w:p>
+      <w:pPr>
+        <w:pStyle w:val="Listing"/>
+      </w:pPr>
+    </w:p>
+    <w:p>
+      <w:pPr>
+        <w:pStyle w:val="Listing"/>
+      </w:pPr>
+      <w:r>
+        <w:t>}</w:t>
+      </w:r>
+    </w:p>
+    <w:p/>
+    <w:p>
+      <w:pPr>
+        <w:keepNext/>
+        <w:ind w:firstLine="709"/>
+        <w:jc w:val="both"/>
+      </w:pPr>
+      <w:r>
+        <w:t xml:space="preserve">Листинг А.6 – Сервлет </w:t>
+      </w:r>
+      <w:r>
+        <w:rPr>
+          <w:i/>
+        </w:rPr>
+        <w:t>ImageServlet</w:t>
+      </w:r>
+    </w:p>
+    <w:p>
+      <w:pPr>
+        <w:pStyle w:val="Listing"/>
+      </w:pPr>
+      <w:r>
+        <w:t>public class ImageServlet extends HttpServlet {</w:t>
+      </w:r>
+    </w:p>
+    <w:p>
+      <w:pPr>
+        <w:pStyle w:val="Listing"/>
+      </w:pPr>
+    </w:p>
+    <w:p>
+      <w:pPr>
+        <w:pStyle w:val="Listing"/>
+      </w:pPr>
+      <w:r>
+        <w:t xml:space="preserve">    protected void processRequest(HttpServletRequest request, HttpServletResponse response)</w:t>
+      </w:r>
+    </w:p>
+    <w:p>
+      <w:pPr>
+        <w:pStyle w:val="Listing"/>
+      </w:pPr>
+      <w:r>
+        <w:t xml:space="preserve">            throws ServletException, IOException {</w:t>
+      </w:r>
+    </w:p>
+    <w:p>
+      <w:pPr>
+        <w:pStyle w:val="Listing"/>
+      </w:pPr>
+      <w:r>
+        <w:t xml:space="preserve">        // Файл с рисунком находится в каталоге приложения</w:t>
+      </w:r>
+    </w:p>
+    <w:p>
+      <w:pPr>
+        <w:pStyle w:val="Listing"/>
+      </w:pPr>
+      <w:r>
+        <w:t xml:space="preserve">        InputStream in = getServletContext().getResourceAsStream("/images/picture.png");</w:t>
+      </w:r>
+    </w:p>
+    <w:p>
+      <w:pPr>
+        <w:pStyle w:val="Listing"/>
+      </w:pPr>
+      <w:r>
+        <w:t xml:space="preserve">        if (in == null) {</w:t>
+      </w:r>
+    </w:p>
+    <w:p>
+      <w:pPr>
+        <w:pStyle w:val="Listing"/>
+      </w:pPr>
+      <w:r>
+        <w:t xml:space="preserve">            response.sendError(HttpServletResponse.SC_NOT_FOUND, "Файл рисунка не найден");</w:t>
+      </w:r>
+    </w:p>
+    <w:p>
+      <w:pPr>
+        <w:pStyle w:val="Listing"/>
+      </w:pPr>
+      <w:r>
+        <w:t xml:space="preserve">            return;</w:t>
+      </w:r>
+    </w:p>
+    <w:p>
+      <w:pPr>
+        <w:pStyle w:val="Listing"/>
+      </w:pPr>
+      <w:r>
+        <w:t xml:space="preserve">        }</w:t>
+      </w:r>
+    </w:p>
+    <w:p>
+      <w:pPr>
+        <w:pStyle w:val="Listing"/>
+      </w:pPr>
+    </w:p>
+    <w:p>
+      <w:pPr>
+        <w:pStyle w:val="Listing"/>
+      </w:pPr>
+      <w:r>
+        <w:t xml:space="preserve">        // Тип содержимого: браузер сам отображает рисунок</w:t>
+      </w:r>
+    </w:p>
+    <w:p>
+      <w:pPr>
+        <w:pStyle w:val="Listing"/>
+      </w:pPr>
+      <w:r>
+        <w:t xml:space="preserve">        response.setContentType("image/png");</w:t>
+      </w:r>
+    </w:p>
+    <w:p>
+      <w:pPr>
+        <w:pStyle w:val="Listing"/>
+      </w:pPr>
+      <w:r>
+        <w:t xml:space="preserve">        OutputStream out = response.getOutputStream();</w:t>
+      </w:r>
+    </w:p>
+    <w:p>
+      <w:pPr>
+        <w:pStyle w:val="Listing"/>
+      </w:pPr>
+      <w:r>
+        <w:t xml:space="preserve">        byte[] buffer = new byte[4096];</w:t>
+      </w:r>
+    </w:p>
+    <w:p>
+      <w:pPr>
+        <w:pStyle w:val="Listing"/>
+      </w:pPr>
+      <w:r>
+        <w:t xml:space="preserve">        int length;</w:t>
+      </w:r>
+    </w:p>
+    <w:p>
+      <w:pPr>
+        <w:pStyle w:val="Listing"/>
+      </w:pPr>
+      <w:r>
+        <w:t xml:space="preserve">        while ((length = in.read(buffer)) != -1) {</w:t>
+      </w:r>
+    </w:p>
+    <w:p>
+      <w:pPr>
+        <w:pStyle w:val="Listing"/>
+      </w:pPr>
+      <w:r>
+        <w:t xml:space="preserve">            out.write(buffer, 0, length);</w:t>
+      </w:r>
+    </w:p>
+    <w:p>
+      <w:pPr>
+        <w:pStyle w:val="Listing"/>
+      </w:pPr>
+      <w:r>
+        <w:t xml:space="preserve">        }</w:t>
+      </w:r>
+    </w:p>
+    <w:p>
+      <w:pPr>
+        <w:pStyle w:val="Listing"/>
+      </w:pPr>
+      <w:r>
+        <w:t xml:space="preserve">        in.close();</w:t>
+      </w:r>
+    </w:p>
+    <w:p>
+      <w:pPr>
+        <w:pStyle w:val="Listing"/>
+      </w:pPr>
+      <w:r>
+        <w:t xml:space="preserve">        out.close();</w:t>
+      </w:r>
+    </w:p>
+    <w:p>
+      <w:pPr>
+        <w:pStyle w:val="Listing"/>
+      </w:pPr>
+      <w:r>
+        <w:t xml:space="preserve">    }</w:t>
+      </w:r>
+    </w:p>
+    <w:p/>
     <w:sectPr>
       <w:headerReference w:type="default" r:id="rId16"/>
       <w:footerReference w:type="default" r:id="rId17"/>
@@ -5725,31 +5778,31 @@
       </w:rPr>
     </w:lvl>
   </w:abstractNum>
-  <w:num w:numId="1" w16cid:durableId="285816790">
+  <w:num w:numId="1" w16cid:durableId="559368079">
     <w:abstractNumId w:val="8"/>
   </w:num>
-  <w:num w:numId="2" w16cid:durableId="428085950">
+  <w:num w:numId="2" w16cid:durableId="291644030">
     <w:abstractNumId w:val="6"/>
   </w:num>
-  <w:num w:numId="3" w16cid:durableId="820343142">
+  <w:num w:numId="3" w16cid:durableId="2031636236">
     <w:abstractNumId w:val="5"/>
   </w:num>
-  <w:num w:numId="4" w16cid:durableId="1225028999">
+  <w:num w:numId="4" w16cid:durableId="1690521349">
     <w:abstractNumId w:val="4"/>
   </w:num>
-  <w:num w:numId="5" w16cid:durableId="665206334">
+  <w:num w:numId="5" w16cid:durableId="1250773957">
     <w:abstractNumId w:val="7"/>
   </w:num>
-  <w:num w:numId="6" w16cid:durableId="1113328779">
+  <w:num w:numId="6" w16cid:durableId="1477720005">
     <w:abstractNumId w:val="3"/>
   </w:num>
-  <w:num w:numId="7" w16cid:durableId="11539014">
+  <w:num w:numId="7" w16cid:durableId="1439176627">
     <w:abstractNumId w:val="2"/>
   </w:num>
-  <w:num w:numId="8" w16cid:durableId="656886038">
+  <w:num w:numId="8" w16cid:durableId="1024356624">
     <w:abstractNumId w:val="1"/>
   </w:num>
-  <w:num w:numId="9" w16cid:durableId="1791707397">
+  <w:num w:numId="9" w16cid:durableId="592515074">
     <w:abstractNumId w:val="0"/>
   </w:num>
 </w:numbering>
@@ -6171,6 +6224,7 @@
       <w:rFonts w:asciiTheme="majorHAnsi" w:eastAsiaTheme="majorEastAsia" w:hAnsiTheme="majorHAnsi" w:cstheme="majorBidi"/>
       <w:b/>
       <w:bCs/>
+      <w:caps/>
       <w:szCs w:val="28"/>
     </w:rPr>
   </w:style>
@@ -17155,7 +17209,7 @@
     <w:autoRedefine/>
     <w:uiPriority w:val="39"/>
     <w:unhideWhenUsed/>
-    <w:rsid w:val="00384764"/>
+    <w:rsid w:val="00B112A6"/>
     <w:pPr>
       <w:spacing w:after="100"/>
     </w:pPr>
@@ -17167,7 +17221,7 @@
     <w:autoRedefine/>
     <w:uiPriority w:val="39"/>
     <w:unhideWhenUsed/>
-    <w:rsid w:val="00384764"/>
+    <w:rsid w:val="00B112A6"/>
     <w:pPr>
       <w:spacing w:after="100"/>
       <w:ind w:left="280"/>
@@ -17178,7 +17232,7 @@
     <w:basedOn w:val="a2"/>
     <w:uiPriority w:val="99"/>
     <w:unhideWhenUsed/>
-    <w:rsid w:val="00384764"/>
+    <w:rsid w:val="00B112A6"/>
     <w:rPr>
       <w:color w:val="0000FF" w:themeColor="hyperlink"/>
       <w:u w:val="single"/>

--- a/airp/lab3/report/Отчет_ЛР3.docx
+++ b/airp/lab3/report/Отчет_ЛР3.docx
@@ -306,13 +306,13 @@
       <w:r>
         <w:fldChar w:fldCharType="separate"/>
       </w:r>
-      <w:hyperlink w:anchor="_Toc242612923" w:history="1">
+      <w:hyperlink w:anchor="_Toc242646914" w:history="1">
         <w:r>
           <w:rPr>
             <w:rStyle w:val="aff8"/>
             <w:noProof/>
           </w:rPr>
-          <w:t>1 Цель работы</w:t>
+          <w:t>1 ЦЕЛЬ РАБОТЫ</w:t>
         </w:r>
         <w:r>
           <w:rPr>
@@ -333,7 +333,7 @@
             <w:noProof/>
             <w:webHidden/>
           </w:rPr>
-          <w:instrText xml:space="preserve"> PAGEREF _Toc242612923 \h </w:instrText>
+          <w:instrText xml:space="preserve"> PAGEREF _Toc242646914 \h </w:instrText>
         </w:r>
         <w:r>
           <w:rPr>
@@ -379,13 +379,13 @@
           <w14:ligatures w14:val="standardContextual"/>
         </w:rPr>
       </w:pPr>
-      <w:hyperlink w:anchor="_Toc242612924" w:history="1">
+      <w:hyperlink w:anchor="_Toc242646915" w:history="1">
         <w:r>
           <w:rPr>
             <w:rStyle w:val="aff8"/>
             <w:noProof/>
           </w:rPr>
-          <w:t>2 Ход работы</w:t>
+          <w:t>2 ХОД РАБОТЫ</w:t>
         </w:r>
         <w:r>
           <w:rPr>
@@ -406,7 +406,7 @@
             <w:noProof/>
             <w:webHidden/>
           </w:rPr>
-          <w:instrText xml:space="preserve"> PAGEREF _Toc242612924 \h </w:instrText>
+          <w:instrText xml:space="preserve"> PAGEREF _Toc242646915 \h </w:instrText>
         </w:r>
         <w:r>
           <w:rPr>
@@ -452,7 +452,7 @@
           <w14:ligatures w14:val="standardContextual"/>
         </w:rPr>
       </w:pPr>
-      <w:hyperlink w:anchor="_Toc242612925" w:history="1">
+      <w:hyperlink w:anchor="_Toc242646916" w:history="1">
         <w:r>
           <w:rPr>
             <w:rStyle w:val="aff8"/>
@@ -479,7 +479,7 @@
             <w:noProof/>
             <w:webHidden/>
           </w:rPr>
-          <w:instrText xml:space="preserve"> PAGEREF _Toc242612925 \h </w:instrText>
+          <w:instrText xml:space="preserve"> PAGEREF _Toc242646916 \h </w:instrText>
         </w:r>
         <w:r>
           <w:rPr>
@@ -525,7 +525,7 @@
           <w14:ligatures w14:val="standardContextual"/>
         </w:rPr>
       </w:pPr>
-      <w:hyperlink w:anchor="_Toc242612926" w:history="1">
+      <w:hyperlink w:anchor="_Toc242646917" w:history="1">
         <w:r>
           <w:rPr>
             <w:rStyle w:val="aff8"/>
@@ -552,7 +552,7 @@
             <w:noProof/>
             <w:webHidden/>
           </w:rPr>
-          <w:instrText xml:space="preserve"> PAGEREF _Toc242612926 \h </w:instrText>
+          <w:instrText xml:space="preserve"> PAGEREF _Toc242646917 \h </w:instrText>
         </w:r>
         <w:r>
           <w:rPr>
@@ -598,7 +598,7 @@
           <w14:ligatures w14:val="standardContextual"/>
         </w:rPr>
       </w:pPr>
-      <w:hyperlink w:anchor="_Toc242612927" w:history="1">
+      <w:hyperlink w:anchor="_Toc242646918" w:history="1">
         <w:r>
           <w:rPr>
             <w:rStyle w:val="aff8"/>
@@ -625,7 +625,7 @@
             <w:noProof/>
             <w:webHidden/>
           </w:rPr>
-          <w:instrText xml:space="preserve"> PAGEREF _Toc242612927 \h </w:instrText>
+          <w:instrText xml:space="preserve"> PAGEREF _Toc242646918 \h </w:instrText>
         </w:r>
         <w:r>
           <w:rPr>
@@ -671,7 +671,7 @@
           <w14:ligatures w14:val="standardContextual"/>
         </w:rPr>
       </w:pPr>
-      <w:hyperlink w:anchor="_Toc242612928" w:history="1">
+      <w:hyperlink w:anchor="_Toc242646919" w:history="1">
         <w:r>
           <w:rPr>
             <w:rStyle w:val="aff8"/>
@@ -706,7 +706,7 @@
             <w:noProof/>
             <w:webHidden/>
           </w:rPr>
-          <w:instrText xml:space="preserve"> PAGEREF _Toc242612928 \h </w:instrText>
+          <w:instrText xml:space="preserve"> PAGEREF _Toc242646919 \h </w:instrText>
         </w:r>
         <w:r>
           <w:rPr>
@@ -752,7 +752,7 @@
           <w14:ligatures w14:val="standardContextual"/>
         </w:rPr>
       </w:pPr>
-      <w:hyperlink w:anchor="_Toc242612929" w:history="1">
+      <w:hyperlink w:anchor="_Toc242646920" w:history="1">
         <w:r>
           <w:rPr>
             <w:rStyle w:val="aff8"/>
@@ -794,7 +794,7 @@
             <w:noProof/>
             <w:webHidden/>
           </w:rPr>
-          <w:instrText xml:space="preserve"> PAGEREF _Toc242612929 \h </w:instrText>
+          <w:instrText xml:space="preserve"> PAGEREF _Toc242646920 \h </w:instrText>
         </w:r>
         <w:r>
           <w:rPr>
@@ -840,7 +840,7 @@
           <w14:ligatures w14:val="standardContextual"/>
         </w:rPr>
       </w:pPr>
-      <w:hyperlink w:anchor="_Toc242612930" w:history="1">
+      <w:hyperlink w:anchor="_Toc242646921" w:history="1">
         <w:r>
           <w:rPr>
             <w:rStyle w:val="aff8"/>
@@ -867,7 +867,7 @@
             <w:noProof/>
             <w:webHidden/>
           </w:rPr>
-          <w:instrText xml:space="preserve"> PAGEREF _Toc242612930 \h </w:instrText>
+          <w:instrText xml:space="preserve"> PAGEREF _Toc242646921 \h </w:instrText>
         </w:r>
         <w:r>
           <w:rPr>
@@ -913,7 +913,7 @@
           <w14:ligatures w14:val="standardContextual"/>
         </w:rPr>
       </w:pPr>
-      <w:hyperlink w:anchor="_Toc242612931" w:history="1">
+      <w:hyperlink w:anchor="_Toc242646922" w:history="1">
         <w:r>
           <w:rPr>
             <w:rStyle w:val="aff8"/>
@@ -940,7 +940,7 @@
             <w:noProof/>
             <w:webHidden/>
           </w:rPr>
-          <w:instrText xml:space="preserve"> PAGEREF _Toc242612931 \h </w:instrText>
+          <w:instrText xml:space="preserve"> PAGEREF _Toc242646922 \h </w:instrText>
         </w:r>
         <w:r>
           <w:rPr>
@@ -986,7 +986,7 @@
           <w14:ligatures w14:val="standardContextual"/>
         </w:rPr>
       </w:pPr>
-      <w:hyperlink w:anchor="_Toc242612932" w:history="1">
+      <w:hyperlink w:anchor="_Toc242646923" w:history="1">
         <w:r>
           <w:rPr>
             <w:rStyle w:val="aff8"/>
@@ -1013,7 +1013,7 @@
             <w:noProof/>
             <w:webHidden/>
           </w:rPr>
-          <w:instrText xml:space="preserve"> PAGEREF _Toc242612932 \h </w:instrText>
+          <w:instrText xml:space="preserve"> PAGEREF _Toc242646923 \h </w:instrText>
         </w:r>
         <w:r>
           <w:rPr>
@@ -1059,13 +1059,13 @@
           <w14:ligatures w14:val="standardContextual"/>
         </w:rPr>
       </w:pPr>
-      <w:hyperlink w:anchor="_Toc242612933" w:history="1">
+      <w:hyperlink w:anchor="_Toc242646924" w:history="1">
         <w:r>
           <w:rPr>
             <w:rStyle w:val="aff8"/>
             <w:noProof/>
           </w:rPr>
-          <w:t>3 Ответы на контрольные вопросы</w:t>
+          <w:t>3 ОТВЕТЫ НА КОНТРОЛЬНЫЕ ВОПРОСЫ</w:t>
         </w:r>
         <w:r>
           <w:rPr>
@@ -1086,7 +1086,7 @@
             <w:noProof/>
             <w:webHidden/>
           </w:rPr>
-          <w:instrText xml:space="preserve"> PAGEREF _Toc242612933 \h </w:instrText>
+          <w:instrText xml:space="preserve"> PAGEREF _Toc242646924 \h </w:instrText>
         </w:r>
         <w:r>
           <w:rPr>
@@ -1132,13 +1132,13 @@
           <w14:ligatures w14:val="standardContextual"/>
         </w:rPr>
       </w:pPr>
-      <w:hyperlink w:anchor="_Toc242612934" w:history="1">
+      <w:hyperlink w:anchor="_Toc242646925" w:history="1">
         <w:r>
           <w:rPr>
             <w:rStyle w:val="aff8"/>
             <w:noProof/>
           </w:rPr>
-          <w:t>Выводы</w:t>
+          <w:t>ВЫВОДЫ</w:t>
         </w:r>
         <w:r>
           <w:rPr>
@@ -1159,7 +1159,7 @@
             <w:noProof/>
             <w:webHidden/>
           </w:rPr>
-          <w:instrText xml:space="preserve"> PAGEREF _Toc242612934 \h </w:instrText>
+          <w:instrText xml:space="preserve"> PAGEREF _Toc242646925 \h </w:instrText>
         </w:r>
         <w:r>
           <w:rPr>
@@ -1205,13 +1205,13 @@
           <w14:ligatures w14:val="standardContextual"/>
         </w:rPr>
       </w:pPr>
-      <w:hyperlink w:anchor="_Toc242612935" w:history="1">
+      <w:hyperlink w:anchor="_Toc242646926" w:history="1">
         <w:r>
           <w:rPr>
             <w:rStyle w:val="aff8"/>
             <w:noProof/>
           </w:rPr>
-          <w:t>Приложение А (обязательное) Листинги программного кода</w:t>
+          <w:t>ПРИЛОЖЕНИЕ А (ОБЯЗАТЕЛЬНОЕ) ЛИСТИНГИ ПРОГРАММНОГО КОДА</w:t>
         </w:r>
         <w:r>
           <w:rPr>
@@ -1232,7 +1232,7 @@
             <w:noProof/>
             <w:webHidden/>
           </w:rPr>
-          <w:instrText xml:space="preserve"> PAGEREF _Toc242612935 \h </w:instrText>
+          <w:instrText xml:space="preserve"> PAGEREF _Toc242646926 \h </w:instrText>
         </w:r>
         <w:r>
           <w:rPr>
@@ -1278,13 +1278,13 @@
         <w:pStyle w:val="1"/>
         <w:ind w:firstLine="709"/>
       </w:pPr>
-      <w:bookmarkStart w:id="0" w:name="_Toc242612923"/>
+      <w:bookmarkStart w:id="0" w:name="_Toc242646914"/>
       <w:r>
         <w:rPr>
           <w:rFonts w:ascii="Times New Roman" w:hAnsi="Times New Roman"/>
         </w:rPr>
         <w:lastRenderedPageBreak/>
-        <w:t>1 Цель работы</w:t>
+        <w:t>1 ЦЕЛЬ РАБОТЫ</w:t>
       </w:r>
       <w:bookmarkEnd w:id="0"/>
     </w:p>
@@ -1352,13 +1352,13 @@
         <w:pStyle w:val="1"/>
         <w:ind w:firstLine="709"/>
       </w:pPr>
-      <w:bookmarkStart w:id="1" w:name="_Toc242612924"/>
+      <w:bookmarkStart w:id="1" w:name="_Toc242646915"/>
       <w:r>
         <w:rPr>
           <w:rFonts w:ascii="Times New Roman" w:hAnsi="Times New Roman"/>
         </w:rPr>
         <w:lastRenderedPageBreak/>
-        <w:t>2 Ход работы</w:t>
+        <w:t>2 ХОД РАБОТЫ</w:t>
       </w:r>
       <w:bookmarkEnd w:id="1"/>
     </w:p>
@@ -1413,7 +1413,7 @@
         <w:spacing w:before="360"/>
         <w:ind w:firstLine="709"/>
       </w:pPr>
-      <w:bookmarkStart w:id="2" w:name="_Toc242612925"/>
+      <w:bookmarkStart w:id="2" w:name="_Toc242646916"/>
       <w:r>
         <w:rPr>
           <w:rFonts w:ascii="Times New Roman" w:hAnsi="Times New Roman"/>
@@ -1509,7 +1509,7 @@
         <w:spacing w:before="360"/>
         <w:ind w:firstLine="709"/>
       </w:pPr>
-      <w:bookmarkStart w:id="3" w:name="_Toc242612926"/>
+      <w:bookmarkStart w:id="3" w:name="_Toc242646917"/>
       <w:r>
         <w:rPr>
           <w:rFonts w:ascii="Times New Roman" w:hAnsi="Times New Roman"/>
@@ -1641,10 +1641,7 @@
         <w:t>HttpServletResponse response</w:t>
       </w:r>
       <w:r>
-        <w:t>)</w:t>
-      </w:r>
-      <w:r>
-        <w:t xml:space="preserve">. Значение элемента формы читает метод </w:t>
+        <w:t xml:space="preserve">). Значение элемента формы читает метод </w:t>
       </w:r>
       <w:r>
         <w:rPr>
@@ -1653,10 +1650,7 @@
         <w:t>request.getParameter</w:t>
       </w:r>
       <w:r>
-        <w:t>("имя")</w:t>
-      </w:r>
-      <w:r>
-        <w:t xml:space="preserve">, ответ клиенту записывается в поток </w:t>
+        <w:t xml:space="preserve">(«имя»), ответ клиенту записывается в поток </w:t>
       </w:r>
       <w:r>
         <w:rPr>
@@ -1665,10 +1659,7 @@
         <w:t>response.getWriter</w:t>
       </w:r>
       <w:r>
-        <w:t>()</w:t>
-      </w:r>
-      <w:r>
-        <w:t xml:space="preserve"> методом </w:t>
+        <w:t xml:space="preserve">() методом </w:t>
       </w:r>
       <w:r>
         <w:rPr>
@@ -1686,10 +1677,7 @@
         <w:t>response.setContentType</w:t>
       </w:r>
       <w:r>
-        <w:t>(...)</w:t>
-      </w:r>
-      <w:r>
-        <w:t>.</w:t>
+        <w:t>(...).</w:t>
       </w:r>
     </w:p>
     <w:p>
@@ -1815,7 +1803,7 @@
         <w:spacing w:before="360"/>
         <w:ind w:firstLine="709"/>
       </w:pPr>
-      <w:bookmarkStart w:id="4" w:name="_Toc242612927"/>
+      <w:bookmarkStart w:id="4" w:name="_Toc242646918"/>
       <w:r>
         <w:rPr>
           <w:rFonts w:ascii="Times New Roman" w:hAnsi="Times New Roman"/>
@@ -1921,10 +1909,7 @@
         <w:t>lab_servlet</w:t>
       </w:r>
       <w:r>
-        <w:t>/</w:t>
-      </w:r>
-      <w:r>
-        <w:t xml:space="preserve">. Клиент вынесен во второй проект </w:t>
+        <w:t xml:space="preserve">/. Клиент вынесен во второй проект </w:t>
       </w:r>
       <w:r>
         <w:rPr>
@@ -1933,7 +1918,7 @@
         <w:t>apacheclient</w:t>
       </w:r>
       <w:r>
-        <w:t>, как требует задание. Состав проектов приведен в таблице 3.1.</w:t>
+        <w:t>, как требует задание. Состав проектов приведен в таблице 3.1.</w:t>
       </w:r>
     </w:p>
     <w:p>
@@ -1943,7 +1928,7 @@
         <w:jc w:val="both"/>
       </w:pPr>
       <w:r>
-        <w:t>Данные по теме «состав проектов» приведены в таблице 2.1.</w:t>
+        <w:t>Данные по теме «состав проектов» приведены в таблице 2.1.</w:t>
       </w:r>
     </w:p>
     <w:p>
@@ -1952,7 +1937,7 @@
         <w:spacing w:before="360"/>
       </w:pPr>
       <w:r>
-        <w:t>Таблица 2.1 – Состав проектов</w:t>
+        <w:t>Таблица 2.1 – Состав проектов</w:t>
       </w:r>
     </w:p>
     <w:tbl>
@@ -2433,7 +2418,7 @@
         <w:spacing w:before="360"/>
         <w:ind w:firstLine="709"/>
       </w:pPr>
-      <w:bookmarkStart w:id="5" w:name="_Toc242612928"/>
+      <w:bookmarkStart w:id="5" w:name="_Toc242646919"/>
       <w:r>
         <w:rPr>
           <w:rFonts w:ascii="Times New Roman" w:hAnsi="Times New Roman"/>
@@ -2509,7 +2494,7 @@
         <w:jc w:val="both"/>
       </w:pPr>
       <w:r>
-        <w:t>Страница в браузере показана на рисунке 2.1.</w:t>
+        <w:t>Страница в браузере показана на рисунке 2.1.</w:t>
       </w:r>
     </w:p>
     <w:p>
@@ -2566,7 +2551,7 @@
         <w:jc w:val="center"/>
       </w:pPr>
       <w:r>
-        <w:t xml:space="preserve">Рисунок 2.1 – Страница </w:t>
+        <w:t xml:space="preserve">Рисунок 2.1 – Страница </w:t>
       </w:r>
       <w:r>
         <w:rPr>
@@ -2591,7 +2576,7 @@
         <w:spacing w:before="360"/>
         <w:ind w:firstLine="709"/>
       </w:pPr>
-      <w:bookmarkStart w:id="6" w:name="_Toc242612929"/>
+      <w:bookmarkStart w:id="6" w:name="_Toc242646920"/>
       <w:r>
         <w:rPr>
           <w:rFonts w:ascii="Times New Roman" w:hAnsi="Times New Roman"/>
@@ -2637,10 +2622,7 @@
         <w:t>init</w:t>
       </w:r>
       <w:r>
-        <w:t>()</w:t>
-      </w:r>
-      <w:r>
-        <w:t xml:space="preserve">) создается таблица </w:t>
+        <w:t xml:space="preserve">()) создается таблица </w:t>
       </w:r>
       <w:r>
         <w:rPr>
@@ -2739,10 +2721,7 @@
         <w:t>web.xml</w:t>
       </w:r>
       <w:r>
-        <w:t xml:space="preserve">, структура которого приведена в приложении А. В нем заданы имена и классы сервлетов, их адреса </w:t>
-      </w:r>
-      <w:r>
-        <w:t>/</w:t>
+        <w:t>, структура которого приведена в приложении А. В нем заданы имена и классы сервлетов, их адреса /</w:t>
       </w:r>
       <w:r>
         <w:rPr>
@@ -2751,10 +2730,7 @@
         <w:t>MyServlet</w:t>
       </w:r>
       <w:r>
-        <w:t xml:space="preserve"> и </w:t>
-      </w:r>
-      <w:r>
-        <w:t>/</w:t>
+        <w:t xml:space="preserve"> и /</w:t>
       </w:r>
       <w:r>
         <w:rPr>
@@ -2781,7 +2757,7 @@
         <w:spacing w:before="360"/>
         <w:ind w:firstLine="709"/>
       </w:pPr>
-      <w:bookmarkStart w:id="7" w:name="_Toc242612930"/>
+      <w:bookmarkStart w:id="7" w:name="_Toc242646921"/>
       <w:r>
         <w:rPr>
           <w:rFonts w:ascii="Times New Roman" w:hAnsi="Times New Roman"/>
@@ -2796,7 +2772,7 @@
         <w:jc w:val="both"/>
       </w:pPr>
       <w:r>
-        <w:t>Перевод слова «привет» показан на рисунке 2.2.</w:t>
+        <w:t>Перевод слова «привет» показан на рисунке 2.2.</w:t>
       </w:r>
     </w:p>
     <w:p>
@@ -2853,7 +2829,7 @@
         <w:jc w:val="center"/>
       </w:pPr>
       <w:r>
-        <w:t>Рисунок 2.2 – Перевод с русского языка на английский</w:t>
+        <w:t>Рисунок 2.2 – Перевод с русского языка на английский</w:t>
       </w:r>
     </w:p>
     <w:p/>
@@ -2899,10 +2875,7 @@
         <w:t>txt</w:t>
       </w:r>
       <w:r>
-        <w:t>=привет</w:t>
-      </w:r>
-      <w:r>
-        <w:t xml:space="preserve"> в закодированном виде.</w:t>
+        <w:t>=привет в закодированном виде.</w:t>
       </w:r>
     </w:p>
     <w:p>
@@ -2920,7 +2893,7 @@
         <w:t>book</w:t>
       </w:r>
       <w:r>
-        <w:t xml:space="preserve"> показан на рисунке 2.3.</w:t>
+        <w:t xml:space="preserve"> показан на рисунке 2.3.</w:t>
       </w:r>
     </w:p>
     <w:p>
@@ -2976,7 +2949,7 @@
         <w:jc w:val="center"/>
       </w:pPr>
       <w:r>
-        <w:t>Рисунок 2.3 – Обратный перевод с английского языка на русский</w:t>
+        <w:t>Рисунок 2.3 – Обратный перевод с английского языка на русский</w:t>
       </w:r>
     </w:p>
     <w:p/>
@@ -3013,7 +2986,7 @@
         <w:jc w:val="both"/>
       </w:pPr>
       <w:r>
-        <w:t>Если слова нет в базе данных, сервлет сообщает об этом, как показано на рисунке 2.4.</w:t>
+        <w:t>Если слова нет в базе данных, сервлет сообщает об этом, как показано на рисунке 2.4.</w:t>
       </w:r>
     </w:p>
     <w:p>
@@ -3069,7 +3042,7 @@
         <w:jc w:val="center"/>
       </w:pPr>
       <w:r>
-        <w:t>Рисунок 2.4 – Слово отсутствует в словаре</w:t>
+        <w:t>Рисунок 2.4 – Слово отсутствует в словаре</w:t>
       </w:r>
     </w:p>
     <w:p/>
@@ -3088,7 +3061,7 @@
         <w:spacing w:before="360"/>
         <w:ind w:firstLine="709"/>
       </w:pPr>
-      <w:bookmarkStart w:id="8" w:name="_Toc242612931"/>
+      <w:bookmarkStart w:id="8" w:name="_Toc242646922"/>
       <w:r>
         <w:rPr>
           <w:rFonts w:ascii="Times New Roman" w:hAnsi="Times New Roman"/>
@@ -3224,7 +3197,7 @@
         <w:jc w:val="both"/>
       </w:pPr>
       <w:r>
-        <w:t>Окно клиента показано на рисунке 2.5.</w:t>
+        <w:t>Окно клиента показано на рисунке 2.5.</w:t>
       </w:r>
     </w:p>
     <w:p>
@@ -3280,7 +3253,7 @@
         <w:jc w:val="center"/>
       </w:pPr>
       <w:r>
-        <w:t>Рисунок 2.5 – Окно клиента после запуска</w:t>
+        <w:t>Рисунок 2.5 – Окно клиента после запуска</w:t>
       </w:r>
     </w:p>
     <w:p/>
@@ -3299,7 +3272,7 @@
         <w:jc w:val="both"/>
       </w:pPr>
       <w:r>
-        <w:t>Перевод слова «дом» через клиент показан на рисунке 2.6.</w:t>
+        <w:t>Перевод слова «дом» через клиент показан на рисунке 2.6.</w:t>
       </w:r>
     </w:p>
     <w:p>
@@ -3355,7 +3328,7 @@
         <w:jc w:val="center"/>
       </w:pPr>
       <w:r>
-        <w:t>Рисунок 2.6 – Перевод слова через клиент</w:t>
+        <w:t>Рисунок 2.6 – Перевод слова через клиент</w:t>
       </w:r>
     </w:p>
     <w:p/>
@@ -3392,7 +3365,7 @@
         <w:t>student</w:t>
       </w:r>
       <w:r>
-        <w:t xml:space="preserve"> показан на рисунке 2.7.</w:t>
+        <w:t xml:space="preserve"> показан на рисунке 2.7.</w:t>
       </w:r>
     </w:p>
     <w:p>
@@ -3448,7 +3421,7 @@
         <w:jc w:val="center"/>
       </w:pPr>
       <w:r>
-        <w:t>Рисунок 2.7 – Обратный перевод через клиент</w:t>
+        <w:t>Рисунок 2.7 – Обратный перевод через клиент</w:t>
       </w:r>
     </w:p>
     <w:p/>
@@ -3476,7 +3449,7 @@
         <w:spacing w:before="360"/>
         <w:ind w:firstLine="709"/>
       </w:pPr>
-      <w:bookmarkStart w:id="9" w:name="_Toc242612932"/>
+      <w:bookmarkStart w:id="9" w:name="_Toc242646923"/>
       <w:r>
         <w:rPr>
           <w:rFonts w:ascii="Times New Roman" w:hAnsi="Times New Roman"/>
@@ -3501,10 +3474,7 @@
         <w:t>ImageServlet</w:t>
       </w:r>
       <w:r>
-        <w:t xml:space="preserve"> читает файл </w:t>
-      </w:r>
-      <w:r>
-        <w:t>/</w:t>
+        <w:t xml:space="preserve"> читает файл /</w:t>
       </w:r>
       <w:r>
         <w:rPr>
@@ -3540,7 +3510,7 @@
         <w:jc w:val="both"/>
       </w:pPr>
       <w:r>
-        <w:t>Результат вызова сервлета кнопкой «Показать рисунок» показан на рисунке 2.8.</w:t>
+        <w:t>Результат вызова сервлета кнопкой «Показать рисунок» показан на рисунке 2.8.</w:t>
       </w:r>
     </w:p>
     <w:p>
@@ -3596,7 +3566,7 @@
         <w:jc w:val="center"/>
       </w:pPr>
       <w:r>
-        <w:t xml:space="preserve">Рисунок 2.8 – Рисунок, возвращенный сервлетом </w:t>
+        <w:t xml:space="preserve">Рисунок 2.8 – Рисунок, возвращенный сервлетом </w:t>
       </w:r>
       <w:r>
         <w:rPr>
@@ -3621,10 +3591,7 @@
         <w:t>picture.png</w:t>
       </w:r>
       <w:r>
-        <w:t xml:space="preserve"> от сервлета по адресу </w:t>
-      </w:r>
-      <w:r>
-        <w:t>/</w:t>
+        <w:t xml:space="preserve"> от сервлета по адресу /</w:t>
       </w:r>
       <w:r>
         <w:rPr>
@@ -3646,13 +3613,13 @@
         <w:pStyle w:val="1"/>
         <w:ind w:firstLine="709"/>
       </w:pPr>
-      <w:bookmarkStart w:id="10" w:name="_Toc242612933"/>
+      <w:bookmarkStart w:id="10" w:name="_Toc242646924"/>
       <w:r>
         <w:rPr>
           <w:rFonts w:ascii="Times New Roman" w:hAnsi="Times New Roman"/>
         </w:rPr>
         <w:lastRenderedPageBreak/>
-        <w:t>3 Ответы на контрольные вопросы</w:t>
+        <w:t>3 ОТВЕТЫ НА КОНТРОЛЬНЫЕ ВОПРОСЫ</w:t>
       </w:r>
       <w:bookmarkEnd w:id="10"/>
     </w:p>
@@ -3824,10 +3791,7 @@
         <w:t>MyServlet</w:t>
       </w:r>
       <w:r>
-        <w:t>"</w:t>
-      </w:r>
-      <w:r>
-        <w:t xml:space="preserve">), а кнопка с типом </w:t>
+        <w:t xml:space="preserve">"), а кнопка с типом </w:t>
       </w:r>
       <w:r>
         <w:rPr>
@@ -3962,10 +3926,7 @@
         <w:t>response.getWriter</w:t>
       </w:r>
       <w:r>
-        <w:t>()</w:t>
-      </w:r>
-      <w:r>
-        <w:t xml:space="preserve"> и метод </w:t>
+        <w:t xml:space="preserve">() и метод </w:t>
       </w:r>
       <w:r>
         <w:rPr>
@@ -3983,10 +3944,7 @@
         <w:t>response.getOutputStream</w:t>
       </w:r>
       <w:r>
-        <w:t>()</w:t>
-      </w:r>
-      <w:r>
-        <w:t xml:space="preserve"> с установленным типом содержимого (</w:t>
+        <w:t>() с установленным типом содержимого (</w:t>
       </w:r>
       <w:r>
         <w:rPr>
@@ -4017,13 +3975,13 @@
         <w:pStyle w:val="1"/>
         <w:jc w:val="center"/>
       </w:pPr>
-      <w:bookmarkStart w:id="11" w:name="_Toc242612934"/>
+      <w:bookmarkStart w:id="11" w:name="_Toc242646925"/>
       <w:r>
         <w:rPr>
           <w:rFonts w:ascii="Times New Roman" w:hAnsi="Times New Roman"/>
         </w:rPr>
         <w:lastRenderedPageBreak/>
-        <w:t>Выводы</w:t>
+        <w:t>ВЫВОДЫ</w:t>
       </w:r>
       <w:bookmarkEnd w:id="11"/>
     </w:p>
@@ -4109,26 +4067,27 @@
         <w:pStyle w:val="1"/>
         <w:jc w:val="center"/>
       </w:pPr>
-      <w:bookmarkStart w:id="12" w:name="_Toc242612935"/>
-      <w:r>
+      <w:bookmarkStart w:id="12" w:name="_Toc242646926"/>
+      <w:r>
+        <w:rPr>
+          <w:rFonts w:ascii="Times New Roman" w:hAnsi="Times New Roman"/>
+        </w:rPr>
         <w:lastRenderedPageBreak/>
-        <w:t>Приложение А</w:t>
-      </w:r>
-      <w:r>
+        <w:t>ПРИЛОЖЕНИЕ А</w:t>
+      </w:r>
+      <w:r>
+        <w:rPr>
+          <w:rFonts w:ascii="Times New Roman" w:hAnsi="Times New Roman"/>
+        </w:rPr>
         <w:br/>
-      </w:r>
-      <w:r>
-        <w:rPr>
-          <w:caps w:val="0"/>
-        </w:rPr>
-        <w:t>(обязательное)</w:t>
-      </w:r>
-      <w:r>
-        <w:rPr>
-          <w:caps w:val="0"/>
+        <w:t>(ОБЯЗАТЕЛЬНОЕ)</w:t>
+      </w:r>
+      <w:r>
+        <w:rPr>
+          <w:rFonts w:ascii="Times New Roman" w:hAnsi="Times New Roman"/>
         </w:rPr>
         <w:br/>
-        <w:t>Листинги программного кода</w:t>
+        <w:t>ЛИСТИНГИ ПРОГРАММНОГО КОДА</w:t>
       </w:r>
       <w:bookmarkEnd w:id="12"/>
     </w:p>
@@ -5508,10 +5467,9 @@
     </w:p>
     <w:p/>
     <w:sectPr>
-      <w:headerReference w:type="default" r:id="rId16"/>
-      <w:footerReference w:type="default" r:id="rId17"/>
+      <w:footerReference w:type="default" r:id="rId16"/>
       <w:pgSz w:w="11906" w:h="16838"/>
-      <w:pgMar w:top="1134" w:right="850" w:bottom="1134" w:left="1701" w:header="720" w:footer="720" w:gutter="0"/>
+      <w:pgMar w:top="1134" w:right="850" w:bottom="1134" w:left="1701" w:header="720" w:footer="567" w:gutter="0"/>
       <w:cols w:space="720"/>
       <w:docGrid w:linePitch="360"/>
     </w:sectPr>
@@ -5593,16 +5551,6 @@
     </w:p>
   </w:footnote>
 </w:footnotes>
-</file>
-
-<file path=word/header1.xml><?xml version="1.0" encoding="utf-8"?>
-<w:hdr xmlns:wpc="http://schemas.microsoft.com/office/word/2010/wordprocessingCanvas" xmlns:cx="http://schemas.microsoft.com/office/drawing/2014/chartex" xmlns:cx1="http://schemas.microsoft.com/office/drawing/2015/9/8/chartex" xmlns:cx2="http://schemas.microsoft.com/office/drawing/2015/10/21/chartex" xmlns:cx3="http://schemas.microsoft.com/office/drawing/2016/5/9/chartex" xmlns:cx4="http://schemas.microsoft.com/office/drawing/2016/5/10/chartex" xmlns:cx5="http://schemas.microsoft.com/office/drawing/2016/5/11/chartex" xmlns:cx6="http://schemas.microsoft.com/office/drawing/2016/5/12/chartex" xmlns:cx7="http://schemas.microsoft.com/office/drawing/2016/5/13/chartex" xmlns:cx8="http://schemas.microsoft.com/office/drawing/2016/5/14/chartex" xmlns:mc="http://schemas.openxmlformats.org/markup-compatibility/2006" xmlns:aink="http://schemas.microsoft.com/office/drawing/2016/ink" xmlns:am3d="http://schemas.microsoft.com/office/drawing/2017/model3d" xmlns:o="urn:schemas-microsoft-com:office:office" xmlns:oel="http://schemas.microsoft.com/office/2019/extlst" xmlns:r="http://schemas.openxmlformats.org/officeDocument/2006/relationships" xmlns:m="http://schemas.openxmlformats.org/officeDocument/2006/math" xmlns:v="urn:schemas-microsoft-com:vml" xmlns:wp14="http://schemas.microsoft.com/office/word/2010/wordprocessingDrawing" xmlns:wp="http://schemas.openxmlformats.org/drawingml/2006/wordprocessingDrawing" xmlns:w10="urn:schemas-microsoft-com:office:word" xmlns:w="http://schemas.openxmlformats.org/wordprocessingml/2006/main" xmlns:w14="http://schemas.microsoft.com/office/word/2010/wordml" xmlns:w15="http://schemas.microsoft.com/office/word/2012/wordml" xmlns:w16cex="http://schemas.microsoft.com/office/word/2018/wordml/cex" xmlns:w16cid="http://schemas.microsoft.com/office/word/2016/wordml/cid" xmlns:w16="http://schemas.microsoft.com/office/word/2018/wordml" xmlns:w16du="http://schemas.microsoft.com/office/word/2023/wordml/word16du" xmlns:w16sdtdh="http://schemas.microsoft.com/office/word/2020/wordml/sdtdatahash" xmlns:w16sdtfl="http://schemas.microsoft.com/office/word/2024/wordml/sdtformatlock" xmlns:w16se="http://schemas.microsoft.com/office/word/2015/wordml/symex" xmlns:wpg="http://schemas.microsoft.com/office/word/2010/wordprocessingGroup" xmlns:wpi="http://schemas.microsoft.com/office/word/2010/wordprocessingInk" xmlns:wne="http://schemas.microsoft.com/office/word/2006/wordml" xmlns:wps="http://schemas.microsoft.com/office/word/2010/wordprocessingShape" mc:Ignorable="w14 w15 w16se w16cid w16 w16cex w16sdtdh w16sdtfl w16du wp14">
-  <w:p>
-    <w:pPr>
-      <w:pStyle w:val="a5"/>
-    </w:pPr>
-  </w:p>
-</w:hdr>
 </file>
 
 <file path=word/numbering.xml><?xml version="1.0" encoding="utf-8"?>
@@ -17234,8 +17182,7 @@
     <w:unhideWhenUsed/>
     <w:rsid w:val="00B112A6"/>
     <w:rPr>
-      <w:color w:val="0000FF" w:themeColor="hyperlink"/>
-      <w:u w:val="single"/>
+      <w:u w:val="none"/>
     </w:rPr>
   </w:style>
 </w:styles>
